--- a/docs/tables/entire/sec6_ckd.docx
+++ b/docs/tables/entire/sec6_ckd.docx
@@ -19,12 +19,12 @@
       <w:tblGrid>
         <w:gridCol w:w="2894"/>
         <w:gridCol w:w="778"/>
-        <w:gridCol w:w="1084"/>
-        <w:gridCol w:w="1879"/>
+        <w:gridCol w:w="839"/>
+        <w:gridCol w:w="1389"/>
         <w:gridCol w:w="1181"/>
         <w:gridCol w:w="778"/>
-        <w:gridCol w:w="1084"/>
-        <w:gridCol w:w="1756"/>
+        <w:gridCol w:w="839"/>
+        <w:gridCol w:w="1389"/>
         <w:gridCol w:w="1181"/>
       </w:tblGrid>
       <w:tr>
@@ -1692,7 +1692,7 @@
                 <w:szCs w:val="22"/>
                 <w:color w:val="000000"/>
               </w:rPr>
-              <w:t xml:space="preserve">0.024</w:t>
+              <w:t xml:space="preserve">0.026</w:t>
             </w:r>
           </w:p>
         </w:tc>
@@ -3035,113 +3035,113 @@
                 <w:szCs w:val="22"/>
                 <w:color w:val="000000"/>
               </w:rPr>
-              <w:t xml:space="preserve">1.12</w:t>
-            </w:r>
-          </w:p>
-        </w:tc>
-        <w:tc>
-          <w:tcPr>
-            <w:tcBorders>
-              <w:bottom w:val="none" w:sz="0" w:space="0" w:color="000000"/>
-              <w:top w:val="none" w:sz="0" w:space="0" w:color="000000"/>
-              <w:left w:val="none" w:sz="0" w:space="0" w:color="000000"/>
-              <w:right w:val="none" w:sz="0" w:space="0" w:color="000000"/>
-            </w:tcBorders>
-            <w:shd w:val="clear" w:color="auto" w:fill="FFFFFF"/>
-            <w:tcMar>
-              <w:top w:w="0" w:type="dxa"/>
-              <w:bottom w:w="0" w:type="dxa"/>
-              <w:left w:w="0" w:type="dxa"/>
-              <w:right w:w="0" w:type="dxa"/>
-            </w:tcMar>
-            <w:vAlign w:val="top"/>
-          </w:tcPr>
-          <w:p>
-            <w:pPr>
-              <w:pStyle w:val="Normal"/>
-              <w:jc w:val="center"/>
-              <w:pBdr>
-                <w:bottom w:val="none" w:sz="0" w:space="0" w:color="000000"/>
-                <w:top w:val="none" w:sz="0" w:space="0" w:color="000000"/>
-                <w:left w:val="none" w:sz="0" w:space="0" w:color="000000"/>
-                <w:right w:val="none" w:sz="0" w:space="0" w:color="000000"/>
-              </w:pBdr>
-              <w:spacing w:after="100" w:before="100" w:line="240"/>
-              <w:ind w:left="100" w:right="100" w:firstLine="0" w:firstLineChars="0"/>
-              <w:rPr>
-                <w:rFonts w:ascii="Helvetica" w:hAnsi="Helvetica" w:eastAsia="Helvetica" w:cs="Helvetica"/>
-                <w:i w:val="false"/>
-                <w:b w:val="false"/>
-                <w:u w:val="none"/>
-                <w:sz w:val="22"/>
-                <w:szCs w:val="22"/>
-                <w:color w:val="000000"/>
-              </w:rPr>
-            </w:pPr>
-            <w:r>
-              <w:rPr>
-                <w:rFonts w:ascii="Helvetica" w:hAnsi="Helvetica" w:eastAsia="Helvetica" w:cs="Helvetica"/>
-                <w:i w:val="false"/>
-                <w:b w:val="false"/>
-                <w:u w:val="none"/>
-                <w:sz w:val="22"/>
-                <w:szCs w:val="22"/>
-                <w:color w:val="000000"/>
-              </w:rPr>
-              <w:t xml:space="preserve">0.61, 2.07</w:t>
-            </w:r>
-          </w:p>
-        </w:tc>
-        <w:tc>
-          <w:tcPr>
-            <w:tcBorders>
-              <w:bottom w:val="none" w:sz="0" w:space="0" w:color="000000"/>
-              <w:top w:val="none" w:sz="0" w:space="0" w:color="000000"/>
-              <w:left w:val="none" w:sz="0" w:space="0" w:color="000000"/>
-              <w:right w:val="none" w:sz="0" w:space="0" w:color="000000"/>
-            </w:tcBorders>
-            <w:shd w:val="clear" w:color="auto" w:fill="FFFFFF"/>
-            <w:tcMar>
-              <w:top w:w="0" w:type="dxa"/>
-              <w:bottom w:w="0" w:type="dxa"/>
-              <w:left w:w="0" w:type="dxa"/>
-              <w:right w:w="0" w:type="dxa"/>
-            </w:tcMar>
-            <w:vAlign w:val="top"/>
-          </w:tcPr>
-          <w:p>
-            <w:pPr>
-              <w:pStyle w:val="Normal"/>
-              <w:jc w:val="center"/>
-              <w:pBdr>
-                <w:bottom w:val="none" w:sz="0" w:space="0" w:color="000000"/>
-                <w:top w:val="none" w:sz="0" w:space="0" w:color="000000"/>
-                <w:left w:val="none" w:sz="0" w:space="0" w:color="000000"/>
-                <w:right w:val="none" w:sz="0" w:space="0" w:color="000000"/>
-              </w:pBdr>
-              <w:spacing w:after="100" w:before="100" w:line="240"/>
-              <w:ind w:left="100" w:right="100" w:firstLine="0" w:firstLineChars="0"/>
-              <w:rPr>
-                <w:rFonts w:ascii="Helvetica" w:hAnsi="Helvetica" w:eastAsia="Helvetica" w:cs="Helvetica"/>
-                <w:i w:val="false"/>
-                <w:b w:val="false"/>
-                <w:u w:val="none"/>
-                <w:sz w:val="22"/>
-                <w:szCs w:val="22"/>
-                <w:color w:val="000000"/>
-              </w:rPr>
-            </w:pPr>
-            <w:r>
-              <w:rPr>
-                <w:rFonts w:ascii="Helvetica" w:hAnsi="Helvetica" w:eastAsia="Helvetica" w:cs="Helvetica"/>
-                <w:i w:val="false"/>
-                <w:b w:val="false"/>
-                <w:u w:val="none"/>
-                <w:sz w:val="22"/>
-                <w:szCs w:val="22"/>
-                <w:color w:val="000000"/>
-              </w:rPr>
-              <w:t xml:space="preserve">0.710</w:t>
+              <w:t xml:space="preserve">1.11</w:t>
+            </w:r>
+          </w:p>
+        </w:tc>
+        <w:tc>
+          <w:tcPr>
+            <w:tcBorders>
+              <w:bottom w:val="none" w:sz="0" w:space="0" w:color="000000"/>
+              <w:top w:val="none" w:sz="0" w:space="0" w:color="000000"/>
+              <w:left w:val="none" w:sz="0" w:space="0" w:color="000000"/>
+              <w:right w:val="none" w:sz="0" w:space="0" w:color="000000"/>
+            </w:tcBorders>
+            <w:shd w:val="clear" w:color="auto" w:fill="FFFFFF"/>
+            <w:tcMar>
+              <w:top w:w="0" w:type="dxa"/>
+              <w:bottom w:w="0" w:type="dxa"/>
+              <w:left w:w="0" w:type="dxa"/>
+              <w:right w:w="0" w:type="dxa"/>
+            </w:tcMar>
+            <w:vAlign w:val="top"/>
+          </w:tcPr>
+          <w:p>
+            <w:pPr>
+              <w:pStyle w:val="Normal"/>
+              <w:jc w:val="center"/>
+              <w:pBdr>
+                <w:bottom w:val="none" w:sz="0" w:space="0" w:color="000000"/>
+                <w:top w:val="none" w:sz="0" w:space="0" w:color="000000"/>
+                <w:left w:val="none" w:sz="0" w:space="0" w:color="000000"/>
+                <w:right w:val="none" w:sz="0" w:space="0" w:color="000000"/>
+              </w:pBdr>
+              <w:spacing w:after="100" w:before="100" w:line="240"/>
+              <w:ind w:left="100" w:right="100" w:firstLine="0" w:firstLineChars="0"/>
+              <w:rPr>
+                <w:rFonts w:ascii="Helvetica" w:hAnsi="Helvetica" w:eastAsia="Helvetica" w:cs="Helvetica"/>
+                <w:i w:val="false"/>
+                <w:b w:val="false"/>
+                <w:u w:val="none"/>
+                <w:sz w:val="22"/>
+                <w:szCs w:val="22"/>
+                <w:color w:val="000000"/>
+              </w:rPr>
+            </w:pPr>
+            <w:r>
+              <w:rPr>
+                <w:rFonts w:ascii="Helvetica" w:hAnsi="Helvetica" w:eastAsia="Helvetica" w:cs="Helvetica"/>
+                <w:i w:val="false"/>
+                <w:b w:val="false"/>
+                <w:u w:val="none"/>
+                <w:sz w:val="22"/>
+                <w:szCs w:val="22"/>
+                <w:color w:val="000000"/>
+              </w:rPr>
+              <w:t xml:space="preserve">0.60, 2.06</w:t>
+            </w:r>
+          </w:p>
+        </w:tc>
+        <w:tc>
+          <w:tcPr>
+            <w:tcBorders>
+              <w:bottom w:val="none" w:sz="0" w:space="0" w:color="000000"/>
+              <w:top w:val="none" w:sz="0" w:space="0" w:color="000000"/>
+              <w:left w:val="none" w:sz="0" w:space="0" w:color="000000"/>
+              <w:right w:val="none" w:sz="0" w:space="0" w:color="000000"/>
+            </w:tcBorders>
+            <w:shd w:val="clear" w:color="auto" w:fill="FFFFFF"/>
+            <w:tcMar>
+              <w:top w:w="0" w:type="dxa"/>
+              <w:bottom w:w="0" w:type="dxa"/>
+              <w:left w:w="0" w:type="dxa"/>
+              <w:right w:w="0" w:type="dxa"/>
+            </w:tcMar>
+            <w:vAlign w:val="top"/>
+          </w:tcPr>
+          <w:p>
+            <w:pPr>
+              <w:pStyle w:val="Normal"/>
+              <w:jc w:val="center"/>
+              <w:pBdr>
+                <w:bottom w:val="none" w:sz="0" w:space="0" w:color="000000"/>
+                <w:top w:val="none" w:sz="0" w:space="0" w:color="000000"/>
+                <w:left w:val="none" w:sz="0" w:space="0" w:color="000000"/>
+                <w:right w:val="none" w:sz="0" w:space="0" w:color="000000"/>
+              </w:pBdr>
+              <w:spacing w:after="100" w:before="100" w:line="240"/>
+              <w:ind w:left="100" w:right="100" w:firstLine="0" w:firstLineChars="0"/>
+              <w:rPr>
+                <w:rFonts w:ascii="Helvetica" w:hAnsi="Helvetica" w:eastAsia="Helvetica" w:cs="Helvetica"/>
+                <w:i w:val="false"/>
+                <w:b w:val="false"/>
+                <w:u w:val="none"/>
+                <w:sz w:val="22"/>
+                <w:szCs w:val="22"/>
+                <w:color w:val="000000"/>
+              </w:rPr>
+            </w:pPr>
+            <w:r>
+              <w:rPr>
+                <w:rFonts w:ascii="Helvetica" w:hAnsi="Helvetica" w:eastAsia="Helvetica" w:cs="Helvetica"/>
+                <w:i w:val="false"/>
+                <w:b w:val="false"/>
+                <w:u w:val="none"/>
+                <w:sz w:val="22"/>
+                <w:szCs w:val="22"/>
+                <w:color w:val="000000"/>
+              </w:rPr>
+              <w:t xml:space="preserve">0.730</w:t>
             </w:r>
           </w:p>
         </w:tc>
@@ -3518,7 +3518,7 @@
                 <w:szCs w:val="22"/>
                 <w:color w:val="000000"/>
               </w:rPr>
-              <w:t xml:space="preserve">1.05</w:t>
+              <w:t xml:space="preserve">1.04</w:t>
             </w:r>
           </w:p>
         </w:tc>
@@ -3624,7 +3624,7 @@
                 <w:szCs w:val="22"/>
                 <w:color w:val="000000"/>
               </w:rPr>
-              <w:t xml:space="preserve">0.380</w:t>
+              <w:t xml:space="preserve">0.430</w:t>
             </w:r>
           </w:p>
         </w:tc>
@@ -4967,113 +4967,113 @@
                 <w:szCs w:val="22"/>
                 <w:color w:val="000000"/>
               </w:rPr>
-              <w:t xml:space="preserve">0.88</w:t>
-            </w:r>
-          </w:p>
-        </w:tc>
-        <w:tc>
-          <w:tcPr>
-            <w:tcBorders>
-              <w:bottom w:val="none" w:sz="0" w:space="0" w:color="000000"/>
-              <w:top w:val="none" w:sz="0" w:space="0" w:color="000000"/>
-              <w:left w:val="none" w:sz="0" w:space="0" w:color="000000"/>
-              <w:right w:val="none" w:sz="0" w:space="0" w:color="000000"/>
-            </w:tcBorders>
-            <w:shd w:val="clear" w:color="auto" w:fill="FFFFFF"/>
-            <w:tcMar>
-              <w:top w:w="0" w:type="dxa"/>
-              <w:bottom w:w="0" w:type="dxa"/>
-              <w:left w:w="0" w:type="dxa"/>
-              <w:right w:w="0" w:type="dxa"/>
-            </w:tcMar>
-            <w:vAlign w:val="top"/>
-          </w:tcPr>
-          <w:p>
-            <w:pPr>
-              <w:pStyle w:val="Normal"/>
-              <w:jc w:val="center"/>
-              <w:pBdr>
-                <w:bottom w:val="none" w:sz="0" w:space="0" w:color="000000"/>
-                <w:top w:val="none" w:sz="0" w:space="0" w:color="000000"/>
-                <w:left w:val="none" w:sz="0" w:space="0" w:color="000000"/>
-                <w:right w:val="none" w:sz="0" w:space="0" w:color="000000"/>
-              </w:pBdr>
-              <w:spacing w:after="100" w:before="100" w:line="240"/>
-              <w:ind w:left="100" w:right="100" w:firstLine="0" w:firstLineChars="0"/>
-              <w:rPr>
-                <w:rFonts w:ascii="Helvetica" w:hAnsi="Helvetica" w:eastAsia="Helvetica" w:cs="Helvetica"/>
-                <w:i w:val="false"/>
-                <w:b w:val="false"/>
-                <w:u w:val="none"/>
-                <w:sz w:val="22"/>
-                <w:szCs w:val="22"/>
-                <w:color w:val="000000"/>
-              </w:rPr>
-            </w:pPr>
-            <w:r>
-              <w:rPr>
-                <w:rFonts w:ascii="Helvetica" w:hAnsi="Helvetica" w:eastAsia="Helvetica" w:cs="Helvetica"/>
-                <w:i w:val="false"/>
-                <w:b w:val="false"/>
-                <w:u w:val="none"/>
-                <w:sz w:val="22"/>
-                <w:szCs w:val="22"/>
-                <w:color w:val="000000"/>
-              </w:rPr>
-              <w:t xml:space="preserve">0.52, 1.50</w:t>
-            </w:r>
-          </w:p>
-        </w:tc>
-        <w:tc>
-          <w:tcPr>
-            <w:tcBorders>
-              <w:bottom w:val="none" w:sz="0" w:space="0" w:color="000000"/>
-              <w:top w:val="none" w:sz="0" w:space="0" w:color="000000"/>
-              <w:left w:val="none" w:sz="0" w:space="0" w:color="000000"/>
-              <w:right w:val="none" w:sz="0" w:space="0" w:color="000000"/>
-            </w:tcBorders>
-            <w:shd w:val="clear" w:color="auto" w:fill="FFFFFF"/>
-            <w:tcMar>
-              <w:top w:w="0" w:type="dxa"/>
-              <w:bottom w:w="0" w:type="dxa"/>
-              <w:left w:w="0" w:type="dxa"/>
-              <w:right w:w="0" w:type="dxa"/>
-            </w:tcMar>
-            <w:vAlign w:val="top"/>
-          </w:tcPr>
-          <w:p>
-            <w:pPr>
-              <w:pStyle w:val="Normal"/>
-              <w:jc w:val="center"/>
-              <w:pBdr>
-                <w:bottom w:val="none" w:sz="0" w:space="0" w:color="000000"/>
-                <w:top w:val="none" w:sz="0" w:space="0" w:color="000000"/>
-                <w:left w:val="none" w:sz="0" w:space="0" w:color="000000"/>
-                <w:right w:val="none" w:sz="0" w:space="0" w:color="000000"/>
-              </w:pBdr>
-              <w:spacing w:after="100" w:before="100" w:line="240"/>
-              <w:ind w:left="100" w:right="100" w:firstLine="0" w:firstLineChars="0"/>
-              <w:rPr>
-                <w:rFonts w:ascii="Helvetica" w:hAnsi="Helvetica" w:eastAsia="Helvetica" w:cs="Helvetica"/>
-                <w:i w:val="false"/>
-                <w:b w:val="false"/>
-                <w:u w:val="none"/>
-                <w:sz w:val="22"/>
-                <w:szCs w:val="22"/>
-                <w:color w:val="000000"/>
-              </w:rPr>
-            </w:pPr>
-            <w:r>
-              <w:rPr>
-                <w:rFonts w:ascii="Helvetica" w:hAnsi="Helvetica" w:eastAsia="Helvetica" w:cs="Helvetica"/>
-                <w:i w:val="false"/>
-                <w:b w:val="false"/>
-                <w:u w:val="none"/>
-                <w:sz w:val="22"/>
-                <w:szCs w:val="22"/>
-                <w:color w:val="000000"/>
-              </w:rPr>
-              <w:t xml:space="preserve">0.650</w:t>
+              <w:t xml:space="preserve">0.90</w:t>
+            </w:r>
+          </w:p>
+        </w:tc>
+        <w:tc>
+          <w:tcPr>
+            <w:tcBorders>
+              <w:bottom w:val="none" w:sz="0" w:space="0" w:color="000000"/>
+              <w:top w:val="none" w:sz="0" w:space="0" w:color="000000"/>
+              <w:left w:val="none" w:sz="0" w:space="0" w:color="000000"/>
+              <w:right w:val="none" w:sz="0" w:space="0" w:color="000000"/>
+            </w:tcBorders>
+            <w:shd w:val="clear" w:color="auto" w:fill="FFFFFF"/>
+            <w:tcMar>
+              <w:top w:w="0" w:type="dxa"/>
+              <w:bottom w:w="0" w:type="dxa"/>
+              <w:left w:w="0" w:type="dxa"/>
+              <w:right w:w="0" w:type="dxa"/>
+            </w:tcMar>
+            <w:vAlign w:val="top"/>
+          </w:tcPr>
+          <w:p>
+            <w:pPr>
+              <w:pStyle w:val="Normal"/>
+              <w:jc w:val="center"/>
+              <w:pBdr>
+                <w:bottom w:val="none" w:sz="0" w:space="0" w:color="000000"/>
+                <w:top w:val="none" w:sz="0" w:space="0" w:color="000000"/>
+                <w:left w:val="none" w:sz="0" w:space="0" w:color="000000"/>
+                <w:right w:val="none" w:sz="0" w:space="0" w:color="000000"/>
+              </w:pBdr>
+              <w:spacing w:after="100" w:before="100" w:line="240"/>
+              <w:ind w:left="100" w:right="100" w:firstLine="0" w:firstLineChars="0"/>
+              <w:rPr>
+                <w:rFonts w:ascii="Helvetica" w:hAnsi="Helvetica" w:eastAsia="Helvetica" w:cs="Helvetica"/>
+                <w:i w:val="false"/>
+                <w:b w:val="false"/>
+                <w:u w:val="none"/>
+                <w:sz w:val="22"/>
+                <w:szCs w:val="22"/>
+                <w:color w:val="000000"/>
+              </w:rPr>
+            </w:pPr>
+            <w:r>
+              <w:rPr>
+                <w:rFonts w:ascii="Helvetica" w:hAnsi="Helvetica" w:eastAsia="Helvetica" w:cs="Helvetica"/>
+                <w:i w:val="false"/>
+                <w:b w:val="false"/>
+                <w:u w:val="none"/>
+                <w:sz w:val="22"/>
+                <w:szCs w:val="22"/>
+                <w:color w:val="000000"/>
+              </w:rPr>
+              <w:t xml:space="preserve">0.53, 1.53</w:t>
+            </w:r>
+          </w:p>
+        </w:tc>
+        <w:tc>
+          <w:tcPr>
+            <w:tcBorders>
+              <w:bottom w:val="none" w:sz="0" w:space="0" w:color="000000"/>
+              <w:top w:val="none" w:sz="0" w:space="0" w:color="000000"/>
+              <w:left w:val="none" w:sz="0" w:space="0" w:color="000000"/>
+              <w:right w:val="none" w:sz="0" w:space="0" w:color="000000"/>
+            </w:tcBorders>
+            <w:shd w:val="clear" w:color="auto" w:fill="FFFFFF"/>
+            <w:tcMar>
+              <w:top w:w="0" w:type="dxa"/>
+              <w:bottom w:w="0" w:type="dxa"/>
+              <w:left w:w="0" w:type="dxa"/>
+              <w:right w:w="0" w:type="dxa"/>
+            </w:tcMar>
+            <w:vAlign w:val="top"/>
+          </w:tcPr>
+          <w:p>
+            <w:pPr>
+              <w:pStyle w:val="Normal"/>
+              <w:jc w:val="center"/>
+              <w:pBdr>
+                <w:bottom w:val="none" w:sz="0" w:space="0" w:color="000000"/>
+                <w:top w:val="none" w:sz="0" w:space="0" w:color="000000"/>
+                <w:left w:val="none" w:sz="0" w:space="0" w:color="000000"/>
+                <w:right w:val="none" w:sz="0" w:space="0" w:color="000000"/>
+              </w:pBdr>
+              <w:spacing w:after="100" w:before="100" w:line="240"/>
+              <w:ind w:left="100" w:right="100" w:firstLine="0" w:firstLineChars="0"/>
+              <w:rPr>
+                <w:rFonts w:ascii="Helvetica" w:hAnsi="Helvetica" w:eastAsia="Helvetica" w:cs="Helvetica"/>
+                <w:i w:val="false"/>
+                <w:b w:val="false"/>
+                <w:u w:val="none"/>
+                <w:sz w:val="22"/>
+                <w:szCs w:val="22"/>
+                <w:color w:val="000000"/>
+              </w:rPr>
+            </w:pPr>
+            <w:r>
+              <w:rPr>
+                <w:rFonts w:ascii="Helvetica" w:hAnsi="Helvetica" w:eastAsia="Helvetica" w:cs="Helvetica"/>
+                <w:i w:val="false"/>
+                <w:b w:val="false"/>
+                <w:u w:val="none"/>
+                <w:sz w:val="22"/>
+                <w:szCs w:val="22"/>
+                <w:color w:val="000000"/>
+              </w:rPr>
+              <w:t xml:space="preserve">0.690</w:t>
             </w:r>
           </w:p>
         </w:tc>
@@ -6416,113 +6416,113 @@
                 <w:szCs w:val="22"/>
                 <w:color w:val="000000"/>
               </w:rPr>
-              <w:t xml:space="preserve">1.30</w:t>
-            </w:r>
-          </w:p>
-        </w:tc>
-        <w:tc>
-          <w:tcPr>
-            <w:tcBorders>
-              <w:bottom w:val="none" w:sz="0" w:space="0" w:color="000000"/>
-              <w:top w:val="none" w:sz="0" w:space="0" w:color="000000"/>
-              <w:left w:val="none" w:sz="0" w:space="0" w:color="000000"/>
-              <w:right w:val="none" w:sz="0" w:space="0" w:color="000000"/>
-            </w:tcBorders>
-            <w:shd w:val="clear" w:color="auto" w:fill="FFFFFF"/>
-            <w:tcMar>
-              <w:top w:w="0" w:type="dxa"/>
-              <w:bottom w:w="0" w:type="dxa"/>
-              <w:left w:w="0" w:type="dxa"/>
-              <w:right w:w="0" w:type="dxa"/>
-            </w:tcMar>
-            <w:vAlign w:val="top"/>
-          </w:tcPr>
-          <w:p>
-            <w:pPr>
-              <w:pStyle w:val="Normal"/>
-              <w:jc w:val="center"/>
-              <w:pBdr>
-                <w:bottom w:val="none" w:sz="0" w:space="0" w:color="000000"/>
-                <w:top w:val="none" w:sz="0" w:space="0" w:color="000000"/>
-                <w:left w:val="none" w:sz="0" w:space="0" w:color="000000"/>
-                <w:right w:val="none" w:sz="0" w:space="0" w:color="000000"/>
-              </w:pBdr>
-              <w:spacing w:after="100" w:before="100" w:line="240"/>
-              <w:ind w:left="100" w:right="100" w:firstLine="0" w:firstLineChars="0"/>
-              <w:rPr>
-                <w:rFonts w:ascii="Helvetica" w:hAnsi="Helvetica" w:eastAsia="Helvetica" w:cs="Helvetica"/>
-                <w:i w:val="false"/>
-                <w:b w:val="false"/>
-                <w:u w:val="none"/>
-                <w:sz w:val="22"/>
-                <w:szCs w:val="22"/>
-                <w:color w:val="000000"/>
-              </w:rPr>
-            </w:pPr>
-            <w:r>
-              <w:rPr>
-                <w:rFonts w:ascii="Helvetica" w:hAnsi="Helvetica" w:eastAsia="Helvetica" w:cs="Helvetica"/>
-                <w:i w:val="false"/>
-                <w:b w:val="false"/>
-                <w:u w:val="none"/>
-                <w:sz w:val="22"/>
-                <w:szCs w:val="22"/>
-                <w:color w:val="000000"/>
-              </w:rPr>
-              <w:t xml:space="preserve">0.22, 7.88</w:t>
-            </w:r>
-          </w:p>
-        </w:tc>
-        <w:tc>
-          <w:tcPr>
-            <w:tcBorders>
-              <w:bottom w:val="none" w:sz="0" w:space="0" w:color="000000"/>
-              <w:top w:val="none" w:sz="0" w:space="0" w:color="000000"/>
-              <w:left w:val="none" w:sz="0" w:space="0" w:color="000000"/>
-              <w:right w:val="none" w:sz="0" w:space="0" w:color="000000"/>
-            </w:tcBorders>
-            <w:shd w:val="clear" w:color="auto" w:fill="FFFFFF"/>
-            <w:tcMar>
-              <w:top w:w="0" w:type="dxa"/>
-              <w:bottom w:w="0" w:type="dxa"/>
-              <w:left w:w="0" w:type="dxa"/>
-              <w:right w:w="0" w:type="dxa"/>
-            </w:tcMar>
-            <w:vAlign w:val="top"/>
-          </w:tcPr>
-          <w:p>
-            <w:pPr>
-              <w:pStyle w:val="Normal"/>
-              <w:jc w:val="center"/>
-              <w:pBdr>
-                <w:bottom w:val="none" w:sz="0" w:space="0" w:color="000000"/>
-                <w:top w:val="none" w:sz="0" w:space="0" w:color="000000"/>
-                <w:left w:val="none" w:sz="0" w:space="0" w:color="000000"/>
-                <w:right w:val="none" w:sz="0" w:space="0" w:color="000000"/>
-              </w:pBdr>
-              <w:spacing w:after="100" w:before="100" w:line="240"/>
-              <w:ind w:left="100" w:right="100" w:firstLine="0" w:firstLineChars="0"/>
-              <w:rPr>
-                <w:rFonts w:ascii="Helvetica" w:hAnsi="Helvetica" w:eastAsia="Helvetica" w:cs="Helvetica"/>
-                <w:i w:val="false"/>
-                <w:b w:val="false"/>
-                <w:u w:val="none"/>
-                <w:sz w:val="22"/>
-                <w:szCs w:val="22"/>
-                <w:color w:val="000000"/>
-              </w:rPr>
-            </w:pPr>
-            <w:r>
-              <w:rPr>
-                <w:rFonts w:ascii="Helvetica" w:hAnsi="Helvetica" w:eastAsia="Helvetica" w:cs="Helvetica"/>
-                <w:i w:val="false"/>
-                <w:b w:val="false"/>
-                <w:u w:val="none"/>
-                <w:sz w:val="22"/>
-                <w:szCs w:val="22"/>
-                <w:color w:val="000000"/>
-              </w:rPr>
-              <w:t xml:space="preserve">0.770</w:t>
+              <w:t xml:space="preserve">1.37</w:t>
+            </w:r>
+          </w:p>
+        </w:tc>
+        <w:tc>
+          <w:tcPr>
+            <w:tcBorders>
+              <w:bottom w:val="none" w:sz="0" w:space="0" w:color="000000"/>
+              <w:top w:val="none" w:sz="0" w:space="0" w:color="000000"/>
+              <w:left w:val="none" w:sz="0" w:space="0" w:color="000000"/>
+              <w:right w:val="none" w:sz="0" w:space="0" w:color="000000"/>
+            </w:tcBorders>
+            <w:shd w:val="clear" w:color="auto" w:fill="FFFFFF"/>
+            <w:tcMar>
+              <w:top w:w="0" w:type="dxa"/>
+              <w:bottom w:w="0" w:type="dxa"/>
+              <w:left w:w="0" w:type="dxa"/>
+              <w:right w:w="0" w:type="dxa"/>
+            </w:tcMar>
+            <w:vAlign w:val="top"/>
+          </w:tcPr>
+          <w:p>
+            <w:pPr>
+              <w:pStyle w:val="Normal"/>
+              <w:jc w:val="center"/>
+              <w:pBdr>
+                <w:bottom w:val="none" w:sz="0" w:space="0" w:color="000000"/>
+                <w:top w:val="none" w:sz="0" w:space="0" w:color="000000"/>
+                <w:left w:val="none" w:sz="0" w:space="0" w:color="000000"/>
+                <w:right w:val="none" w:sz="0" w:space="0" w:color="000000"/>
+              </w:pBdr>
+              <w:spacing w:after="100" w:before="100" w:line="240"/>
+              <w:ind w:left="100" w:right="100" w:firstLine="0" w:firstLineChars="0"/>
+              <w:rPr>
+                <w:rFonts w:ascii="Helvetica" w:hAnsi="Helvetica" w:eastAsia="Helvetica" w:cs="Helvetica"/>
+                <w:i w:val="false"/>
+                <w:b w:val="false"/>
+                <w:u w:val="none"/>
+                <w:sz w:val="22"/>
+                <w:szCs w:val="22"/>
+                <w:color w:val="000000"/>
+              </w:rPr>
+            </w:pPr>
+            <w:r>
+              <w:rPr>
+                <w:rFonts w:ascii="Helvetica" w:hAnsi="Helvetica" w:eastAsia="Helvetica" w:cs="Helvetica"/>
+                <w:i w:val="false"/>
+                <w:b w:val="false"/>
+                <w:u w:val="none"/>
+                <w:sz w:val="22"/>
+                <w:szCs w:val="22"/>
+                <w:color w:val="000000"/>
+              </w:rPr>
+              <w:t xml:space="preserve">0.23, 8.34</w:t>
+            </w:r>
+          </w:p>
+        </w:tc>
+        <w:tc>
+          <w:tcPr>
+            <w:tcBorders>
+              <w:bottom w:val="none" w:sz="0" w:space="0" w:color="000000"/>
+              <w:top w:val="none" w:sz="0" w:space="0" w:color="000000"/>
+              <w:left w:val="none" w:sz="0" w:space="0" w:color="000000"/>
+              <w:right w:val="none" w:sz="0" w:space="0" w:color="000000"/>
+            </w:tcBorders>
+            <w:shd w:val="clear" w:color="auto" w:fill="FFFFFF"/>
+            <w:tcMar>
+              <w:top w:w="0" w:type="dxa"/>
+              <w:bottom w:w="0" w:type="dxa"/>
+              <w:left w:w="0" w:type="dxa"/>
+              <w:right w:w="0" w:type="dxa"/>
+            </w:tcMar>
+            <w:vAlign w:val="top"/>
+          </w:tcPr>
+          <w:p>
+            <w:pPr>
+              <w:pStyle w:val="Normal"/>
+              <w:jc w:val="center"/>
+              <w:pBdr>
+                <w:bottom w:val="none" w:sz="0" w:space="0" w:color="000000"/>
+                <w:top w:val="none" w:sz="0" w:space="0" w:color="000000"/>
+                <w:left w:val="none" w:sz="0" w:space="0" w:color="000000"/>
+                <w:right w:val="none" w:sz="0" w:space="0" w:color="000000"/>
+              </w:pBdr>
+              <w:spacing w:after="100" w:before="100" w:line="240"/>
+              <w:ind w:left="100" w:right="100" w:firstLine="0" w:firstLineChars="0"/>
+              <w:rPr>
+                <w:rFonts w:ascii="Helvetica" w:hAnsi="Helvetica" w:eastAsia="Helvetica" w:cs="Helvetica"/>
+                <w:i w:val="false"/>
+                <w:b w:val="false"/>
+                <w:u w:val="none"/>
+                <w:sz w:val="22"/>
+                <w:szCs w:val="22"/>
+                <w:color w:val="000000"/>
+              </w:rPr>
+            </w:pPr>
+            <w:r>
+              <w:rPr>
+                <w:rFonts w:ascii="Helvetica" w:hAnsi="Helvetica" w:eastAsia="Helvetica" w:cs="Helvetica"/>
+                <w:i w:val="false"/>
+                <w:b w:val="false"/>
+                <w:u w:val="none"/>
+                <w:sz w:val="22"/>
+                <w:szCs w:val="22"/>
+                <w:color w:val="000000"/>
+              </w:rPr>
+              <w:t xml:space="preserve">0.730</w:t>
             </w:r>
           </w:p>
         </w:tc>
@@ -6899,113 +6899,113 @@
                 <w:szCs w:val="22"/>
                 <w:color w:val="000000"/>
               </w:rPr>
-              <w:t xml:space="preserve">2.03</w:t>
-            </w:r>
-          </w:p>
-        </w:tc>
-        <w:tc>
-          <w:tcPr>
-            <w:tcBorders>
-              <w:bottom w:val="none" w:sz="0" w:space="0" w:color="000000"/>
-              <w:top w:val="none" w:sz="0" w:space="0" w:color="000000"/>
-              <w:left w:val="none" w:sz="0" w:space="0" w:color="000000"/>
-              <w:right w:val="none" w:sz="0" w:space="0" w:color="000000"/>
-            </w:tcBorders>
-            <w:shd w:val="clear" w:color="auto" w:fill="FFFFFF"/>
-            <w:tcMar>
-              <w:top w:w="0" w:type="dxa"/>
-              <w:bottom w:w="0" w:type="dxa"/>
-              <w:left w:w="0" w:type="dxa"/>
-              <w:right w:w="0" w:type="dxa"/>
-            </w:tcMar>
-            <w:vAlign w:val="top"/>
-          </w:tcPr>
-          <w:p>
-            <w:pPr>
-              <w:pStyle w:val="Normal"/>
-              <w:jc w:val="center"/>
-              <w:pBdr>
-                <w:bottom w:val="none" w:sz="0" w:space="0" w:color="000000"/>
-                <w:top w:val="none" w:sz="0" w:space="0" w:color="000000"/>
-                <w:left w:val="none" w:sz="0" w:space="0" w:color="000000"/>
-                <w:right w:val="none" w:sz="0" w:space="0" w:color="000000"/>
-              </w:pBdr>
-              <w:spacing w:after="100" w:before="100" w:line="240"/>
-              <w:ind w:left="100" w:right="100" w:firstLine="0" w:firstLineChars="0"/>
-              <w:rPr>
-                <w:rFonts w:ascii="Helvetica" w:hAnsi="Helvetica" w:eastAsia="Helvetica" w:cs="Helvetica"/>
-                <w:i w:val="false"/>
-                <w:b w:val="false"/>
-                <w:u w:val="none"/>
-                <w:sz w:val="22"/>
-                <w:szCs w:val="22"/>
-                <w:color w:val="000000"/>
-              </w:rPr>
-            </w:pPr>
-            <w:r>
-              <w:rPr>
-                <w:rFonts w:ascii="Helvetica" w:hAnsi="Helvetica" w:eastAsia="Helvetica" w:cs="Helvetica"/>
-                <w:i w:val="false"/>
-                <w:b w:val="false"/>
-                <w:u w:val="none"/>
-                <w:sz w:val="22"/>
-                <w:szCs w:val="22"/>
-                <w:color w:val="000000"/>
-              </w:rPr>
-              <w:t xml:space="preserve">0.58, 7.03</w:t>
-            </w:r>
-          </w:p>
-        </w:tc>
-        <w:tc>
-          <w:tcPr>
-            <w:tcBorders>
-              <w:bottom w:val="none" w:sz="0" w:space="0" w:color="000000"/>
-              <w:top w:val="none" w:sz="0" w:space="0" w:color="000000"/>
-              <w:left w:val="none" w:sz="0" w:space="0" w:color="000000"/>
-              <w:right w:val="none" w:sz="0" w:space="0" w:color="000000"/>
-            </w:tcBorders>
-            <w:shd w:val="clear" w:color="auto" w:fill="FFFFFF"/>
-            <w:tcMar>
-              <w:top w:w="0" w:type="dxa"/>
-              <w:bottom w:w="0" w:type="dxa"/>
-              <w:left w:w="0" w:type="dxa"/>
-              <w:right w:w="0" w:type="dxa"/>
-            </w:tcMar>
-            <w:vAlign w:val="top"/>
-          </w:tcPr>
-          <w:p>
-            <w:pPr>
-              <w:pStyle w:val="Normal"/>
-              <w:jc w:val="center"/>
-              <w:pBdr>
-                <w:bottom w:val="none" w:sz="0" w:space="0" w:color="000000"/>
-                <w:top w:val="none" w:sz="0" w:space="0" w:color="000000"/>
-                <w:left w:val="none" w:sz="0" w:space="0" w:color="000000"/>
-                <w:right w:val="none" w:sz="0" w:space="0" w:color="000000"/>
-              </w:pBdr>
-              <w:spacing w:after="100" w:before="100" w:line="240"/>
-              <w:ind w:left="100" w:right="100" w:firstLine="0" w:firstLineChars="0"/>
-              <w:rPr>
-                <w:rFonts w:ascii="Helvetica" w:hAnsi="Helvetica" w:eastAsia="Helvetica" w:cs="Helvetica"/>
-                <w:i w:val="false"/>
-                <w:b w:val="false"/>
-                <w:u w:val="none"/>
-                <w:sz w:val="22"/>
-                <w:szCs w:val="22"/>
-                <w:color w:val="000000"/>
-              </w:rPr>
-            </w:pPr>
-            <w:r>
-              <w:rPr>
-                <w:rFonts w:ascii="Helvetica" w:hAnsi="Helvetica" w:eastAsia="Helvetica" w:cs="Helvetica"/>
-                <w:i w:val="false"/>
-                <w:b w:val="false"/>
-                <w:u w:val="none"/>
-                <w:sz w:val="22"/>
-                <w:szCs w:val="22"/>
-                <w:color w:val="000000"/>
-              </w:rPr>
-              <w:t xml:space="preserve">0.270</w:t>
+              <w:t xml:space="preserve">2.18</w:t>
+            </w:r>
+          </w:p>
+        </w:tc>
+        <w:tc>
+          <w:tcPr>
+            <w:tcBorders>
+              <w:bottom w:val="none" w:sz="0" w:space="0" w:color="000000"/>
+              <w:top w:val="none" w:sz="0" w:space="0" w:color="000000"/>
+              <w:left w:val="none" w:sz="0" w:space="0" w:color="000000"/>
+              <w:right w:val="none" w:sz="0" w:space="0" w:color="000000"/>
+            </w:tcBorders>
+            <w:shd w:val="clear" w:color="auto" w:fill="FFFFFF"/>
+            <w:tcMar>
+              <w:top w:w="0" w:type="dxa"/>
+              <w:bottom w:w="0" w:type="dxa"/>
+              <w:left w:w="0" w:type="dxa"/>
+              <w:right w:w="0" w:type="dxa"/>
+            </w:tcMar>
+            <w:vAlign w:val="top"/>
+          </w:tcPr>
+          <w:p>
+            <w:pPr>
+              <w:pStyle w:val="Normal"/>
+              <w:jc w:val="center"/>
+              <w:pBdr>
+                <w:bottom w:val="none" w:sz="0" w:space="0" w:color="000000"/>
+                <w:top w:val="none" w:sz="0" w:space="0" w:color="000000"/>
+                <w:left w:val="none" w:sz="0" w:space="0" w:color="000000"/>
+                <w:right w:val="none" w:sz="0" w:space="0" w:color="000000"/>
+              </w:pBdr>
+              <w:spacing w:after="100" w:before="100" w:line="240"/>
+              <w:ind w:left="100" w:right="100" w:firstLine="0" w:firstLineChars="0"/>
+              <w:rPr>
+                <w:rFonts w:ascii="Helvetica" w:hAnsi="Helvetica" w:eastAsia="Helvetica" w:cs="Helvetica"/>
+                <w:i w:val="false"/>
+                <w:b w:val="false"/>
+                <w:u w:val="none"/>
+                <w:sz w:val="22"/>
+                <w:szCs w:val="22"/>
+                <w:color w:val="000000"/>
+              </w:rPr>
+            </w:pPr>
+            <w:r>
+              <w:rPr>
+                <w:rFonts w:ascii="Helvetica" w:hAnsi="Helvetica" w:eastAsia="Helvetica" w:cs="Helvetica"/>
+                <w:i w:val="false"/>
+                <w:b w:val="false"/>
+                <w:u w:val="none"/>
+                <w:sz w:val="22"/>
+                <w:szCs w:val="22"/>
+                <w:color w:val="000000"/>
+              </w:rPr>
+              <w:t xml:space="preserve">0.63, 7.58</w:t>
+            </w:r>
+          </w:p>
+        </w:tc>
+        <w:tc>
+          <w:tcPr>
+            <w:tcBorders>
+              <w:bottom w:val="none" w:sz="0" w:space="0" w:color="000000"/>
+              <w:top w:val="none" w:sz="0" w:space="0" w:color="000000"/>
+              <w:left w:val="none" w:sz="0" w:space="0" w:color="000000"/>
+              <w:right w:val="none" w:sz="0" w:space="0" w:color="000000"/>
+            </w:tcBorders>
+            <w:shd w:val="clear" w:color="auto" w:fill="FFFFFF"/>
+            <w:tcMar>
+              <w:top w:w="0" w:type="dxa"/>
+              <w:bottom w:w="0" w:type="dxa"/>
+              <w:left w:w="0" w:type="dxa"/>
+              <w:right w:w="0" w:type="dxa"/>
+            </w:tcMar>
+            <w:vAlign w:val="top"/>
+          </w:tcPr>
+          <w:p>
+            <w:pPr>
+              <w:pStyle w:val="Normal"/>
+              <w:jc w:val="center"/>
+              <w:pBdr>
+                <w:bottom w:val="none" w:sz="0" w:space="0" w:color="000000"/>
+                <w:top w:val="none" w:sz="0" w:space="0" w:color="000000"/>
+                <w:left w:val="none" w:sz="0" w:space="0" w:color="000000"/>
+                <w:right w:val="none" w:sz="0" w:space="0" w:color="000000"/>
+              </w:pBdr>
+              <w:spacing w:after="100" w:before="100" w:line="240"/>
+              <w:ind w:left="100" w:right="100" w:firstLine="0" w:firstLineChars="0"/>
+              <w:rPr>
+                <w:rFonts w:ascii="Helvetica" w:hAnsi="Helvetica" w:eastAsia="Helvetica" w:cs="Helvetica"/>
+                <w:i w:val="false"/>
+                <w:b w:val="false"/>
+                <w:u w:val="none"/>
+                <w:sz w:val="22"/>
+                <w:szCs w:val="22"/>
+                <w:color w:val="000000"/>
+              </w:rPr>
+            </w:pPr>
+            <w:r>
+              <w:rPr>
+                <w:rFonts w:ascii="Helvetica" w:hAnsi="Helvetica" w:eastAsia="Helvetica" w:cs="Helvetica"/>
+                <w:i w:val="false"/>
+                <w:b w:val="false"/>
+                <w:u w:val="none"/>
+                <w:sz w:val="22"/>
+                <w:szCs w:val="22"/>
+                <w:color w:val="000000"/>
+              </w:rPr>
+              <w:t xml:space="preserve">0.220</w:t>
             </w:r>
           </w:p>
         </w:tc>
@@ -7382,113 +7382,113 @@
                 <w:szCs w:val="22"/>
                 <w:color w:val="000000"/>
               </w:rPr>
-              <w:t xml:space="preserve">1.22</w:t>
-            </w:r>
-          </w:p>
-        </w:tc>
-        <w:tc>
-          <w:tcPr>
-            <w:tcBorders>
-              <w:bottom w:val="none" w:sz="0" w:space="0" w:color="000000"/>
-              <w:top w:val="none" w:sz="0" w:space="0" w:color="000000"/>
-              <w:left w:val="none" w:sz="0" w:space="0" w:color="000000"/>
-              <w:right w:val="none" w:sz="0" w:space="0" w:color="000000"/>
-            </w:tcBorders>
-            <w:shd w:val="clear" w:color="auto" w:fill="FFFFFF"/>
-            <w:tcMar>
-              <w:top w:w="0" w:type="dxa"/>
-              <w:bottom w:w="0" w:type="dxa"/>
-              <w:left w:w="0" w:type="dxa"/>
-              <w:right w:w="0" w:type="dxa"/>
-            </w:tcMar>
-            <w:vAlign w:val="top"/>
-          </w:tcPr>
-          <w:p>
-            <w:pPr>
-              <w:pStyle w:val="Normal"/>
-              <w:jc w:val="center"/>
-              <w:pBdr>
-                <w:bottom w:val="none" w:sz="0" w:space="0" w:color="000000"/>
-                <w:top w:val="none" w:sz="0" w:space="0" w:color="000000"/>
-                <w:left w:val="none" w:sz="0" w:space="0" w:color="000000"/>
-                <w:right w:val="none" w:sz="0" w:space="0" w:color="000000"/>
-              </w:pBdr>
-              <w:spacing w:after="100" w:before="100" w:line="240"/>
-              <w:ind w:left="100" w:right="100" w:firstLine="0" w:firstLineChars="0"/>
-              <w:rPr>
-                <w:rFonts w:ascii="Helvetica" w:hAnsi="Helvetica" w:eastAsia="Helvetica" w:cs="Helvetica"/>
-                <w:i w:val="false"/>
-                <w:b w:val="false"/>
-                <w:u w:val="none"/>
-                <w:sz w:val="22"/>
-                <w:szCs w:val="22"/>
-                <w:color w:val="000000"/>
-              </w:rPr>
-            </w:pPr>
-            <w:r>
-              <w:rPr>
-                <w:rFonts w:ascii="Helvetica" w:hAnsi="Helvetica" w:eastAsia="Helvetica" w:cs="Helvetica"/>
-                <w:i w:val="false"/>
-                <w:b w:val="false"/>
-                <w:u w:val="none"/>
-                <w:sz w:val="22"/>
-                <w:szCs w:val="22"/>
-                <w:color w:val="000000"/>
-              </w:rPr>
-              <w:t xml:space="preserve">0.26, 5.68</w:t>
-            </w:r>
-          </w:p>
-        </w:tc>
-        <w:tc>
-          <w:tcPr>
-            <w:tcBorders>
-              <w:bottom w:val="none" w:sz="0" w:space="0" w:color="000000"/>
-              <w:top w:val="none" w:sz="0" w:space="0" w:color="000000"/>
-              <w:left w:val="none" w:sz="0" w:space="0" w:color="000000"/>
-              <w:right w:val="none" w:sz="0" w:space="0" w:color="000000"/>
-            </w:tcBorders>
-            <w:shd w:val="clear" w:color="auto" w:fill="FFFFFF"/>
-            <w:tcMar>
-              <w:top w:w="0" w:type="dxa"/>
-              <w:bottom w:w="0" w:type="dxa"/>
-              <w:left w:w="0" w:type="dxa"/>
-              <w:right w:w="0" w:type="dxa"/>
-            </w:tcMar>
-            <w:vAlign w:val="top"/>
-          </w:tcPr>
-          <w:p>
-            <w:pPr>
-              <w:pStyle w:val="Normal"/>
-              <w:jc w:val="center"/>
-              <w:pBdr>
-                <w:bottom w:val="none" w:sz="0" w:space="0" w:color="000000"/>
-                <w:top w:val="none" w:sz="0" w:space="0" w:color="000000"/>
-                <w:left w:val="none" w:sz="0" w:space="0" w:color="000000"/>
-                <w:right w:val="none" w:sz="0" w:space="0" w:color="000000"/>
-              </w:pBdr>
-              <w:spacing w:after="100" w:before="100" w:line="240"/>
-              <w:ind w:left="100" w:right="100" w:firstLine="0" w:firstLineChars="0"/>
-              <w:rPr>
-                <w:rFonts w:ascii="Helvetica" w:hAnsi="Helvetica" w:eastAsia="Helvetica" w:cs="Helvetica"/>
-                <w:i w:val="false"/>
-                <w:b w:val="false"/>
-                <w:u w:val="none"/>
-                <w:sz w:val="22"/>
-                <w:szCs w:val="22"/>
-                <w:color w:val="000000"/>
-              </w:rPr>
-            </w:pPr>
-            <w:r>
-              <w:rPr>
-                <w:rFonts w:ascii="Helvetica" w:hAnsi="Helvetica" w:eastAsia="Helvetica" w:cs="Helvetica"/>
-                <w:i w:val="false"/>
-                <w:b w:val="false"/>
-                <w:u w:val="none"/>
-                <w:sz w:val="22"/>
-                <w:szCs w:val="22"/>
-                <w:color w:val="000000"/>
-              </w:rPr>
-              <w:t xml:space="preserve">0.800</w:t>
+              <w:t xml:space="preserve">1.25</w:t>
+            </w:r>
+          </w:p>
+        </w:tc>
+        <w:tc>
+          <w:tcPr>
+            <w:tcBorders>
+              <w:bottom w:val="none" w:sz="0" w:space="0" w:color="000000"/>
+              <w:top w:val="none" w:sz="0" w:space="0" w:color="000000"/>
+              <w:left w:val="none" w:sz="0" w:space="0" w:color="000000"/>
+              <w:right w:val="none" w:sz="0" w:space="0" w:color="000000"/>
+            </w:tcBorders>
+            <w:shd w:val="clear" w:color="auto" w:fill="FFFFFF"/>
+            <w:tcMar>
+              <w:top w:w="0" w:type="dxa"/>
+              <w:bottom w:w="0" w:type="dxa"/>
+              <w:left w:w="0" w:type="dxa"/>
+              <w:right w:w="0" w:type="dxa"/>
+            </w:tcMar>
+            <w:vAlign w:val="top"/>
+          </w:tcPr>
+          <w:p>
+            <w:pPr>
+              <w:pStyle w:val="Normal"/>
+              <w:jc w:val="center"/>
+              <w:pBdr>
+                <w:bottom w:val="none" w:sz="0" w:space="0" w:color="000000"/>
+                <w:top w:val="none" w:sz="0" w:space="0" w:color="000000"/>
+                <w:left w:val="none" w:sz="0" w:space="0" w:color="000000"/>
+                <w:right w:val="none" w:sz="0" w:space="0" w:color="000000"/>
+              </w:pBdr>
+              <w:spacing w:after="100" w:before="100" w:line="240"/>
+              <w:ind w:left="100" w:right="100" w:firstLine="0" w:firstLineChars="0"/>
+              <w:rPr>
+                <w:rFonts w:ascii="Helvetica" w:hAnsi="Helvetica" w:eastAsia="Helvetica" w:cs="Helvetica"/>
+                <w:i w:val="false"/>
+                <w:b w:val="false"/>
+                <w:u w:val="none"/>
+                <w:sz w:val="22"/>
+                <w:szCs w:val="22"/>
+                <w:color w:val="000000"/>
+              </w:rPr>
+            </w:pPr>
+            <w:r>
+              <w:rPr>
+                <w:rFonts w:ascii="Helvetica" w:hAnsi="Helvetica" w:eastAsia="Helvetica" w:cs="Helvetica"/>
+                <w:i w:val="false"/>
+                <w:b w:val="false"/>
+                <w:u w:val="none"/>
+                <w:sz w:val="22"/>
+                <w:szCs w:val="22"/>
+                <w:color w:val="000000"/>
+              </w:rPr>
+              <w:t xml:space="preserve">0.26, 6.04</w:t>
+            </w:r>
+          </w:p>
+        </w:tc>
+        <w:tc>
+          <w:tcPr>
+            <w:tcBorders>
+              <w:bottom w:val="none" w:sz="0" w:space="0" w:color="000000"/>
+              <w:top w:val="none" w:sz="0" w:space="0" w:color="000000"/>
+              <w:left w:val="none" w:sz="0" w:space="0" w:color="000000"/>
+              <w:right w:val="none" w:sz="0" w:space="0" w:color="000000"/>
+            </w:tcBorders>
+            <w:shd w:val="clear" w:color="auto" w:fill="FFFFFF"/>
+            <w:tcMar>
+              <w:top w:w="0" w:type="dxa"/>
+              <w:bottom w:w="0" w:type="dxa"/>
+              <w:left w:w="0" w:type="dxa"/>
+              <w:right w:w="0" w:type="dxa"/>
+            </w:tcMar>
+            <w:vAlign w:val="top"/>
+          </w:tcPr>
+          <w:p>
+            <w:pPr>
+              <w:pStyle w:val="Normal"/>
+              <w:jc w:val="center"/>
+              <w:pBdr>
+                <w:bottom w:val="none" w:sz="0" w:space="0" w:color="000000"/>
+                <w:top w:val="none" w:sz="0" w:space="0" w:color="000000"/>
+                <w:left w:val="none" w:sz="0" w:space="0" w:color="000000"/>
+                <w:right w:val="none" w:sz="0" w:space="0" w:color="000000"/>
+              </w:pBdr>
+              <w:spacing w:after="100" w:before="100" w:line="240"/>
+              <w:ind w:left="100" w:right="100" w:firstLine="0" w:firstLineChars="0"/>
+              <w:rPr>
+                <w:rFonts w:ascii="Helvetica" w:hAnsi="Helvetica" w:eastAsia="Helvetica" w:cs="Helvetica"/>
+                <w:i w:val="false"/>
+                <w:b w:val="false"/>
+                <w:u w:val="none"/>
+                <w:sz w:val="22"/>
+                <w:szCs w:val="22"/>
+                <w:color w:val="000000"/>
+              </w:rPr>
+            </w:pPr>
+            <w:r>
+              <w:rPr>
+                <w:rFonts w:ascii="Helvetica" w:hAnsi="Helvetica" w:eastAsia="Helvetica" w:cs="Helvetica"/>
+                <w:i w:val="false"/>
+                <w:b w:val="false"/>
+                <w:u w:val="none"/>
+                <w:sz w:val="22"/>
+                <w:szCs w:val="22"/>
+                <w:color w:val="000000"/>
+              </w:rPr>
+              <w:t xml:space="preserve">0.780</w:t>
             </w:r>
           </w:p>
         </w:tc>
@@ -7865,120 +7865,120 @@
                 <w:szCs w:val="22"/>
                 <w:color w:val="000000"/>
               </w:rPr>
-              <w:t xml:space="preserve">1.04</w:t>
-            </w:r>
-          </w:p>
-        </w:tc>
-        <w:tc>
-          <w:tcPr>
-            <w:tcBorders>
-              <w:bottom w:val="none" w:sz="0" w:space="0" w:color="000000"/>
-              <w:top w:val="none" w:sz="0" w:space="0" w:color="000000"/>
-              <w:left w:val="none" w:sz="0" w:space="0" w:color="000000"/>
-              <w:right w:val="none" w:sz="0" w:space="0" w:color="000000"/>
-            </w:tcBorders>
-            <w:shd w:val="clear" w:color="auto" w:fill="FFFFFF"/>
-            <w:tcMar>
-              <w:top w:w="0" w:type="dxa"/>
-              <w:bottom w:w="0" w:type="dxa"/>
-              <w:left w:w="0" w:type="dxa"/>
-              <w:right w:w="0" w:type="dxa"/>
-            </w:tcMar>
-            <w:vAlign w:val="top"/>
-          </w:tcPr>
-          <w:p>
-            <w:pPr>
-              <w:pStyle w:val="Normal"/>
-              <w:jc w:val="center"/>
-              <w:pBdr>
-                <w:bottom w:val="none" w:sz="0" w:space="0" w:color="000000"/>
-                <w:top w:val="none" w:sz="0" w:space="0" w:color="000000"/>
-                <w:left w:val="none" w:sz="0" w:space="0" w:color="000000"/>
-                <w:right w:val="none" w:sz="0" w:space="0" w:color="000000"/>
-              </w:pBdr>
-              <w:spacing w:after="100" w:before="100" w:line="240"/>
-              <w:ind w:left="100" w:right="100" w:firstLine="0" w:firstLineChars="0"/>
-              <w:rPr>
-                <w:rFonts w:ascii="Helvetica" w:hAnsi="Helvetica" w:eastAsia="Helvetica" w:cs="Helvetica"/>
-                <w:i w:val="false"/>
-                <w:b w:val="false"/>
-                <w:u w:val="none"/>
-                <w:sz w:val="22"/>
-                <w:szCs w:val="22"/>
-                <w:color w:val="000000"/>
-              </w:rPr>
-            </w:pPr>
-            <w:r>
-              <w:rPr>
-                <w:rFonts w:ascii="Helvetica" w:hAnsi="Helvetica" w:eastAsia="Helvetica" w:cs="Helvetica"/>
-                <w:i w:val="false"/>
-                <w:b w:val="false"/>
-                <w:u w:val="none"/>
-                <w:sz w:val="22"/>
-                <w:szCs w:val="22"/>
-                <w:color w:val="000000"/>
-              </w:rPr>
-              <w:t xml:space="preserve">0.33, 3.30</w:t>
-            </w:r>
-          </w:p>
-        </w:tc>
-        <w:tc>
-          <w:tcPr>
-            <w:tcBorders>
-              <w:bottom w:val="none" w:sz="0" w:space="0" w:color="000000"/>
-              <w:top w:val="none" w:sz="0" w:space="0" w:color="000000"/>
-              <w:left w:val="none" w:sz="0" w:space="0" w:color="000000"/>
-              <w:right w:val="none" w:sz="0" w:space="0" w:color="000000"/>
-            </w:tcBorders>
-            <w:shd w:val="clear" w:color="auto" w:fill="FFFFFF"/>
-            <w:tcMar>
-              <w:top w:w="0" w:type="dxa"/>
-              <w:bottom w:w="0" w:type="dxa"/>
-              <w:left w:w="0" w:type="dxa"/>
-              <w:right w:w="0" w:type="dxa"/>
-            </w:tcMar>
-            <w:vAlign w:val="top"/>
-          </w:tcPr>
-          <w:p>
-            <w:pPr>
-              <w:pStyle w:val="Normal"/>
-              <w:jc w:val="center"/>
-              <w:pBdr>
-                <w:bottom w:val="none" w:sz="0" w:space="0" w:color="000000"/>
-                <w:top w:val="none" w:sz="0" w:space="0" w:color="000000"/>
-                <w:left w:val="none" w:sz="0" w:space="0" w:color="000000"/>
-                <w:right w:val="none" w:sz="0" w:space="0" w:color="000000"/>
-              </w:pBdr>
-              <w:spacing w:after="100" w:before="100" w:line="240"/>
-              <w:ind w:left="100" w:right="100" w:firstLine="0" w:firstLineChars="0"/>
-              <w:rPr>
-                <w:rFonts w:ascii="Helvetica" w:hAnsi="Helvetica" w:eastAsia="Helvetica" w:cs="Helvetica"/>
-                <w:i w:val="false"/>
-                <w:b w:val="false"/>
-                <w:u w:val="none"/>
-                <w:sz w:val="22"/>
-                <w:szCs w:val="22"/>
-                <w:color w:val="000000"/>
-              </w:rPr>
-            </w:pPr>
-            <w:r>
-              <w:rPr>
-                <w:rFonts w:ascii="Helvetica" w:hAnsi="Helvetica" w:eastAsia="Helvetica" w:cs="Helvetica"/>
-                <w:i w:val="false"/>
-                <w:b w:val="false"/>
-                <w:u w:val="none"/>
-                <w:sz w:val="22"/>
-                <w:szCs w:val="22"/>
-                <w:color w:val="000000"/>
-              </w:rPr>
-              <w:t xml:space="preserve">0.940</w:t>
+              <w:t xml:space="preserve">1.08</w:t>
+            </w:r>
+          </w:p>
+        </w:tc>
+        <w:tc>
+          <w:tcPr>
+            <w:tcBorders>
+              <w:bottom w:val="none" w:sz="0" w:space="0" w:color="000000"/>
+              <w:top w:val="none" w:sz="0" w:space="0" w:color="000000"/>
+              <w:left w:val="none" w:sz="0" w:space="0" w:color="000000"/>
+              <w:right w:val="none" w:sz="0" w:space="0" w:color="000000"/>
+            </w:tcBorders>
+            <w:shd w:val="clear" w:color="auto" w:fill="FFFFFF"/>
+            <w:tcMar>
+              <w:top w:w="0" w:type="dxa"/>
+              <w:bottom w:w="0" w:type="dxa"/>
+              <w:left w:w="0" w:type="dxa"/>
+              <w:right w:w="0" w:type="dxa"/>
+            </w:tcMar>
+            <w:vAlign w:val="top"/>
+          </w:tcPr>
+          <w:p>
+            <w:pPr>
+              <w:pStyle w:val="Normal"/>
+              <w:jc w:val="center"/>
+              <w:pBdr>
+                <w:bottom w:val="none" w:sz="0" w:space="0" w:color="000000"/>
+                <w:top w:val="none" w:sz="0" w:space="0" w:color="000000"/>
+                <w:left w:val="none" w:sz="0" w:space="0" w:color="000000"/>
+                <w:right w:val="none" w:sz="0" w:space="0" w:color="000000"/>
+              </w:pBdr>
+              <w:spacing w:after="100" w:before="100" w:line="240"/>
+              <w:ind w:left="100" w:right="100" w:firstLine="0" w:firstLineChars="0"/>
+              <w:rPr>
+                <w:rFonts w:ascii="Helvetica" w:hAnsi="Helvetica" w:eastAsia="Helvetica" w:cs="Helvetica"/>
+                <w:i w:val="false"/>
+                <w:b w:val="false"/>
+                <w:u w:val="none"/>
+                <w:sz w:val="22"/>
+                <w:szCs w:val="22"/>
+                <w:color w:val="000000"/>
+              </w:rPr>
+            </w:pPr>
+            <w:r>
+              <w:rPr>
+                <w:rFonts w:ascii="Helvetica" w:hAnsi="Helvetica" w:eastAsia="Helvetica" w:cs="Helvetica"/>
+                <w:i w:val="false"/>
+                <w:b w:val="false"/>
+                <w:u w:val="none"/>
+                <w:sz w:val="22"/>
+                <w:szCs w:val="22"/>
+                <w:color w:val="000000"/>
+              </w:rPr>
+              <w:t xml:space="preserve">0.34, 3.42</w:t>
+            </w:r>
+          </w:p>
+        </w:tc>
+        <w:tc>
+          <w:tcPr>
+            <w:tcBorders>
+              <w:bottom w:val="none" w:sz="0" w:space="0" w:color="000000"/>
+              <w:top w:val="none" w:sz="0" w:space="0" w:color="000000"/>
+              <w:left w:val="none" w:sz="0" w:space="0" w:color="000000"/>
+              <w:right w:val="none" w:sz="0" w:space="0" w:color="000000"/>
+            </w:tcBorders>
+            <w:shd w:val="clear" w:color="auto" w:fill="FFFFFF"/>
+            <w:tcMar>
+              <w:top w:w="0" w:type="dxa"/>
+              <w:bottom w:w="0" w:type="dxa"/>
+              <w:left w:w="0" w:type="dxa"/>
+              <w:right w:w="0" w:type="dxa"/>
+            </w:tcMar>
+            <w:vAlign w:val="top"/>
+          </w:tcPr>
+          <w:p>
+            <w:pPr>
+              <w:pStyle w:val="Normal"/>
+              <w:jc w:val="center"/>
+              <w:pBdr>
+                <w:bottom w:val="none" w:sz="0" w:space="0" w:color="000000"/>
+                <w:top w:val="none" w:sz="0" w:space="0" w:color="000000"/>
+                <w:left w:val="none" w:sz="0" w:space="0" w:color="000000"/>
+                <w:right w:val="none" w:sz="0" w:space="0" w:color="000000"/>
+              </w:pBdr>
+              <w:spacing w:after="100" w:before="100" w:line="240"/>
+              <w:ind w:left="100" w:right="100" w:firstLine="0" w:firstLineChars="0"/>
+              <w:rPr>
+                <w:rFonts w:ascii="Helvetica" w:hAnsi="Helvetica" w:eastAsia="Helvetica" w:cs="Helvetica"/>
+                <w:i w:val="false"/>
+                <w:b w:val="false"/>
+                <w:u w:val="none"/>
+                <w:sz w:val="22"/>
+                <w:szCs w:val="22"/>
+                <w:color w:val="000000"/>
+              </w:rPr>
+            </w:pPr>
+            <w:r>
+              <w:rPr>
+                <w:rFonts w:ascii="Helvetica" w:hAnsi="Helvetica" w:eastAsia="Helvetica" w:cs="Helvetica"/>
+                <w:i w:val="false"/>
+                <w:b w:val="false"/>
+                <w:u w:val="none"/>
+                <w:sz w:val="22"/>
+                <w:szCs w:val="22"/>
+                <w:color w:val="000000"/>
+              </w:rPr>
+              <w:t xml:space="preserve">0.900</w:t>
             </w:r>
           </w:p>
         </w:tc>
       </w:tr>
       <w:tr>
         <w:trPr>
-          <w:trHeight w:val="598" w:hRule="auto"/>
+          <w:trHeight w:val="597" w:hRule="auto"/>
         </w:trPr>
         body16
         <w:tc>
@@ -8348,113 +8348,113 @@
                 <w:szCs w:val="22"/>
                 <w:color w:val="000000"/>
               </w:rPr>
-              <w:t xml:space="preserve">0.33</w:t>
-            </w:r>
-          </w:p>
-        </w:tc>
-        <w:tc>
-          <w:tcPr>
-            <w:tcBorders>
-              <w:bottom w:val="none" w:sz="0" w:space="0" w:color="000000"/>
-              <w:top w:val="none" w:sz="0" w:space="0" w:color="000000"/>
-              <w:left w:val="none" w:sz="0" w:space="0" w:color="000000"/>
-              <w:right w:val="none" w:sz="0" w:space="0" w:color="000000"/>
-            </w:tcBorders>
-            <w:shd w:val="clear" w:color="auto" w:fill="FFFFFF"/>
-            <w:tcMar>
-              <w:top w:w="0" w:type="dxa"/>
-              <w:bottom w:w="0" w:type="dxa"/>
-              <w:left w:w="0" w:type="dxa"/>
-              <w:right w:w="0" w:type="dxa"/>
-            </w:tcMar>
-            <w:vAlign w:val="top"/>
-          </w:tcPr>
-          <w:p>
-            <w:pPr>
-              <w:pStyle w:val="Normal"/>
-              <w:jc w:val="center"/>
-              <w:pBdr>
-                <w:bottom w:val="none" w:sz="0" w:space="0" w:color="000000"/>
-                <w:top w:val="none" w:sz="0" w:space="0" w:color="000000"/>
-                <w:left w:val="none" w:sz="0" w:space="0" w:color="000000"/>
-                <w:right w:val="none" w:sz="0" w:space="0" w:color="000000"/>
-              </w:pBdr>
-              <w:spacing w:after="100" w:before="100" w:line="240"/>
-              <w:ind w:left="100" w:right="100" w:firstLine="0" w:firstLineChars="0"/>
-              <w:rPr>
-                <w:rFonts w:ascii="Helvetica" w:hAnsi="Helvetica" w:eastAsia="Helvetica" w:cs="Helvetica"/>
-                <w:i w:val="false"/>
-                <w:b w:val="false"/>
-                <w:u w:val="none"/>
-                <w:sz w:val="22"/>
-                <w:szCs w:val="22"/>
-                <w:color w:val="000000"/>
-              </w:rPr>
-            </w:pPr>
-            <w:r>
-              <w:rPr>
-                <w:rFonts w:ascii="Helvetica" w:hAnsi="Helvetica" w:eastAsia="Helvetica" w:cs="Helvetica"/>
-                <w:i w:val="false"/>
-                <w:b w:val="false"/>
-                <w:u w:val="none"/>
-                <w:sz w:val="22"/>
-                <w:szCs w:val="22"/>
-                <w:color w:val="000000"/>
-              </w:rPr>
-              <w:t xml:space="preserve">0.07, 1.62</w:t>
-            </w:r>
-          </w:p>
-        </w:tc>
-        <w:tc>
-          <w:tcPr>
-            <w:tcBorders>
-              <w:bottom w:val="none" w:sz="0" w:space="0" w:color="000000"/>
-              <w:top w:val="none" w:sz="0" w:space="0" w:color="000000"/>
-              <w:left w:val="none" w:sz="0" w:space="0" w:color="000000"/>
-              <w:right w:val="none" w:sz="0" w:space="0" w:color="000000"/>
-            </w:tcBorders>
-            <w:shd w:val="clear" w:color="auto" w:fill="FFFFFF"/>
-            <w:tcMar>
-              <w:top w:w="0" w:type="dxa"/>
-              <w:bottom w:w="0" w:type="dxa"/>
-              <w:left w:w="0" w:type="dxa"/>
-              <w:right w:w="0" w:type="dxa"/>
-            </w:tcMar>
-            <w:vAlign w:val="top"/>
-          </w:tcPr>
-          <w:p>
-            <w:pPr>
-              <w:pStyle w:val="Normal"/>
-              <w:jc w:val="center"/>
-              <w:pBdr>
-                <w:bottom w:val="none" w:sz="0" w:space="0" w:color="000000"/>
-                <w:top w:val="none" w:sz="0" w:space="0" w:color="000000"/>
-                <w:left w:val="none" w:sz="0" w:space="0" w:color="000000"/>
-                <w:right w:val="none" w:sz="0" w:space="0" w:color="000000"/>
-              </w:pBdr>
-              <w:spacing w:after="100" w:before="100" w:line="240"/>
-              <w:ind w:left="100" w:right="100" w:firstLine="0" w:firstLineChars="0"/>
-              <w:rPr>
-                <w:rFonts w:ascii="Helvetica" w:hAnsi="Helvetica" w:eastAsia="Helvetica" w:cs="Helvetica"/>
-                <w:i w:val="false"/>
-                <w:b w:val="false"/>
-                <w:u w:val="none"/>
-                <w:sz w:val="22"/>
-                <w:szCs w:val="22"/>
-                <w:color w:val="000000"/>
-              </w:rPr>
-            </w:pPr>
-            <w:r>
-              <w:rPr>
-                <w:rFonts w:ascii="Helvetica" w:hAnsi="Helvetica" w:eastAsia="Helvetica" w:cs="Helvetica"/>
-                <w:i w:val="false"/>
-                <w:b w:val="false"/>
-                <w:u w:val="none"/>
-                <w:sz w:val="22"/>
-                <w:szCs w:val="22"/>
-                <w:color w:val="000000"/>
-              </w:rPr>
-              <w:t xml:space="preserve">0.170</w:t>
+              <w:t xml:space="preserve">0.35</w:t>
+            </w:r>
+          </w:p>
+        </w:tc>
+        <w:tc>
+          <w:tcPr>
+            <w:tcBorders>
+              <w:bottom w:val="none" w:sz="0" w:space="0" w:color="000000"/>
+              <w:top w:val="none" w:sz="0" w:space="0" w:color="000000"/>
+              <w:left w:val="none" w:sz="0" w:space="0" w:color="000000"/>
+              <w:right w:val="none" w:sz="0" w:space="0" w:color="000000"/>
+            </w:tcBorders>
+            <w:shd w:val="clear" w:color="auto" w:fill="FFFFFF"/>
+            <w:tcMar>
+              <w:top w:w="0" w:type="dxa"/>
+              <w:bottom w:w="0" w:type="dxa"/>
+              <w:left w:w="0" w:type="dxa"/>
+              <w:right w:w="0" w:type="dxa"/>
+            </w:tcMar>
+            <w:vAlign w:val="top"/>
+          </w:tcPr>
+          <w:p>
+            <w:pPr>
+              <w:pStyle w:val="Normal"/>
+              <w:jc w:val="center"/>
+              <w:pBdr>
+                <w:bottom w:val="none" w:sz="0" w:space="0" w:color="000000"/>
+                <w:top w:val="none" w:sz="0" w:space="0" w:color="000000"/>
+                <w:left w:val="none" w:sz="0" w:space="0" w:color="000000"/>
+                <w:right w:val="none" w:sz="0" w:space="0" w:color="000000"/>
+              </w:pBdr>
+              <w:spacing w:after="100" w:before="100" w:line="240"/>
+              <w:ind w:left="100" w:right="100" w:firstLine="0" w:firstLineChars="0"/>
+              <w:rPr>
+                <w:rFonts w:ascii="Helvetica" w:hAnsi="Helvetica" w:eastAsia="Helvetica" w:cs="Helvetica"/>
+                <w:i w:val="false"/>
+                <w:b w:val="false"/>
+                <w:u w:val="none"/>
+                <w:sz w:val="22"/>
+                <w:szCs w:val="22"/>
+                <w:color w:val="000000"/>
+              </w:rPr>
+            </w:pPr>
+            <w:r>
+              <w:rPr>
+                <w:rFonts w:ascii="Helvetica" w:hAnsi="Helvetica" w:eastAsia="Helvetica" w:cs="Helvetica"/>
+                <w:i w:val="false"/>
+                <w:b w:val="false"/>
+                <w:u w:val="none"/>
+                <w:sz w:val="22"/>
+                <w:szCs w:val="22"/>
+                <w:color w:val="000000"/>
+              </w:rPr>
+              <w:t xml:space="preserve">0.07, 1.71</w:t>
+            </w:r>
+          </w:p>
+        </w:tc>
+        <w:tc>
+          <w:tcPr>
+            <w:tcBorders>
+              <w:bottom w:val="none" w:sz="0" w:space="0" w:color="000000"/>
+              <w:top w:val="none" w:sz="0" w:space="0" w:color="000000"/>
+              <w:left w:val="none" w:sz="0" w:space="0" w:color="000000"/>
+              <w:right w:val="none" w:sz="0" w:space="0" w:color="000000"/>
+            </w:tcBorders>
+            <w:shd w:val="clear" w:color="auto" w:fill="FFFFFF"/>
+            <w:tcMar>
+              <w:top w:w="0" w:type="dxa"/>
+              <w:bottom w:w="0" w:type="dxa"/>
+              <w:left w:w="0" w:type="dxa"/>
+              <w:right w:w="0" w:type="dxa"/>
+            </w:tcMar>
+            <w:vAlign w:val="top"/>
+          </w:tcPr>
+          <w:p>
+            <w:pPr>
+              <w:pStyle w:val="Normal"/>
+              <w:jc w:val="center"/>
+              <w:pBdr>
+                <w:bottom w:val="none" w:sz="0" w:space="0" w:color="000000"/>
+                <w:top w:val="none" w:sz="0" w:space="0" w:color="000000"/>
+                <w:left w:val="none" w:sz="0" w:space="0" w:color="000000"/>
+                <w:right w:val="none" w:sz="0" w:space="0" w:color="000000"/>
+              </w:pBdr>
+              <w:spacing w:after="100" w:before="100" w:line="240"/>
+              <w:ind w:left="100" w:right="100" w:firstLine="0" w:firstLineChars="0"/>
+              <w:rPr>
+                <w:rFonts w:ascii="Helvetica" w:hAnsi="Helvetica" w:eastAsia="Helvetica" w:cs="Helvetica"/>
+                <w:i w:val="false"/>
+                <w:b w:val="false"/>
+                <w:u w:val="none"/>
+                <w:sz w:val="22"/>
+                <w:szCs w:val="22"/>
+                <w:color w:val="000000"/>
+              </w:rPr>
+            </w:pPr>
+            <w:r>
+              <w:rPr>
+                <w:rFonts w:ascii="Helvetica" w:hAnsi="Helvetica" w:eastAsia="Helvetica" w:cs="Helvetica"/>
+                <w:i w:val="false"/>
+                <w:b w:val="false"/>
+                <w:u w:val="none"/>
+                <w:sz w:val="22"/>
+                <w:szCs w:val="22"/>
+                <w:color w:val="000000"/>
+              </w:rPr>
+              <w:t xml:space="preserve">0.190</w:t>
             </w:r>
           </w:p>
         </w:tc>
@@ -8831,113 +8831,113 @@
                 <w:szCs w:val="22"/>
                 <w:color w:val="000000"/>
               </w:rPr>
-              <w:t xml:space="preserve">0.46</w:t>
-            </w:r>
-          </w:p>
-        </w:tc>
-        <w:tc>
-          <w:tcPr>
-            <w:tcBorders>
-              <w:bottom w:val="none" w:sz="0" w:space="0" w:color="000000"/>
-              <w:top w:val="none" w:sz="0" w:space="0" w:color="000000"/>
-              <w:left w:val="none" w:sz="0" w:space="0" w:color="000000"/>
-              <w:right w:val="none" w:sz="0" w:space="0" w:color="000000"/>
-            </w:tcBorders>
-            <w:shd w:val="clear" w:color="auto" w:fill="FFFFFF"/>
-            <w:tcMar>
-              <w:top w:w="0" w:type="dxa"/>
-              <w:bottom w:w="0" w:type="dxa"/>
-              <w:left w:w="0" w:type="dxa"/>
-              <w:right w:w="0" w:type="dxa"/>
-            </w:tcMar>
-            <w:vAlign w:val="top"/>
-          </w:tcPr>
-          <w:p>
-            <w:pPr>
-              <w:pStyle w:val="Normal"/>
-              <w:jc w:val="center"/>
-              <w:pBdr>
-                <w:bottom w:val="none" w:sz="0" w:space="0" w:color="000000"/>
-                <w:top w:val="none" w:sz="0" w:space="0" w:color="000000"/>
-                <w:left w:val="none" w:sz="0" w:space="0" w:color="000000"/>
-                <w:right w:val="none" w:sz="0" w:space="0" w:color="000000"/>
-              </w:pBdr>
-              <w:spacing w:after="100" w:before="100" w:line="240"/>
-              <w:ind w:left="100" w:right="100" w:firstLine="0" w:firstLineChars="0"/>
-              <w:rPr>
-                <w:rFonts w:ascii="Helvetica" w:hAnsi="Helvetica" w:eastAsia="Helvetica" w:cs="Helvetica"/>
-                <w:i w:val="false"/>
-                <w:b w:val="false"/>
-                <w:u w:val="none"/>
-                <w:sz w:val="22"/>
-                <w:szCs w:val="22"/>
-                <w:color w:val="000000"/>
-              </w:rPr>
-            </w:pPr>
-            <w:r>
-              <w:rPr>
-                <w:rFonts w:ascii="Helvetica" w:hAnsi="Helvetica" w:eastAsia="Helvetica" w:cs="Helvetica"/>
-                <w:i w:val="false"/>
-                <w:b w:val="false"/>
-                <w:u w:val="none"/>
-                <w:sz w:val="22"/>
-                <w:szCs w:val="22"/>
-                <w:color w:val="000000"/>
-              </w:rPr>
-              <w:t xml:space="preserve">0.10, 2.19</w:t>
-            </w:r>
-          </w:p>
-        </w:tc>
-        <w:tc>
-          <w:tcPr>
-            <w:tcBorders>
-              <w:bottom w:val="none" w:sz="0" w:space="0" w:color="000000"/>
-              <w:top w:val="none" w:sz="0" w:space="0" w:color="000000"/>
-              <w:left w:val="none" w:sz="0" w:space="0" w:color="000000"/>
-              <w:right w:val="none" w:sz="0" w:space="0" w:color="000000"/>
-            </w:tcBorders>
-            <w:shd w:val="clear" w:color="auto" w:fill="FFFFFF"/>
-            <w:tcMar>
-              <w:top w:w="0" w:type="dxa"/>
-              <w:bottom w:w="0" w:type="dxa"/>
-              <w:left w:w="0" w:type="dxa"/>
-              <w:right w:w="0" w:type="dxa"/>
-            </w:tcMar>
-            <w:vAlign w:val="top"/>
-          </w:tcPr>
-          <w:p>
-            <w:pPr>
-              <w:pStyle w:val="Normal"/>
-              <w:jc w:val="center"/>
-              <w:pBdr>
-                <w:bottom w:val="none" w:sz="0" w:space="0" w:color="000000"/>
-                <w:top w:val="none" w:sz="0" w:space="0" w:color="000000"/>
-                <w:left w:val="none" w:sz="0" w:space="0" w:color="000000"/>
-                <w:right w:val="none" w:sz="0" w:space="0" w:color="000000"/>
-              </w:pBdr>
-              <w:spacing w:after="100" w:before="100" w:line="240"/>
-              <w:ind w:left="100" w:right="100" w:firstLine="0" w:firstLineChars="0"/>
-              <w:rPr>
-                <w:rFonts w:ascii="Helvetica" w:hAnsi="Helvetica" w:eastAsia="Helvetica" w:cs="Helvetica"/>
-                <w:i w:val="false"/>
-                <w:b w:val="false"/>
-                <w:u w:val="none"/>
-                <w:sz w:val="22"/>
-                <w:szCs w:val="22"/>
-                <w:color w:val="000000"/>
-              </w:rPr>
-            </w:pPr>
-            <w:r>
-              <w:rPr>
-                <w:rFonts w:ascii="Helvetica" w:hAnsi="Helvetica" w:eastAsia="Helvetica" w:cs="Helvetica"/>
-                <w:i w:val="false"/>
-                <w:b w:val="false"/>
-                <w:u w:val="none"/>
-                <w:sz w:val="22"/>
-                <w:szCs w:val="22"/>
-                <w:color w:val="000000"/>
-              </w:rPr>
-              <w:t xml:space="preserve">0.330</w:t>
+              <w:t xml:space="preserve">0.43</w:t>
+            </w:r>
+          </w:p>
+        </w:tc>
+        <w:tc>
+          <w:tcPr>
+            <w:tcBorders>
+              <w:bottom w:val="none" w:sz="0" w:space="0" w:color="000000"/>
+              <w:top w:val="none" w:sz="0" w:space="0" w:color="000000"/>
+              <w:left w:val="none" w:sz="0" w:space="0" w:color="000000"/>
+              <w:right w:val="none" w:sz="0" w:space="0" w:color="000000"/>
+            </w:tcBorders>
+            <w:shd w:val="clear" w:color="auto" w:fill="FFFFFF"/>
+            <w:tcMar>
+              <w:top w:w="0" w:type="dxa"/>
+              <w:bottom w:w="0" w:type="dxa"/>
+              <w:left w:w="0" w:type="dxa"/>
+              <w:right w:w="0" w:type="dxa"/>
+            </w:tcMar>
+            <w:vAlign w:val="top"/>
+          </w:tcPr>
+          <w:p>
+            <w:pPr>
+              <w:pStyle w:val="Normal"/>
+              <w:jc w:val="center"/>
+              <w:pBdr>
+                <w:bottom w:val="none" w:sz="0" w:space="0" w:color="000000"/>
+                <w:top w:val="none" w:sz="0" w:space="0" w:color="000000"/>
+                <w:left w:val="none" w:sz="0" w:space="0" w:color="000000"/>
+                <w:right w:val="none" w:sz="0" w:space="0" w:color="000000"/>
+              </w:pBdr>
+              <w:spacing w:after="100" w:before="100" w:line="240"/>
+              <w:ind w:left="100" w:right="100" w:firstLine="0" w:firstLineChars="0"/>
+              <w:rPr>
+                <w:rFonts w:ascii="Helvetica" w:hAnsi="Helvetica" w:eastAsia="Helvetica" w:cs="Helvetica"/>
+                <w:i w:val="false"/>
+                <w:b w:val="false"/>
+                <w:u w:val="none"/>
+                <w:sz w:val="22"/>
+                <w:szCs w:val="22"/>
+                <w:color w:val="000000"/>
+              </w:rPr>
+            </w:pPr>
+            <w:r>
+              <w:rPr>
+                <w:rFonts w:ascii="Helvetica" w:hAnsi="Helvetica" w:eastAsia="Helvetica" w:cs="Helvetica"/>
+                <w:i w:val="false"/>
+                <w:b w:val="false"/>
+                <w:u w:val="none"/>
+                <w:sz w:val="22"/>
+                <w:szCs w:val="22"/>
+                <w:color w:val="000000"/>
+              </w:rPr>
+              <w:t xml:space="preserve">0.09, 2.06</w:t>
+            </w:r>
+          </w:p>
+        </w:tc>
+        <w:tc>
+          <w:tcPr>
+            <w:tcBorders>
+              <w:bottom w:val="none" w:sz="0" w:space="0" w:color="000000"/>
+              <w:top w:val="none" w:sz="0" w:space="0" w:color="000000"/>
+              <w:left w:val="none" w:sz="0" w:space="0" w:color="000000"/>
+              <w:right w:val="none" w:sz="0" w:space="0" w:color="000000"/>
+            </w:tcBorders>
+            <w:shd w:val="clear" w:color="auto" w:fill="FFFFFF"/>
+            <w:tcMar>
+              <w:top w:w="0" w:type="dxa"/>
+              <w:bottom w:w="0" w:type="dxa"/>
+              <w:left w:w="0" w:type="dxa"/>
+              <w:right w:w="0" w:type="dxa"/>
+            </w:tcMar>
+            <w:vAlign w:val="top"/>
+          </w:tcPr>
+          <w:p>
+            <w:pPr>
+              <w:pStyle w:val="Normal"/>
+              <w:jc w:val="center"/>
+              <w:pBdr>
+                <w:bottom w:val="none" w:sz="0" w:space="0" w:color="000000"/>
+                <w:top w:val="none" w:sz="0" w:space="0" w:color="000000"/>
+                <w:left w:val="none" w:sz="0" w:space="0" w:color="000000"/>
+                <w:right w:val="none" w:sz="0" w:space="0" w:color="000000"/>
+              </w:pBdr>
+              <w:spacing w:after="100" w:before="100" w:line="240"/>
+              <w:ind w:left="100" w:right="100" w:firstLine="0" w:firstLineChars="0"/>
+              <w:rPr>
+                <w:rFonts w:ascii="Helvetica" w:hAnsi="Helvetica" w:eastAsia="Helvetica" w:cs="Helvetica"/>
+                <w:i w:val="false"/>
+                <w:b w:val="false"/>
+                <w:u w:val="none"/>
+                <w:sz w:val="22"/>
+                <w:szCs w:val="22"/>
+                <w:color w:val="000000"/>
+              </w:rPr>
+            </w:pPr>
+            <w:r>
+              <w:rPr>
+                <w:rFonts w:ascii="Helvetica" w:hAnsi="Helvetica" w:eastAsia="Helvetica" w:cs="Helvetica"/>
+                <w:i w:val="false"/>
+                <w:b w:val="false"/>
+                <w:u w:val="none"/>
+                <w:sz w:val="22"/>
+                <w:szCs w:val="22"/>
+                <w:color w:val="000000"/>
+              </w:rPr>
+              <w:t xml:space="preserve">0.290</w:t>
             </w:r>
           </w:p>
         </w:tc>
@@ -10280,113 +10280,113 @@
                 <w:szCs w:val="22"/>
                 <w:color w:val="000000"/>
               </w:rPr>
-              <w:t xml:space="preserve">1.08</w:t>
-            </w:r>
-          </w:p>
-        </w:tc>
-        <w:tc>
-          <w:tcPr>
-            <w:tcBorders>
-              <w:bottom w:val="none" w:sz="0" w:space="0" w:color="000000"/>
-              <w:top w:val="none" w:sz="0" w:space="0" w:color="000000"/>
-              <w:left w:val="none" w:sz="0" w:space="0" w:color="000000"/>
-              <w:right w:val="none" w:sz="0" w:space="0" w:color="000000"/>
-            </w:tcBorders>
-            <w:shd w:val="clear" w:color="auto" w:fill="FFFFFF"/>
-            <w:tcMar>
-              <w:top w:w="0" w:type="dxa"/>
-              <w:bottom w:w="0" w:type="dxa"/>
-              <w:left w:w="0" w:type="dxa"/>
-              <w:right w:w="0" w:type="dxa"/>
-            </w:tcMar>
-            <w:vAlign w:val="top"/>
-          </w:tcPr>
-          <w:p>
-            <w:pPr>
-              <w:pStyle w:val="Normal"/>
-              <w:jc w:val="center"/>
-              <w:pBdr>
-                <w:bottom w:val="none" w:sz="0" w:space="0" w:color="000000"/>
-                <w:top w:val="none" w:sz="0" w:space="0" w:color="000000"/>
-                <w:left w:val="none" w:sz="0" w:space="0" w:color="000000"/>
-                <w:right w:val="none" w:sz="0" w:space="0" w:color="000000"/>
-              </w:pBdr>
-              <w:spacing w:after="100" w:before="100" w:line="240"/>
-              <w:ind w:left="100" w:right="100" w:firstLine="0" w:firstLineChars="0"/>
-              <w:rPr>
-                <w:rFonts w:ascii="Helvetica" w:hAnsi="Helvetica" w:eastAsia="Helvetica" w:cs="Helvetica"/>
-                <w:i w:val="false"/>
-                <w:b w:val="false"/>
-                <w:u w:val="none"/>
-                <w:sz w:val="22"/>
-                <w:szCs w:val="22"/>
-                <w:color w:val="000000"/>
-              </w:rPr>
-            </w:pPr>
-            <w:r>
-              <w:rPr>
-                <w:rFonts w:ascii="Helvetica" w:hAnsi="Helvetica" w:eastAsia="Helvetica" w:cs="Helvetica"/>
-                <w:i w:val="false"/>
-                <w:b w:val="false"/>
-                <w:u w:val="none"/>
-                <w:sz w:val="22"/>
-                <w:szCs w:val="22"/>
-                <w:color w:val="000000"/>
-              </w:rPr>
-              <w:t xml:space="preserve">0.58, 2.04</w:t>
-            </w:r>
-          </w:p>
-        </w:tc>
-        <w:tc>
-          <w:tcPr>
-            <w:tcBorders>
-              <w:bottom w:val="none" w:sz="0" w:space="0" w:color="000000"/>
-              <w:top w:val="none" w:sz="0" w:space="0" w:color="000000"/>
-              <w:left w:val="none" w:sz="0" w:space="0" w:color="000000"/>
-              <w:right w:val="none" w:sz="0" w:space="0" w:color="000000"/>
-            </w:tcBorders>
-            <w:shd w:val="clear" w:color="auto" w:fill="FFFFFF"/>
-            <w:tcMar>
-              <w:top w:w="0" w:type="dxa"/>
-              <w:bottom w:w="0" w:type="dxa"/>
-              <w:left w:w="0" w:type="dxa"/>
-              <w:right w:w="0" w:type="dxa"/>
-            </w:tcMar>
-            <w:vAlign w:val="top"/>
-          </w:tcPr>
-          <w:p>
-            <w:pPr>
-              <w:pStyle w:val="Normal"/>
-              <w:jc w:val="center"/>
-              <w:pBdr>
-                <w:bottom w:val="none" w:sz="0" w:space="0" w:color="000000"/>
-                <w:top w:val="none" w:sz="0" w:space="0" w:color="000000"/>
-                <w:left w:val="none" w:sz="0" w:space="0" w:color="000000"/>
-                <w:right w:val="none" w:sz="0" w:space="0" w:color="000000"/>
-              </w:pBdr>
-              <w:spacing w:after="100" w:before="100" w:line="240"/>
-              <w:ind w:left="100" w:right="100" w:firstLine="0" w:firstLineChars="0"/>
-              <w:rPr>
-                <w:rFonts w:ascii="Helvetica" w:hAnsi="Helvetica" w:eastAsia="Helvetica" w:cs="Helvetica"/>
-                <w:i w:val="false"/>
-                <w:b w:val="false"/>
-                <w:u w:val="none"/>
-                <w:sz w:val="22"/>
-                <w:szCs w:val="22"/>
-                <w:color w:val="000000"/>
-              </w:rPr>
-            </w:pPr>
-            <w:r>
-              <w:rPr>
-                <w:rFonts w:ascii="Helvetica" w:hAnsi="Helvetica" w:eastAsia="Helvetica" w:cs="Helvetica"/>
-                <w:i w:val="false"/>
-                <w:b w:val="false"/>
-                <w:u w:val="none"/>
-                <w:sz w:val="22"/>
-                <w:szCs w:val="22"/>
-                <w:color w:val="000000"/>
-              </w:rPr>
-              <w:t xml:space="preserve">0.800</w:t>
+              <w:t xml:space="preserve">1.10</w:t>
+            </w:r>
+          </w:p>
+        </w:tc>
+        <w:tc>
+          <w:tcPr>
+            <w:tcBorders>
+              <w:bottom w:val="none" w:sz="0" w:space="0" w:color="000000"/>
+              <w:top w:val="none" w:sz="0" w:space="0" w:color="000000"/>
+              <w:left w:val="none" w:sz="0" w:space="0" w:color="000000"/>
+              <w:right w:val="none" w:sz="0" w:space="0" w:color="000000"/>
+            </w:tcBorders>
+            <w:shd w:val="clear" w:color="auto" w:fill="FFFFFF"/>
+            <w:tcMar>
+              <w:top w:w="0" w:type="dxa"/>
+              <w:bottom w:w="0" w:type="dxa"/>
+              <w:left w:w="0" w:type="dxa"/>
+              <w:right w:w="0" w:type="dxa"/>
+            </w:tcMar>
+            <w:vAlign w:val="top"/>
+          </w:tcPr>
+          <w:p>
+            <w:pPr>
+              <w:pStyle w:val="Normal"/>
+              <w:jc w:val="center"/>
+              <w:pBdr>
+                <w:bottom w:val="none" w:sz="0" w:space="0" w:color="000000"/>
+                <w:top w:val="none" w:sz="0" w:space="0" w:color="000000"/>
+                <w:left w:val="none" w:sz="0" w:space="0" w:color="000000"/>
+                <w:right w:val="none" w:sz="0" w:space="0" w:color="000000"/>
+              </w:pBdr>
+              <w:spacing w:after="100" w:before="100" w:line="240"/>
+              <w:ind w:left="100" w:right="100" w:firstLine="0" w:firstLineChars="0"/>
+              <w:rPr>
+                <w:rFonts w:ascii="Helvetica" w:hAnsi="Helvetica" w:eastAsia="Helvetica" w:cs="Helvetica"/>
+                <w:i w:val="false"/>
+                <w:b w:val="false"/>
+                <w:u w:val="none"/>
+                <w:sz w:val="22"/>
+                <w:szCs w:val="22"/>
+                <w:color w:val="000000"/>
+              </w:rPr>
+            </w:pPr>
+            <w:r>
+              <w:rPr>
+                <w:rFonts w:ascii="Helvetica" w:hAnsi="Helvetica" w:eastAsia="Helvetica" w:cs="Helvetica"/>
+                <w:i w:val="false"/>
+                <w:b w:val="false"/>
+                <w:u w:val="none"/>
+                <w:sz w:val="22"/>
+                <w:szCs w:val="22"/>
+                <w:color w:val="000000"/>
+              </w:rPr>
+              <w:t xml:space="preserve">0.58, 2.07</w:t>
+            </w:r>
+          </w:p>
+        </w:tc>
+        <w:tc>
+          <w:tcPr>
+            <w:tcBorders>
+              <w:bottom w:val="none" w:sz="0" w:space="0" w:color="000000"/>
+              <w:top w:val="none" w:sz="0" w:space="0" w:color="000000"/>
+              <w:left w:val="none" w:sz="0" w:space="0" w:color="000000"/>
+              <w:right w:val="none" w:sz="0" w:space="0" w:color="000000"/>
+            </w:tcBorders>
+            <w:shd w:val="clear" w:color="auto" w:fill="FFFFFF"/>
+            <w:tcMar>
+              <w:top w:w="0" w:type="dxa"/>
+              <w:bottom w:w="0" w:type="dxa"/>
+              <w:left w:w="0" w:type="dxa"/>
+              <w:right w:w="0" w:type="dxa"/>
+            </w:tcMar>
+            <w:vAlign w:val="top"/>
+          </w:tcPr>
+          <w:p>
+            <w:pPr>
+              <w:pStyle w:val="Normal"/>
+              <w:jc w:val="center"/>
+              <w:pBdr>
+                <w:bottom w:val="none" w:sz="0" w:space="0" w:color="000000"/>
+                <w:top w:val="none" w:sz="0" w:space="0" w:color="000000"/>
+                <w:left w:val="none" w:sz="0" w:space="0" w:color="000000"/>
+                <w:right w:val="none" w:sz="0" w:space="0" w:color="000000"/>
+              </w:pBdr>
+              <w:spacing w:after="100" w:before="100" w:line="240"/>
+              <w:ind w:left="100" w:right="100" w:firstLine="0" w:firstLineChars="0"/>
+              <w:rPr>
+                <w:rFonts w:ascii="Helvetica" w:hAnsi="Helvetica" w:eastAsia="Helvetica" w:cs="Helvetica"/>
+                <w:i w:val="false"/>
+                <w:b w:val="false"/>
+                <w:u w:val="none"/>
+                <w:sz w:val="22"/>
+                <w:szCs w:val="22"/>
+                <w:color w:val="000000"/>
+              </w:rPr>
+            </w:pPr>
+            <w:r>
+              <w:rPr>
+                <w:rFonts w:ascii="Helvetica" w:hAnsi="Helvetica" w:eastAsia="Helvetica" w:cs="Helvetica"/>
+                <w:i w:val="false"/>
+                <w:b w:val="false"/>
+                <w:u w:val="none"/>
+                <w:sz w:val="22"/>
+                <w:szCs w:val="22"/>
+                <w:color w:val="000000"/>
+              </w:rPr>
+              <w:t xml:space="preserve">0.780</w:t>
             </w:r>
           </w:p>
         </w:tc>
@@ -11729,60 +11729,60 @@
                 <w:szCs w:val="22"/>
                 <w:color w:val="000000"/>
               </w:rPr>
-              <w:t xml:space="preserve">4.15</w:t>
-            </w:r>
-          </w:p>
-        </w:tc>
-        <w:tc>
-          <w:tcPr>
-            <w:tcBorders>
-              <w:bottom w:val="none" w:sz="0" w:space="0" w:color="000000"/>
-              <w:top w:val="none" w:sz="0" w:space="0" w:color="000000"/>
-              <w:left w:val="none" w:sz="0" w:space="0" w:color="000000"/>
-              <w:right w:val="none" w:sz="0" w:space="0" w:color="000000"/>
-            </w:tcBorders>
-            <w:shd w:val="clear" w:color="auto" w:fill="FFFFFF"/>
-            <w:tcMar>
-              <w:top w:w="0" w:type="dxa"/>
-              <w:bottom w:w="0" w:type="dxa"/>
-              <w:left w:w="0" w:type="dxa"/>
-              <w:right w:w="0" w:type="dxa"/>
-            </w:tcMar>
-            <w:vAlign w:val="top"/>
-          </w:tcPr>
-          <w:p>
-            <w:pPr>
-              <w:pStyle w:val="Normal"/>
-              <w:jc w:val="center"/>
-              <w:pBdr>
-                <w:bottom w:val="none" w:sz="0" w:space="0" w:color="000000"/>
-                <w:top w:val="none" w:sz="0" w:space="0" w:color="000000"/>
-                <w:left w:val="none" w:sz="0" w:space="0" w:color="000000"/>
-                <w:right w:val="none" w:sz="0" w:space="0" w:color="000000"/>
-              </w:pBdr>
-              <w:spacing w:after="100" w:before="100" w:line="240"/>
-              <w:ind w:left="100" w:right="100" w:firstLine="0" w:firstLineChars="0"/>
-              <w:rPr>
-                <w:rFonts w:ascii="Helvetica" w:hAnsi="Helvetica" w:eastAsia="Helvetica" w:cs="Helvetica"/>
-                <w:i w:val="false"/>
-                <w:b w:val="false"/>
-                <w:u w:val="none"/>
-                <w:sz w:val="22"/>
-                <w:szCs w:val="22"/>
-                <w:color w:val="000000"/>
-              </w:rPr>
-            </w:pPr>
-            <w:r>
-              <w:rPr>
-                <w:rFonts w:ascii="Helvetica" w:hAnsi="Helvetica" w:eastAsia="Helvetica" w:cs="Helvetica"/>
-                <w:i w:val="false"/>
-                <w:b w:val="false"/>
-                <w:u w:val="none"/>
-                <w:sz w:val="22"/>
-                <w:szCs w:val="22"/>
-                <w:color w:val="000000"/>
-              </w:rPr>
-              <w:t xml:space="preserve">2.06, 8.37</w:t>
+              <w:t xml:space="preserve">4.20</w:t>
+            </w:r>
+          </w:p>
+        </w:tc>
+        <w:tc>
+          <w:tcPr>
+            <w:tcBorders>
+              <w:bottom w:val="none" w:sz="0" w:space="0" w:color="000000"/>
+              <w:top w:val="none" w:sz="0" w:space="0" w:color="000000"/>
+              <w:left w:val="none" w:sz="0" w:space="0" w:color="000000"/>
+              <w:right w:val="none" w:sz="0" w:space="0" w:color="000000"/>
+            </w:tcBorders>
+            <w:shd w:val="clear" w:color="auto" w:fill="FFFFFF"/>
+            <w:tcMar>
+              <w:top w:w="0" w:type="dxa"/>
+              <w:bottom w:w="0" w:type="dxa"/>
+              <w:left w:w="0" w:type="dxa"/>
+              <w:right w:w="0" w:type="dxa"/>
+            </w:tcMar>
+            <w:vAlign w:val="top"/>
+          </w:tcPr>
+          <w:p>
+            <w:pPr>
+              <w:pStyle w:val="Normal"/>
+              <w:jc w:val="center"/>
+              <w:pBdr>
+                <w:bottom w:val="none" w:sz="0" w:space="0" w:color="000000"/>
+                <w:top w:val="none" w:sz="0" w:space="0" w:color="000000"/>
+                <w:left w:val="none" w:sz="0" w:space="0" w:color="000000"/>
+                <w:right w:val="none" w:sz="0" w:space="0" w:color="000000"/>
+              </w:pBdr>
+              <w:spacing w:after="100" w:before="100" w:line="240"/>
+              <w:ind w:left="100" w:right="100" w:firstLine="0" w:firstLineChars="0"/>
+              <w:rPr>
+                <w:rFonts w:ascii="Helvetica" w:hAnsi="Helvetica" w:eastAsia="Helvetica" w:cs="Helvetica"/>
+                <w:i w:val="false"/>
+                <w:b w:val="false"/>
+                <w:u w:val="none"/>
+                <w:sz w:val="22"/>
+                <w:szCs w:val="22"/>
+                <w:color w:val="000000"/>
+              </w:rPr>
+            </w:pPr>
+            <w:r>
+              <w:rPr>
+                <w:rFonts w:ascii="Helvetica" w:hAnsi="Helvetica" w:eastAsia="Helvetica" w:cs="Helvetica"/>
+                <w:i w:val="false"/>
+                <w:b w:val="false"/>
+                <w:u w:val="none"/>
+                <w:sz w:val="22"/>
+                <w:szCs w:val="22"/>
+                <w:color w:val="000000"/>
+              </w:rPr>
+              <w:t xml:space="preserve">2.07, 8.52</w:t>
             </w:r>
           </w:p>
         </w:tc>
@@ -13178,113 +13178,113 @@
                 <w:szCs w:val="22"/>
                 <w:color w:val="000000"/>
               </w:rPr>
-              <w:t xml:space="preserve">1.58</w:t>
-            </w:r>
-          </w:p>
-        </w:tc>
-        <w:tc>
-          <w:tcPr>
-            <w:tcBorders>
-              <w:bottom w:val="none" w:sz="0" w:space="0" w:color="000000"/>
-              <w:top w:val="none" w:sz="0" w:space="0" w:color="000000"/>
-              <w:left w:val="none" w:sz="0" w:space="0" w:color="000000"/>
-              <w:right w:val="none" w:sz="0" w:space="0" w:color="000000"/>
-            </w:tcBorders>
-            <w:shd w:val="clear" w:color="auto" w:fill="FFFFFF"/>
-            <w:tcMar>
-              <w:top w:w="0" w:type="dxa"/>
-              <w:bottom w:w="0" w:type="dxa"/>
-              <w:left w:w="0" w:type="dxa"/>
-              <w:right w:w="0" w:type="dxa"/>
-            </w:tcMar>
-            <w:vAlign w:val="top"/>
-          </w:tcPr>
-          <w:p>
-            <w:pPr>
-              <w:pStyle w:val="Normal"/>
-              <w:jc w:val="center"/>
-              <w:pBdr>
-                <w:bottom w:val="none" w:sz="0" w:space="0" w:color="000000"/>
-                <w:top w:val="none" w:sz="0" w:space="0" w:color="000000"/>
-                <w:left w:val="none" w:sz="0" w:space="0" w:color="000000"/>
-                <w:right w:val="none" w:sz="0" w:space="0" w:color="000000"/>
-              </w:pBdr>
-              <w:spacing w:after="100" w:before="100" w:line="240"/>
-              <w:ind w:left="100" w:right="100" w:firstLine="0" w:firstLineChars="0"/>
-              <w:rPr>
-                <w:rFonts w:ascii="Helvetica" w:hAnsi="Helvetica" w:eastAsia="Helvetica" w:cs="Helvetica"/>
-                <w:i w:val="false"/>
-                <w:b w:val="false"/>
-                <w:u w:val="none"/>
-                <w:sz w:val="22"/>
-                <w:szCs w:val="22"/>
-                <w:color w:val="000000"/>
-              </w:rPr>
-            </w:pPr>
-            <w:r>
-              <w:rPr>
-                <w:rFonts w:ascii="Helvetica" w:hAnsi="Helvetica" w:eastAsia="Helvetica" w:cs="Helvetica"/>
-                <w:i w:val="false"/>
-                <w:b w:val="false"/>
-                <w:u w:val="none"/>
-                <w:sz w:val="22"/>
-                <w:szCs w:val="22"/>
-                <w:color w:val="000000"/>
-              </w:rPr>
-              <w:t xml:space="preserve">0.82, 3.06</w:t>
-            </w:r>
-          </w:p>
-        </w:tc>
-        <w:tc>
-          <w:tcPr>
-            <w:tcBorders>
-              <w:bottom w:val="none" w:sz="0" w:space="0" w:color="000000"/>
-              <w:top w:val="none" w:sz="0" w:space="0" w:color="000000"/>
-              <w:left w:val="none" w:sz="0" w:space="0" w:color="000000"/>
-              <w:right w:val="none" w:sz="0" w:space="0" w:color="000000"/>
-            </w:tcBorders>
-            <w:shd w:val="clear" w:color="auto" w:fill="FFFFFF"/>
-            <w:tcMar>
-              <w:top w:w="0" w:type="dxa"/>
-              <w:bottom w:w="0" w:type="dxa"/>
-              <w:left w:w="0" w:type="dxa"/>
-              <w:right w:w="0" w:type="dxa"/>
-            </w:tcMar>
-            <w:vAlign w:val="top"/>
-          </w:tcPr>
-          <w:p>
-            <w:pPr>
-              <w:pStyle w:val="Normal"/>
-              <w:jc w:val="center"/>
-              <w:pBdr>
-                <w:bottom w:val="none" w:sz="0" w:space="0" w:color="000000"/>
-                <w:top w:val="none" w:sz="0" w:space="0" w:color="000000"/>
-                <w:left w:val="none" w:sz="0" w:space="0" w:color="000000"/>
-                <w:right w:val="none" w:sz="0" w:space="0" w:color="000000"/>
-              </w:pBdr>
-              <w:spacing w:after="100" w:before="100" w:line="240"/>
-              <w:ind w:left="100" w:right="100" w:firstLine="0" w:firstLineChars="0"/>
-              <w:rPr>
-                <w:rFonts w:ascii="Helvetica" w:hAnsi="Helvetica" w:eastAsia="Helvetica" w:cs="Helvetica"/>
-                <w:i w:val="false"/>
-                <w:b w:val="false"/>
-                <w:u w:val="none"/>
-                <w:sz w:val="22"/>
-                <w:szCs w:val="22"/>
-                <w:color w:val="000000"/>
-              </w:rPr>
-            </w:pPr>
-            <w:r>
-              <w:rPr>
-                <w:rFonts w:ascii="Helvetica" w:hAnsi="Helvetica" w:eastAsia="Helvetica" w:cs="Helvetica"/>
-                <w:i w:val="false"/>
-                <w:b w:val="false"/>
-                <w:u w:val="none"/>
-                <w:sz w:val="22"/>
-                <w:szCs w:val="22"/>
-                <w:color w:val="000000"/>
-              </w:rPr>
-              <w:t xml:space="preserve">0.170</w:t>
+              <w:t xml:space="preserve">1.61</w:t>
+            </w:r>
+          </w:p>
+        </w:tc>
+        <w:tc>
+          <w:tcPr>
+            <w:tcBorders>
+              <w:bottom w:val="none" w:sz="0" w:space="0" w:color="000000"/>
+              <w:top w:val="none" w:sz="0" w:space="0" w:color="000000"/>
+              <w:left w:val="none" w:sz="0" w:space="0" w:color="000000"/>
+              <w:right w:val="none" w:sz="0" w:space="0" w:color="000000"/>
+            </w:tcBorders>
+            <w:shd w:val="clear" w:color="auto" w:fill="FFFFFF"/>
+            <w:tcMar>
+              <w:top w:w="0" w:type="dxa"/>
+              <w:bottom w:w="0" w:type="dxa"/>
+              <w:left w:w="0" w:type="dxa"/>
+              <w:right w:w="0" w:type="dxa"/>
+            </w:tcMar>
+            <w:vAlign w:val="top"/>
+          </w:tcPr>
+          <w:p>
+            <w:pPr>
+              <w:pStyle w:val="Normal"/>
+              <w:jc w:val="center"/>
+              <w:pBdr>
+                <w:bottom w:val="none" w:sz="0" w:space="0" w:color="000000"/>
+                <w:top w:val="none" w:sz="0" w:space="0" w:color="000000"/>
+                <w:left w:val="none" w:sz="0" w:space="0" w:color="000000"/>
+                <w:right w:val="none" w:sz="0" w:space="0" w:color="000000"/>
+              </w:pBdr>
+              <w:spacing w:after="100" w:before="100" w:line="240"/>
+              <w:ind w:left="100" w:right="100" w:firstLine="0" w:firstLineChars="0"/>
+              <w:rPr>
+                <w:rFonts w:ascii="Helvetica" w:hAnsi="Helvetica" w:eastAsia="Helvetica" w:cs="Helvetica"/>
+                <w:i w:val="false"/>
+                <w:b w:val="false"/>
+                <w:u w:val="none"/>
+                <w:sz w:val="22"/>
+                <w:szCs w:val="22"/>
+                <w:color w:val="000000"/>
+              </w:rPr>
+            </w:pPr>
+            <w:r>
+              <w:rPr>
+                <w:rFonts w:ascii="Helvetica" w:hAnsi="Helvetica" w:eastAsia="Helvetica" w:cs="Helvetica"/>
+                <w:i w:val="false"/>
+                <w:b w:val="false"/>
+                <w:u w:val="none"/>
+                <w:sz w:val="22"/>
+                <w:szCs w:val="22"/>
+                <w:color w:val="000000"/>
+              </w:rPr>
+              <w:t xml:space="preserve">0.83, 3.13</w:t>
+            </w:r>
+          </w:p>
+        </w:tc>
+        <w:tc>
+          <w:tcPr>
+            <w:tcBorders>
+              <w:bottom w:val="none" w:sz="0" w:space="0" w:color="000000"/>
+              <w:top w:val="none" w:sz="0" w:space="0" w:color="000000"/>
+              <w:left w:val="none" w:sz="0" w:space="0" w:color="000000"/>
+              <w:right w:val="none" w:sz="0" w:space="0" w:color="000000"/>
+            </w:tcBorders>
+            <w:shd w:val="clear" w:color="auto" w:fill="FFFFFF"/>
+            <w:tcMar>
+              <w:top w:w="0" w:type="dxa"/>
+              <w:bottom w:w="0" w:type="dxa"/>
+              <w:left w:w="0" w:type="dxa"/>
+              <w:right w:w="0" w:type="dxa"/>
+            </w:tcMar>
+            <w:vAlign w:val="top"/>
+          </w:tcPr>
+          <w:p>
+            <w:pPr>
+              <w:pStyle w:val="Normal"/>
+              <w:jc w:val="center"/>
+              <w:pBdr>
+                <w:bottom w:val="none" w:sz="0" w:space="0" w:color="000000"/>
+                <w:top w:val="none" w:sz="0" w:space="0" w:color="000000"/>
+                <w:left w:val="none" w:sz="0" w:space="0" w:color="000000"/>
+                <w:right w:val="none" w:sz="0" w:space="0" w:color="000000"/>
+              </w:pBdr>
+              <w:spacing w:after="100" w:before="100" w:line="240"/>
+              <w:ind w:left="100" w:right="100" w:firstLine="0" w:firstLineChars="0"/>
+              <w:rPr>
+                <w:rFonts w:ascii="Helvetica" w:hAnsi="Helvetica" w:eastAsia="Helvetica" w:cs="Helvetica"/>
+                <w:i w:val="false"/>
+                <w:b w:val="false"/>
+                <w:u w:val="none"/>
+                <w:sz w:val="22"/>
+                <w:szCs w:val="22"/>
+                <w:color w:val="000000"/>
+              </w:rPr>
+            </w:pPr>
+            <w:r>
+              <w:rPr>
+                <w:rFonts w:ascii="Helvetica" w:hAnsi="Helvetica" w:eastAsia="Helvetica" w:cs="Helvetica"/>
+                <w:i w:val="false"/>
+                <w:b w:val="false"/>
+                <w:u w:val="none"/>
+                <w:sz w:val="22"/>
+                <w:szCs w:val="22"/>
+                <w:color w:val="000000"/>
+              </w:rPr>
+              <w:t xml:space="preserve">0.160</w:t>
             </w:r>
           </w:p>
         </w:tc>
@@ -13661,113 +13661,113 @@
                 <w:szCs w:val="22"/>
                 <w:color w:val="000000"/>
               </w:rPr>
-              <w:t xml:space="preserve">0.88</w:t>
-            </w:r>
-          </w:p>
-        </w:tc>
-        <w:tc>
-          <w:tcPr>
-            <w:tcBorders>
-              <w:bottom w:val="none" w:sz="0" w:space="0" w:color="000000"/>
-              <w:top w:val="none" w:sz="0" w:space="0" w:color="000000"/>
-              <w:left w:val="none" w:sz="0" w:space="0" w:color="000000"/>
-              <w:right w:val="none" w:sz="0" w:space="0" w:color="000000"/>
-            </w:tcBorders>
-            <w:shd w:val="clear" w:color="auto" w:fill="FFFFFF"/>
-            <w:tcMar>
-              <w:top w:w="0" w:type="dxa"/>
-              <w:bottom w:w="0" w:type="dxa"/>
-              <w:left w:w="0" w:type="dxa"/>
-              <w:right w:w="0" w:type="dxa"/>
-            </w:tcMar>
-            <w:vAlign w:val="top"/>
-          </w:tcPr>
-          <w:p>
-            <w:pPr>
-              <w:pStyle w:val="Normal"/>
-              <w:jc w:val="center"/>
-              <w:pBdr>
-                <w:bottom w:val="none" w:sz="0" w:space="0" w:color="000000"/>
-                <w:top w:val="none" w:sz="0" w:space="0" w:color="000000"/>
-                <w:left w:val="none" w:sz="0" w:space="0" w:color="000000"/>
-                <w:right w:val="none" w:sz="0" w:space="0" w:color="000000"/>
-              </w:pBdr>
-              <w:spacing w:after="100" w:before="100" w:line="240"/>
-              <w:ind w:left="100" w:right="100" w:firstLine="0" w:firstLineChars="0"/>
-              <w:rPr>
-                <w:rFonts w:ascii="Helvetica" w:hAnsi="Helvetica" w:eastAsia="Helvetica" w:cs="Helvetica"/>
-                <w:i w:val="false"/>
-                <w:b w:val="false"/>
-                <w:u w:val="none"/>
-                <w:sz w:val="22"/>
-                <w:szCs w:val="22"/>
-                <w:color w:val="000000"/>
-              </w:rPr>
-            </w:pPr>
-            <w:r>
-              <w:rPr>
-                <w:rFonts w:ascii="Helvetica" w:hAnsi="Helvetica" w:eastAsia="Helvetica" w:cs="Helvetica"/>
-                <w:i w:val="false"/>
-                <w:b w:val="false"/>
-                <w:u w:val="none"/>
-                <w:sz w:val="22"/>
-                <w:szCs w:val="22"/>
-                <w:color w:val="000000"/>
-              </w:rPr>
-              <w:t xml:space="preserve">0.34, 2.30</w:t>
-            </w:r>
-          </w:p>
-        </w:tc>
-        <w:tc>
-          <w:tcPr>
-            <w:tcBorders>
-              <w:bottom w:val="none" w:sz="0" w:space="0" w:color="000000"/>
-              <w:top w:val="none" w:sz="0" w:space="0" w:color="000000"/>
-              <w:left w:val="none" w:sz="0" w:space="0" w:color="000000"/>
-              <w:right w:val="none" w:sz="0" w:space="0" w:color="000000"/>
-            </w:tcBorders>
-            <w:shd w:val="clear" w:color="auto" w:fill="FFFFFF"/>
-            <w:tcMar>
-              <w:top w:w="0" w:type="dxa"/>
-              <w:bottom w:w="0" w:type="dxa"/>
-              <w:left w:w="0" w:type="dxa"/>
-              <w:right w:w="0" w:type="dxa"/>
-            </w:tcMar>
-            <w:vAlign w:val="top"/>
-          </w:tcPr>
-          <w:p>
-            <w:pPr>
-              <w:pStyle w:val="Normal"/>
-              <w:jc w:val="center"/>
-              <w:pBdr>
-                <w:bottom w:val="none" w:sz="0" w:space="0" w:color="000000"/>
-                <w:top w:val="none" w:sz="0" w:space="0" w:color="000000"/>
-                <w:left w:val="none" w:sz="0" w:space="0" w:color="000000"/>
-                <w:right w:val="none" w:sz="0" w:space="0" w:color="000000"/>
-              </w:pBdr>
-              <w:spacing w:after="100" w:before="100" w:line="240"/>
-              <w:ind w:left="100" w:right="100" w:firstLine="0" w:firstLineChars="0"/>
-              <w:rPr>
-                <w:rFonts w:ascii="Helvetica" w:hAnsi="Helvetica" w:eastAsia="Helvetica" w:cs="Helvetica"/>
-                <w:i w:val="false"/>
-                <w:b w:val="false"/>
-                <w:u w:val="none"/>
-                <w:sz w:val="22"/>
-                <w:szCs w:val="22"/>
-                <w:color w:val="000000"/>
-              </w:rPr>
-            </w:pPr>
-            <w:r>
-              <w:rPr>
-                <w:rFonts w:ascii="Helvetica" w:hAnsi="Helvetica" w:eastAsia="Helvetica" w:cs="Helvetica"/>
-                <w:i w:val="false"/>
-                <w:b w:val="false"/>
-                <w:u w:val="none"/>
-                <w:sz w:val="22"/>
-                <w:szCs w:val="22"/>
-                <w:color w:val="000000"/>
-              </w:rPr>
-              <w:t xml:space="preserve">0.800</w:t>
+              <w:t xml:space="preserve">0.87</w:t>
+            </w:r>
+          </w:p>
+        </w:tc>
+        <w:tc>
+          <w:tcPr>
+            <w:tcBorders>
+              <w:bottom w:val="none" w:sz="0" w:space="0" w:color="000000"/>
+              <w:top w:val="none" w:sz="0" w:space="0" w:color="000000"/>
+              <w:left w:val="none" w:sz="0" w:space="0" w:color="000000"/>
+              <w:right w:val="none" w:sz="0" w:space="0" w:color="000000"/>
+            </w:tcBorders>
+            <w:shd w:val="clear" w:color="auto" w:fill="FFFFFF"/>
+            <w:tcMar>
+              <w:top w:w="0" w:type="dxa"/>
+              <w:bottom w:w="0" w:type="dxa"/>
+              <w:left w:w="0" w:type="dxa"/>
+              <w:right w:w="0" w:type="dxa"/>
+            </w:tcMar>
+            <w:vAlign w:val="top"/>
+          </w:tcPr>
+          <w:p>
+            <w:pPr>
+              <w:pStyle w:val="Normal"/>
+              <w:jc w:val="center"/>
+              <w:pBdr>
+                <w:bottom w:val="none" w:sz="0" w:space="0" w:color="000000"/>
+                <w:top w:val="none" w:sz="0" w:space="0" w:color="000000"/>
+                <w:left w:val="none" w:sz="0" w:space="0" w:color="000000"/>
+                <w:right w:val="none" w:sz="0" w:space="0" w:color="000000"/>
+              </w:pBdr>
+              <w:spacing w:after="100" w:before="100" w:line="240"/>
+              <w:ind w:left="100" w:right="100" w:firstLine="0" w:firstLineChars="0"/>
+              <w:rPr>
+                <w:rFonts w:ascii="Helvetica" w:hAnsi="Helvetica" w:eastAsia="Helvetica" w:cs="Helvetica"/>
+                <w:i w:val="false"/>
+                <w:b w:val="false"/>
+                <w:u w:val="none"/>
+                <w:sz w:val="22"/>
+                <w:szCs w:val="22"/>
+                <w:color w:val="000000"/>
+              </w:rPr>
+            </w:pPr>
+            <w:r>
+              <w:rPr>
+                <w:rFonts w:ascii="Helvetica" w:hAnsi="Helvetica" w:eastAsia="Helvetica" w:cs="Helvetica"/>
+                <w:i w:val="false"/>
+                <w:b w:val="false"/>
+                <w:u w:val="none"/>
+                <w:sz w:val="22"/>
+                <w:szCs w:val="22"/>
+                <w:color w:val="000000"/>
+              </w:rPr>
+              <w:t xml:space="preserve">0.33, 2.29</w:t>
+            </w:r>
+          </w:p>
+        </w:tc>
+        <w:tc>
+          <w:tcPr>
+            <w:tcBorders>
+              <w:bottom w:val="none" w:sz="0" w:space="0" w:color="000000"/>
+              <w:top w:val="none" w:sz="0" w:space="0" w:color="000000"/>
+              <w:left w:val="none" w:sz="0" w:space="0" w:color="000000"/>
+              <w:right w:val="none" w:sz="0" w:space="0" w:color="000000"/>
+            </w:tcBorders>
+            <w:shd w:val="clear" w:color="auto" w:fill="FFFFFF"/>
+            <w:tcMar>
+              <w:top w:w="0" w:type="dxa"/>
+              <w:bottom w:w="0" w:type="dxa"/>
+              <w:left w:w="0" w:type="dxa"/>
+              <w:right w:w="0" w:type="dxa"/>
+            </w:tcMar>
+            <w:vAlign w:val="top"/>
+          </w:tcPr>
+          <w:p>
+            <w:pPr>
+              <w:pStyle w:val="Normal"/>
+              <w:jc w:val="center"/>
+              <w:pBdr>
+                <w:bottom w:val="none" w:sz="0" w:space="0" w:color="000000"/>
+                <w:top w:val="none" w:sz="0" w:space="0" w:color="000000"/>
+                <w:left w:val="none" w:sz="0" w:space="0" w:color="000000"/>
+                <w:right w:val="none" w:sz="0" w:space="0" w:color="000000"/>
+              </w:pBdr>
+              <w:spacing w:after="100" w:before="100" w:line="240"/>
+              <w:ind w:left="100" w:right="100" w:firstLine="0" w:firstLineChars="0"/>
+              <w:rPr>
+                <w:rFonts w:ascii="Helvetica" w:hAnsi="Helvetica" w:eastAsia="Helvetica" w:cs="Helvetica"/>
+                <w:i w:val="false"/>
+                <w:b w:val="false"/>
+                <w:u w:val="none"/>
+                <w:sz w:val="22"/>
+                <w:szCs w:val="22"/>
+                <w:color w:val="000000"/>
+              </w:rPr>
+            </w:pPr>
+            <w:r>
+              <w:rPr>
+                <w:rFonts w:ascii="Helvetica" w:hAnsi="Helvetica" w:eastAsia="Helvetica" w:cs="Helvetica"/>
+                <w:i w:val="false"/>
+                <w:b w:val="false"/>
+                <w:u w:val="none"/>
+                <w:sz w:val="22"/>
+                <w:szCs w:val="22"/>
+                <w:color w:val="000000"/>
+              </w:rPr>
+              <w:t xml:space="preserve">0.780</w:t>
             </w:r>
           </w:p>
         </w:tc>
@@ -14144,113 +14144,113 @@
                 <w:szCs w:val="22"/>
                 <w:color w:val="000000"/>
               </w:rPr>
-              <w:t xml:space="preserve">1.88</w:t>
-            </w:r>
-          </w:p>
-        </w:tc>
-        <w:tc>
-          <w:tcPr>
-            <w:tcBorders>
-              <w:bottom w:val="none" w:sz="0" w:space="0" w:color="000000"/>
-              <w:top w:val="none" w:sz="0" w:space="0" w:color="000000"/>
-              <w:left w:val="none" w:sz="0" w:space="0" w:color="000000"/>
-              <w:right w:val="none" w:sz="0" w:space="0" w:color="000000"/>
-            </w:tcBorders>
-            <w:shd w:val="clear" w:color="auto" w:fill="FFFFFF"/>
-            <w:tcMar>
-              <w:top w:w="0" w:type="dxa"/>
-              <w:bottom w:w="0" w:type="dxa"/>
-              <w:left w:w="0" w:type="dxa"/>
-              <w:right w:w="0" w:type="dxa"/>
-            </w:tcMar>
-            <w:vAlign w:val="top"/>
-          </w:tcPr>
-          <w:p>
-            <w:pPr>
-              <w:pStyle w:val="Normal"/>
-              <w:jc w:val="center"/>
-              <w:pBdr>
-                <w:bottom w:val="none" w:sz="0" w:space="0" w:color="000000"/>
-                <w:top w:val="none" w:sz="0" w:space="0" w:color="000000"/>
-                <w:left w:val="none" w:sz="0" w:space="0" w:color="000000"/>
-                <w:right w:val="none" w:sz="0" w:space="0" w:color="000000"/>
-              </w:pBdr>
-              <w:spacing w:after="100" w:before="100" w:line="240"/>
-              <w:ind w:left="100" w:right="100" w:firstLine="0" w:firstLineChars="0"/>
-              <w:rPr>
-                <w:rFonts w:ascii="Helvetica" w:hAnsi="Helvetica" w:eastAsia="Helvetica" w:cs="Helvetica"/>
-                <w:i w:val="false"/>
-                <w:b w:val="false"/>
-                <w:u w:val="none"/>
-                <w:sz w:val="22"/>
-                <w:szCs w:val="22"/>
-                <w:color w:val="000000"/>
-              </w:rPr>
-            </w:pPr>
-            <w:r>
-              <w:rPr>
-                <w:rFonts w:ascii="Helvetica" w:hAnsi="Helvetica" w:eastAsia="Helvetica" w:cs="Helvetica"/>
-                <w:i w:val="false"/>
-                <w:b w:val="false"/>
-                <w:u w:val="none"/>
-                <w:sz w:val="22"/>
-                <w:szCs w:val="22"/>
-                <w:color w:val="000000"/>
-              </w:rPr>
-              <w:t xml:space="preserve">0.62, 5.70</w:t>
-            </w:r>
-          </w:p>
-        </w:tc>
-        <w:tc>
-          <w:tcPr>
-            <w:tcBorders>
-              <w:bottom w:val="none" w:sz="0" w:space="0" w:color="000000"/>
-              <w:top w:val="none" w:sz="0" w:space="0" w:color="000000"/>
-              <w:left w:val="none" w:sz="0" w:space="0" w:color="000000"/>
-              <w:right w:val="none" w:sz="0" w:space="0" w:color="000000"/>
-            </w:tcBorders>
-            <w:shd w:val="clear" w:color="auto" w:fill="FFFFFF"/>
-            <w:tcMar>
-              <w:top w:w="0" w:type="dxa"/>
-              <w:bottom w:w="0" w:type="dxa"/>
-              <w:left w:w="0" w:type="dxa"/>
-              <w:right w:w="0" w:type="dxa"/>
-            </w:tcMar>
-            <w:vAlign w:val="top"/>
-          </w:tcPr>
-          <w:p>
-            <w:pPr>
-              <w:pStyle w:val="Normal"/>
-              <w:jc w:val="center"/>
-              <w:pBdr>
-                <w:bottom w:val="none" w:sz="0" w:space="0" w:color="000000"/>
-                <w:top w:val="none" w:sz="0" w:space="0" w:color="000000"/>
-                <w:left w:val="none" w:sz="0" w:space="0" w:color="000000"/>
-                <w:right w:val="none" w:sz="0" w:space="0" w:color="000000"/>
-              </w:pBdr>
-              <w:spacing w:after="100" w:before="100" w:line="240"/>
-              <w:ind w:left="100" w:right="100" w:firstLine="0" w:firstLineChars="0"/>
-              <w:rPr>
-                <w:rFonts w:ascii="Helvetica" w:hAnsi="Helvetica" w:eastAsia="Helvetica" w:cs="Helvetica"/>
-                <w:i w:val="false"/>
-                <w:b w:val="false"/>
-                <w:u w:val="none"/>
-                <w:sz w:val="22"/>
-                <w:szCs w:val="22"/>
-                <w:color w:val="000000"/>
-              </w:rPr>
-            </w:pPr>
-            <w:r>
-              <w:rPr>
-                <w:rFonts w:ascii="Helvetica" w:hAnsi="Helvetica" w:eastAsia="Helvetica" w:cs="Helvetica"/>
-                <w:i w:val="false"/>
-                <w:b w:val="false"/>
-                <w:u w:val="none"/>
-                <w:sz w:val="22"/>
-                <w:szCs w:val="22"/>
-                <w:color w:val="000000"/>
-              </w:rPr>
-              <w:t xml:space="preserve">0.260</w:t>
+              <w:t xml:space="preserve">1.96</w:t>
+            </w:r>
+          </w:p>
+        </w:tc>
+        <w:tc>
+          <w:tcPr>
+            <w:tcBorders>
+              <w:bottom w:val="none" w:sz="0" w:space="0" w:color="000000"/>
+              <w:top w:val="none" w:sz="0" w:space="0" w:color="000000"/>
+              <w:left w:val="none" w:sz="0" w:space="0" w:color="000000"/>
+              <w:right w:val="none" w:sz="0" w:space="0" w:color="000000"/>
+            </w:tcBorders>
+            <w:shd w:val="clear" w:color="auto" w:fill="FFFFFF"/>
+            <w:tcMar>
+              <w:top w:w="0" w:type="dxa"/>
+              <w:bottom w:w="0" w:type="dxa"/>
+              <w:left w:w="0" w:type="dxa"/>
+              <w:right w:w="0" w:type="dxa"/>
+            </w:tcMar>
+            <w:vAlign w:val="top"/>
+          </w:tcPr>
+          <w:p>
+            <w:pPr>
+              <w:pStyle w:val="Normal"/>
+              <w:jc w:val="center"/>
+              <w:pBdr>
+                <w:bottom w:val="none" w:sz="0" w:space="0" w:color="000000"/>
+                <w:top w:val="none" w:sz="0" w:space="0" w:color="000000"/>
+                <w:left w:val="none" w:sz="0" w:space="0" w:color="000000"/>
+                <w:right w:val="none" w:sz="0" w:space="0" w:color="000000"/>
+              </w:pBdr>
+              <w:spacing w:after="100" w:before="100" w:line="240"/>
+              <w:ind w:left="100" w:right="100" w:firstLine="0" w:firstLineChars="0"/>
+              <w:rPr>
+                <w:rFonts w:ascii="Helvetica" w:hAnsi="Helvetica" w:eastAsia="Helvetica" w:cs="Helvetica"/>
+                <w:i w:val="false"/>
+                <w:b w:val="false"/>
+                <w:u w:val="none"/>
+                <w:sz w:val="22"/>
+                <w:szCs w:val="22"/>
+                <w:color w:val="000000"/>
+              </w:rPr>
+            </w:pPr>
+            <w:r>
+              <w:rPr>
+                <w:rFonts w:ascii="Helvetica" w:hAnsi="Helvetica" w:eastAsia="Helvetica" w:cs="Helvetica"/>
+                <w:i w:val="false"/>
+                <w:b w:val="false"/>
+                <w:u w:val="none"/>
+                <w:sz w:val="22"/>
+                <w:szCs w:val="22"/>
+                <w:color w:val="000000"/>
+              </w:rPr>
+              <w:t xml:space="preserve">0.64, 5.95</w:t>
+            </w:r>
+          </w:p>
+        </w:tc>
+        <w:tc>
+          <w:tcPr>
+            <w:tcBorders>
+              <w:bottom w:val="none" w:sz="0" w:space="0" w:color="000000"/>
+              <w:top w:val="none" w:sz="0" w:space="0" w:color="000000"/>
+              <w:left w:val="none" w:sz="0" w:space="0" w:color="000000"/>
+              <w:right w:val="none" w:sz="0" w:space="0" w:color="000000"/>
+            </w:tcBorders>
+            <w:shd w:val="clear" w:color="auto" w:fill="FFFFFF"/>
+            <w:tcMar>
+              <w:top w:w="0" w:type="dxa"/>
+              <w:bottom w:w="0" w:type="dxa"/>
+              <w:left w:w="0" w:type="dxa"/>
+              <w:right w:w="0" w:type="dxa"/>
+            </w:tcMar>
+            <w:vAlign w:val="top"/>
+          </w:tcPr>
+          <w:p>
+            <w:pPr>
+              <w:pStyle w:val="Normal"/>
+              <w:jc w:val="center"/>
+              <w:pBdr>
+                <w:bottom w:val="none" w:sz="0" w:space="0" w:color="000000"/>
+                <w:top w:val="none" w:sz="0" w:space="0" w:color="000000"/>
+                <w:left w:val="none" w:sz="0" w:space="0" w:color="000000"/>
+                <w:right w:val="none" w:sz="0" w:space="0" w:color="000000"/>
+              </w:pBdr>
+              <w:spacing w:after="100" w:before="100" w:line="240"/>
+              <w:ind w:left="100" w:right="100" w:firstLine="0" w:firstLineChars="0"/>
+              <w:rPr>
+                <w:rFonts w:ascii="Helvetica" w:hAnsi="Helvetica" w:eastAsia="Helvetica" w:cs="Helvetica"/>
+                <w:i w:val="false"/>
+                <w:b w:val="false"/>
+                <w:u w:val="none"/>
+                <w:sz w:val="22"/>
+                <w:szCs w:val="22"/>
+                <w:color w:val="000000"/>
+              </w:rPr>
+            </w:pPr>
+            <w:r>
+              <w:rPr>
+                <w:rFonts w:ascii="Helvetica" w:hAnsi="Helvetica" w:eastAsia="Helvetica" w:cs="Helvetica"/>
+                <w:i w:val="false"/>
+                <w:b w:val="false"/>
+                <w:u w:val="none"/>
+                <w:sz w:val="22"/>
+                <w:szCs w:val="22"/>
+                <w:color w:val="000000"/>
+              </w:rPr>
+              <w:t xml:space="preserve">0.240</w:t>
             </w:r>
           </w:p>
         </w:tc>
@@ -14627,113 +14627,113 @@
                 <w:szCs w:val="22"/>
                 <w:color w:val="000000"/>
               </w:rPr>
-              <w:t xml:space="preserve">1.57</w:t>
-            </w:r>
-          </w:p>
-        </w:tc>
-        <w:tc>
-          <w:tcPr>
-            <w:tcBorders>
-              <w:bottom w:val="none" w:sz="0" w:space="0" w:color="000000"/>
-              <w:top w:val="none" w:sz="0" w:space="0" w:color="000000"/>
-              <w:left w:val="none" w:sz="0" w:space="0" w:color="000000"/>
-              <w:right w:val="none" w:sz="0" w:space="0" w:color="000000"/>
-            </w:tcBorders>
-            <w:shd w:val="clear" w:color="auto" w:fill="FFFFFF"/>
-            <w:tcMar>
-              <w:top w:w="0" w:type="dxa"/>
-              <w:bottom w:w="0" w:type="dxa"/>
-              <w:left w:w="0" w:type="dxa"/>
-              <w:right w:w="0" w:type="dxa"/>
-            </w:tcMar>
-            <w:vAlign w:val="top"/>
-          </w:tcPr>
-          <w:p>
-            <w:pPr>
-              <w:pStyle w:val="Normal"/>
-              <w:jc w:val="center"/>
-              <w:pBdr>
-                <w:bottom w:val="none" w:sz="0" w:space="0" w:color="000000"/>
-                <w:top w:val="none" w:sz="0" w:space="0" w:color="000000"/>
-                <w:left w:val="none" w:sz="0" w:space="0" w:color="000000"/>
-                <w:right w:val="none" w:sz="0" w:space="0" w:color="000000"/>
-              </w:pBdr>
-              <w:spacing w:after="100" w:before="100" w:line="240"/>
-              <w:ind w:left="100" w:right="100" w:firstLine="0" w:firstLineChars="0"/>
-              <w:rPr>
-                <w:rFonts w:ascii="Helvetica" w:hAnsi="Helvetica" w:eastAsia="Helvetica" w:cs="Helvetica"/>
-                <w:i w:val="false"/>
-                <w:b w:val="false"/>
-                <w:u w:val="none"/>
-                <w:sz w:val="22"/>
-                <w:szCs w:val="22"/>
-                <w:color w:val="000000"/>
-              </w:rPr>
-            </w:pPr>
-            <w:r>
-              <w:rPr>
-                <w:rFonts w:ascii="Helvetica" w:hAnsi="Helvetica" w:eastAsia="Helvetica" w:cs="Helvetica"/>
-                <w:i w:val="false"/>
-                <w:b w:val="false"/>
-                <w:u w:val="none"/>
-                <w:sz w:val="22"/>
-                <w:szCs w:val="22"/>
-                <w:color w:val="000000"/>
-              </w:rPr>
-              <w:t xml:space="preserve">0.56, 4.44</w:t>
-            </w:r>
-          </w:p>
-        </w:tc>
-        <w:tc>
-          <w:tcPr>
-            <w:tcBorders>
-              <w:bottom w:val="none" w:sz="0" w:space="0" w:color="000000"/>
-              <w:top w:val="none" w:sz="0" w:space="0" w:color="000000"/>
-              <w:left w:val="none" w:sz="0" w:space="0" w:color="000000"/>
-              <w:right w:val="none" w:sz="0" w:space="0" w:color="000000"/>
-            </w:tcBorders>
-            <w:shd w:val="clear" w:color="auto" w:fill="FFFFFF"/>
-            <w:tcMar>
-              <w:top w:w="0" w:type="dxa"/>
-              <w:bottom w:w="0" w:type="dxa"/>
-              <w:left w:w="0" w:type="dxa"/>
-              <w:right w:w="0" w:type="dxa"/>
-            </w:tcMar>
-            <w:vAlign w:val="top"/>
-          </w:tcPr>
-          <w:p>
-            <w:pPr>
-              <w:pStyle w:val="Normal"/>
-              <w:jc w:val="center"/>
-              <w:pBdr>
-                <w:bottom w:val="none" w:sz="0" w:space="0" w:color="000000"/>
-                <w:top w:val="none" w:sz="0" w:space="0" w:color="000000"/>
-                <w:left w:val="none" w:sz="0" w:space="0" w:color="000000"/>
-                <w:right w:val="none" w:sz="0" w:space="0" w:color="000000"/>
-              </w:pBdr>
-              <w:spacing w:after="100" w:before="100" w:line="240"/>
-              <w:ind w:left="100" w:right="100" w:firstLine="0" w:firstLineChars="0"/>
-              <w:rPr>
-                <w:rFonts w:ascii="Helvetica" w:hAnsi="Helvetica" w:eastAsia="Helvetica" w:cs="Helvetica"/>
-                <w:i w:val="false"/>
-                <w:b w:val="false"/>
-                <w:u w:val="none"/>
-                <w:sz w:val="22"/>
-                <w:szCs w:val="22"/>
-                <w:color w:val="000000"/>
-              </w:rPr>
-            </w:pPr>
-            <w:r>
-              <w:rPr>
-                <w:rFonts w:ascii="Helvetica" w:hAnsi="Helvetica" w:eastAsia="Helvetica" w:cs="Helvetica"/>
-                <w:i w:val="false"/>
-                <w:b w:val="false"/>
-                <w:u w:val="none"/>
-                <w:sz w:val="22"/>
-                <w:szCs w:val="22"/>
-                <w:color w:val="000000"/>
-              </w:rPr>
-              <w:t xml:space="preserve">0.390</w:t>
+              <w:t xml:space="preserve">1.51</w:t>
+            </w:r>
+          </w:p>
+        </w:tc>
+        <w:tc>
+          <w:tcPr>
+            <w:tcBorders>
+              <w:bottom w:val="none" w:sz="0" w:space="0" w:color="000000"/>
+              <w:top w:val="none" w:sz="0" w:space="0" w:color="000000"/>
+              <w:left w:val="none" w:sz="0" w:space="0" w:color="000000"/>
+              <w:right w:val="none" w:sz="0" w:space="0" w:color="000000"/>
+            </w:tcBorders>
+            <w:shd w:val="clear" w:color="auto" w:fill="FFFFFF"/>
+            <w:tcMar>
+              <w:top w:w="0" w:type="dxa"/>
+              <w:bottom w:w="0" w:type="dxa"/>
+              <w:left w:w="0" w:type="dxa"/>
+              <w:right w:w="0" w:type="dxa"/>
+            </w:tcMar>
+            <w:vAlign w:val="top"/>
+          </w:tcPr>
+          <w:p>
+            <w:pPr>
+              <w:pStyle w:val="Normal"/>
+              <w:jc w:val="center"/>
+              <w:pBdr>
+                <w:bottom w:val="none" w:sz="0" w:space="0" w:color="000000"/>
+                <w:top w:val="none" w:sz="0" w:space="0" w:color="000000"/>
+                <w:left w:val="none" w:sz="0" w:space="0" w:color="000000"/>
+                <w:right w:val="none" w:sz="0" w:space="0" w:color="000000"/>
+              </w:pBdr>
+              <w:spacing w:after="100" w:before="100" w:line="240"/>
+              <w:ind w:left="100" w:right="100" w:firstLine="0" w:firstLineChars="0"/>
+              <w:rPr>
+                <w:rFonts w:ascii="Helvetica" w:hAnsi="Helvetica" w:eastAsia="Helvetica" w:cs="Helvetica"/>
+                <w:i w:val="false"/>
+                <w:b w:val="false"/>
+                <w:u w:val="none"/>
+                <w:sz w:val="22"/>
+                <w:szCs w:val="22"/>
+                <w:color w:val="000000"/>
+              </w:rPr>
+            </w:pPr>
+            <w:r>
+              <w:rPr>
+                <w:rFonts w:ascii="Helvetica" w:hAnsi="Helvetica" w:eastAsia="Helvetica" w:cs="Helvetica"/>
+                <w:i w:val="false"/>
+                <w:b w:val="false"/>
+                <w:u w:val="none"/>
+                <w:sz w:val="22"/>
+                <w:szCs w:val="22"/>
+                <w:color w:val="000000"/>
+              </w:rPr>
+              <w:t xml:space="preserve">0.53, 4.33</w:t>
+            </w:r>
+          </w:p>
+        </w:tc>
+        <w:tc>
+          <w:tcPr>
+            <w:tcBorders>
+              <w:bottom w:val="none" w:sz="0" w:space="0" w:color="000000"/>
+              <w:top w:val="none" w:sz="0" w:space="0" w:color="000000"/>
+              <w:left w:val="none" w:sz="0" w:space="0" w:color="000000"/>
+              <w:right w:val="none" w:sz="0" w:space="0" w:color="000000"/>
+            </w:tcBorders>
+            <w:shd w:val="clear" w:color="auto" w:fill="FFFFFF"/>
+            <w:tcMar>
+              <w:top w:w="0" w:type="dxa"/>
+              <w:bottom w:w="0" w:type="dxa"/>
+              <w:left w:w="0" w:type="dxa"/>
+              <w:right w:w="0" w:type="dxa"/>
+            </w:tcMar>
+            <w:vAlign w:val="top"/>
+          </w:tcPr>
+          <w:p>
+            <w:pPr>
+              <w:pStyle w:val="Normal"/>
+              <w:jc w:val="center"/>
+              <w:pBdr>
+                <w:bottom w:val="none" w:sz="0" w:space="0" w:color="000000"/>
+                <w:top w:val="none" w:sz="0" w:space="0" w:color="000000"/>
+                <w:left w:val="none" w:sz="0" w:space="0" w:color="000000"/>
+                <w:right w:val="none" w:sz="0" w:space="0" w:color="000000"/>
+              </w:pBdr>
+              <w:spacing w:after="100" w:before="100" w:line="240"/>
+              <w:ind w:left="100" w:right="100" w:firstLine="0" w:firstLineChars="0"/>
+              <w:rPr>
+                <w:rFonts w:ascii="Helvetica" w:hAnsi="Helvetica" w:eastAsia="Helvetica" w:cs="Helvetica"/>
+                <w:i w:val="false"/>
+                <w:b w:val="false"/>
+                <w:u w:val="none"/>
+                <w:sz w:val="22"/>
+                <w:szCs w:val="22"/>
+                <w:color w:val="000000"/>
+              </w:rPr>
+            </w:pPr>
+            <w:r>
+              <w:rPr>
+                <w:rFonts w:ascii="Helvetica" w:hAnsi="Helvetica" w:eastAsia="Helvetica" w:cs="Helvetica"/>
+                <w:i w:val="false"/>
+                <w:b w:val="false"/>
+                <w:u w:val="none"/>
+                <w:sz w:val="22"/>
+                <w:szCs w:val="22"/>
+                <w:color w:val="000000"/>
+              </w:rPr>
+              <w:t xml:space="preserve">0.440</w:t>
             </w:r>
           </w:p>
         </w:tc>
@@ -15163,7 +15163,7 @@
                 <w:szCs w:val="22"/>
                 <w:color w:val="000000"/>
               </w:rPr>
-              <w:t xml:space="preserve">0.46, 1.86</w:t>
+              <w:t xml:space="preserve">0.46, 1.87</w:t>
             </w:r>
           </w:p>
         </w:tc>
@@ -15646,60 +15646,60 @@
                 <w:szCs w:val="22"/>
                 <w:color w:val="000000"/>
               </w:rPr>
-              <w:t xml:space="preserve">0.95, 1.04</w:t>
-            </w:r>
-          </w:p>
-        </w:tc>
-        <w:tc>
-          <w:tcPr>
-            <w:tcBorders>
-              <w:bottom w:val="none" w:sz="0" w:space="0" w:color="000000"/>
-              <w:top w:val="none" w:sz="0" w:space="0" w:color="000000"/>
-              <w:left w:val="none" w:sz="0" w:space="0" w:color="000000"/>
-              <w:right w:val="none" w:sz="0" w:space="0" w:color="000000"/>
-            </w:tcBorders>
-            <w:shd w:val="clear" w:color="auto" w:fill="FFFFFF"/>
-            <w:tcMar>
-              <w:top w:w="0" w:type="dxa"/>
-              <w:bottom w:w="0" w:type="dxa"/>
-              <w:left w:w="0" w:type="dxa"/>
-              <w:right w:w="0" w:type="dxa"/>
-            </w:tcMar>
-            <w:vAlign w:val="top"/>
-          </w:tcPr>
-          <w:p>
-            <w:pPr>
-              <w:pStyle w:val="Normal"/>
-              <w:jc w:val="center"/>
-              <w:pBdr>
-                <w:bottom w:val="none" w:sz="0" w:space="0" w:color="000000"/>
-                <w:top w:val="none" w:sz="0" w:space="0" w:color="000000"/>
-                <w:left w:val="none" w:sz="0" w:space="0" w:color="000000"/>
-                <w:right w:val="none" w:sz="0" w:space="0" w:color="000000"/>
-              </w:pBdr>
-              <w:spacing w:after="100" w:before="100" w:line="240"/>
-              <w:ind w:left="100" w:right="100" w:firstLine="0" w:firstLineChars="0"/>
-              <w:rPr>
-                <w:rFonts w:ascii="Helvetica" w:hAnsi="Helvetica" w:eastAsia="Helvetica" w:cs="Helvetica"/>
-                <w:i w:val="false"/>
-                <w:b w:val="false"/>
-                <w:u w:val="none"/>
-                <w:sz w:val="22"/>
-                <w:szCs w:val="22"/>
-                <w:color w:val="000000"/>
-              </w:rPr>
-            </w:pPr>
-            <w:r>
-              <w:rPr>
-                <w:rFonts w:ascii="Helvetica" w:hAnsi="Helvetica" w:eastAsia="Helvetica" w:cs="Helvetica"/>
-                <w:i w:val="false"/>
-                <w:b w:val="false"/>
-                <w:u w:val="none"/>
-                <w:sz w:val="22"/>
-                <w:szCs w:val="22"/>
-                <w:color w:val="000000"/>
-              </w:rPr>
-              <w:t xml:space="preserve">0.900</w:t>
+              <w:t xml:space="preserve">0.95, 1.05</w:t>
+            </w:r>
+          </w:p>
+        </w:tc>
+        <w:tc>
+          <w:tcPr>
+            <w:tcBorders>
+              <w:bottom w:val="none" w:sz="0" w:space="0" w:color="000000"/>
+              <w:top w:val="none" w:sz="0" w:space="0" w:color="000000"/>
+              <w:left w:val="none" w:sz="0" w:space="0" w:color="000000"/>
+              <w:right w:val="none" w:sz="0" w:space="0" w:color="000000"/>
+            </w:tcBorders>
+            <w:shd w:val="clear" w:color="auto" w:fill="FFFFFF"/>
+            <w:tcMar>
+              <w:top w:w="0" w:type="dxa"/>
+              <w:bottom w:w="0" w:type="dxa"/>
+              <w:left w:w="0" w:type="dxa"/>
+              <w:right w:w="0" w:type="dxa"/>
+            </w:tcMar>
+            <w:vAlign w:val="top"/>
+          </w:tcPr>
+          <w:p>
+            <w:pPr>
+              <w:pStyle w:val="Normal"/>
+              <w:jc w:val="center"/>
+              <w:pBdr>
+                <w:bottom w:val="none" w:sz="0" w:space="0" w:color="000000"/>
+                <w:top w:val="none" w:sz="0" w:space="0" w:color="000000"/>
+                <w:left w:val="none" w:sz="0" w:space="0" w:color="000000"/>
+                <w:right w:val="none" w:sz="0" w:space="0" w:color="000000"/>
+              </w:pBdr>
+              <w:spacing w:after="100" w:before="100" w:line="240"/>
+              <w:ind w:left="100" w:right="100" w:firstLine="0" w:firstLineChars="0"/>
+              <w:rPr>
+                <w:rFonts w:ascii="Helvetica" w:hAnsi="Helvetica" w:eastAsia="Helvetica" w:cs="Helvetica"/>
+                <w:i w:val="false"/>
+                <w:b w:val="false"/>
+                <w:u w:val="none"/>
+                <w:sz w:val="22"/>
+                <w:szCs w:val="22"/>
+                <w:color w:val="000000"/>
+              </w:rPr>
+            </w:pPr>
+            <w:r>
+              <w:rPr>
+                <w:rFonts w:ascii="Helvetica" w:hAnsi="Helvetica" w:eastAsia="Helvetica" w:cs="Helvetica"/>
+                <w:i w:val="false"/>
+                <w:b w:val="false"/>
+                <w:u w:val="none"/>
+                <w:sz w:val="22"/>
+                <w:szCs w:val="22"/>
+                <w:color w:val="000000"/>
+              </w:rPr>
+              <w:t xml:space="preserve">0.930</w:t>
             </w:r>
           </w:p>
         </w:tc>
@@ -16076,596 +16076,113 @@
                 <w:szCs w:val="22"/>
                 <w:color w:val="000000"/>
               </w:rPr>
-              <w:t xml:space="preserve">0.77</w:t>
-            </w:r>
-          </w:p>
-        </w:tc>
-        <w:tc>
-          <w:tcPr>
-            <w:tcBorders>
-              <w:bottom w:val="none" w:sz="0" w:space="0" w:color="000000"/>
-              <w:top w:val="none" w:sz="0" w:space="0" w:color="000000"/>
-              <w:left w:val="none" w:sz="0" w:space="0" w:color="000000"/>
-              <w:right w:val="none" w:sz="0" w:space="0" w:color="000000"/>
-            </w:tcBorders>
-            <w:shd w:val="clear" w:color="auto" w:fill="FFFFFF"/>
-            <w:tcMar>
-              <w:top w:w="0" w:type="dxa"/>
-              <w:bottom w:w="0" w:type="dxa"/>
-              <w:left w:w="0" w:type="dxa"/>
-              <w:right w:w="0" w:type="dxa"/>
-            </w:tcMar>
-            <w:vAlign w:val="top"/>
-          </w:tcPr>
-          <w:p>
-            <w:pPr>
-              <w:pStyle w:val="Normal"/>
-              <w:jc w:val="center"/>
-              <w:pBdr>
-                <w:bottom w:val="none" w:sz="0" w:space="0" w:color="000000"/>
-                <w:top w:val="none" w:sz="0" w:space="0" w:color="000000"/>
-                <w:left w:val="none" w:sz="0" w:space="0" w:color="000000"/>
-                <w:right w:val="none" w:sz="0" w:space="0" w:color="000000"/>
-              </w:pBdr>
-              <w:spacing w:after="100" w:before="100" w:line="240"/>
-              <w:ind w:left="100" w:right="100" w:firstLine="0" w:firstLineChars="0"/>
-              <w:rPr>
-                <w:rFonts w:ascii="Helvetica" w:hAnsi="Helvetica" w:eastAsia="Helvetica" w:cs="Helvetica"/>
-                <w:i w:val="false"/>
-                <w:b w:val="false"/>
-                <w:u w:val="none"/>
-                <w:sz w:val="22"/>
-                <w:szCs w:val="22"/>
-                <w:color w:val="000000"/>
-              </w:rPr>
-            </w:pPr>
-            <w:r>
-              <w:rPr>
-                <w:rFonts w:ascii="Helvetica" w:hAnsi="Helvetica" w:eastAsia="Helvetica" w:cs="Helvetica"/>
-                <w:i w:val="false"/>
-                <w:b w:val="false"/>
-                <w:u w:val="none"/>
-                <w:sz w:val="22"/>
-                <w:szCs w:val="22"/>
-                <w:color w:val="000000"/>
-              </w:rPr>
-              <w:t xml:space="preserve">0.47, 1.27</w:t>
-            </w:r>
-          </w:p>
-        </w:tc>
-        <w:tc>
-          <w:tcPr>
-            <w:tcBorders>
-              <w:bottom w:val="none" w:sz="0" w:space="0" w:color="000000"/>
-              <w:top w:val="none" w:sz="0" w:space="0" w:color="000000"/>
-              <w:left w:val="none" w:sz="0" w:space="0" w:color="000000"/>
-              <w:right w:val="none" w:sz="0" w:space="0" w:color="000000"/>
-            </w:tcBorders>
-            <w:shd w:val="clear" w:color="auto" w:fill="FFFFFF"/>
-            <w:tcMar>
-              <w:top w:w="0" w:type="dxa"/>
-              <w:bottom w:w="0" w:type="dxa"/>
-              <w:left w:w="0" w:type="dxa"/>
-              <w:right w:w="0" w:type="dxa"/>
-            </w:tcMar>
-            <w:vAlign w:val="top"/>
-          </w:tcPr>
-          <w:p>
-            <w:pPr>
-              <w:pStyle w:val="Normal"/>
-              <w:jc w:val="center"/>
-              <w:pBdr>
-                <w:bottom w:val="none" w:sz="0" w:space="0" w:color="000000"/>
-                <w:top w:val="none" w:sz="0" w:space="0" w:color="000000"/>
-                <w:left w:val="none" w:sz="0" w:space="0" w:color="000000"/>
-                <w:right w:val="none" w:sz="0" w:space="0" w:color="000000"/>
-              </w:pBdr>
-              <w:spacing w:after="100" w:before="100" w:line="240"/>
-              <w:ind w:left="100" w:right="100" w:firstLine="0" w:firstLineChars="0"/>
-              <w:rPr>
-                <w:rFonts w:ascii="Helvetica" w:hAnsi="Helvetica" w:eastAsia="Helvetica" w:cs="Helvetica"/>
-                <w:i w:val="false"/>
-                <w:b w:val="false"/>
-                <w:u w:val="none"/>
-                <w:sz w:val="22"/>
-                <w:szCs w:val="22"/>
-                <w:color w:val="000000"/>
-              </w:rPr>
-            </w:pPr>
-            <w:r>
-              <w:rPr>
-                <w:rFonts w:ascii="Helvetica" w:hAnsi="Helvetica" w:eastAsia="Helvetica" w:cs="Helvetica"/>
-                <w:i w:val="false"/>
-                <w:b w:val="false"/>
-                <w:u w:val="none"/>
-                <w:sz w:val="22"/>
-                <w:szCs w:val="22"/>
-                <w:color w:val="000000"/>
-              </w:rPr>
-              <w:t xml:space="preserve">0.300</w:t>
-            </w:r>
-          </w:p>
-        </w:tc>
-      </w:tr>
-      <w:tr>
-        <w:trPr>
-          <w:trHeight w:val="598" w:hRule="auto"/>
-        </w:trPr>
-        body33
-        <w:tc>
-          <w:tcPr>
-            <w:tcBorders>
-              <w:bottom w:val="none" w:sz="0" w:space="0" w:color="000000"/>
-              <w:top w:val="none" w:sz="0" w:space="0" w:color="000000"/>
-              <w:left w:val="none" w:sz="0" w:space="0" w:color="000000"/>
-              <w:right w:val="none" w:sz="0" w:space="0" w:color="000000"/>
-            </w:tcBorders>
-            <w:shd w:val="clear" w:color="auto" w:fill="FFFFFF"/>
-            <w:tcMar>
-              <w:top w:w="0" w:type="dxa"/>
-              <w:bottom w:w="0" w:type="dxa"/>
-              <w:left w:w="0" w:type="dxa"/>
-              <w:right w:w="0" w:type="dxa"/>
-            </w:tcMar>
-            <w:vAlign w:val="top"/>
-          </w:tcPr>
-          <w:p>
-            <w:pPr>
-              <w:pStyle w:val="Normal"/>
-              <w:jc w:val="left"/>
-              <w:pBdr>
-                <w:bottom w:val="none" w:sz="0" w:space="0" w:color="000000"/>
-                <w:top w:val="none" w:sz="0" w:space="0" w:color="000000"/>
-                <w:left w:val="none" w:sz="0" w:space="0" w:color="000000"/>
-                <w:right w:val="none" w:sz="0" w:space="0" w:color="000000"/>
-              </w:pBdr>
-              <w:spacing w:after="100" w:before="100" w:line="240"/>
-              <w:ind w:left="100" w:right="100" w:firstLine="0" w:firstLineChars="0"/>
-              <w:rPr>
-                <w:rFonts w:ascii="Helvetica" w:hAnsi="Helvetica" w:eastAsia="Helvetica" w:cs="Helvetica"/>
-                <w:i w:val="false"/>
-                <w:b w:val="false"/>
-                <w:u w:val="none"/>
-                <w:sz w:val="22"/>
-                <w:szCs w:val="22"/>
-                <w:color w:val="000000"/>
-              </w:rPr>
-            </w:pPr>
-            <w:r>
-              <w:rPr>
-                <w:rFonts w:ascii="Helvetica" w:hAnsi="Helvetica" w:eastAsia="Helvetica" w:cs="Helvetica"/>
-                <w:i w:val="false"/>
-                <w:b w:val="false"/>
-                <w:u w:val="none"/>
-                <w:sz w:val="22"/>
-                <w:szCs w:val="22"/>
-                <w:color w:val="000000"/>
-              </w:rPr>
-              <w:t xml:space="preserve">steroids</w:t>
-            </w:r>
-          </w:p>
-        </w:tc>
-        <w:tc>
-          <w:tcPr>
-            <w:tcBorders>
-              <w:bottom w:val="none" w:sz="0" w:space="0" w:color="000000"/>
-              <w:top w:val="none" w:sz="0" w:space="0" w:color="000000"/>
-              <w:left w:val="none" w:sz="0" w:space="0" w:color="000000"/>
-              <w:right w:val="none" w:sz="0" w:space="0" w:color="000000"/>
-            </w:tcBorders>
-            <w:shd w:val="clear" w:color="auto" w:fill="FFFFFF"/>
-            <w:tcMar>
-              <w:top w:w="0" w:type="dxa"/>
-              <w:bottom w:w="0" w:type="dxa"/>
-              <w:left w:w="0" w:type="dxa"/>
-              <w:right w:w="0" w:type="dxa"/>
-            </w:tcMar>
-            <w:vAlign w:val="top"/>
-          </w:tcPr>
-          <w:p>
-            <w:pPr>
-              <w:pStyle w:val="Normal"/>
-              <w:jc w:val="center"/>
-              <w:pBdr>
-                <w:bottom w:val="none" w:sz="0" w:space="0" w:color="000000"/>
-                <w:top w:val="none" w:sz="0" w:space="0" w:color="000000"/>
-                <w:left w:val="none" w:sz="0" w:space="0" w:color="000000"/>
-                <w:right w:val="none" w:sz="0" w:space="0" w:color="000000"/>
-              </w:pBdr>
-              <w:spacing w:after="100" w:before="100" w:line="240"/>
-              <w:ind w:left="100" w:right="100" w:firstLine="0" w:firstLineChars="0"/>
-              <w:rPr>
-                <w:rFonts w:ascii="Helvetica" w:hAnsi="Helvetica" w:eastAsia="Helvetica" w:cs="Helvetica"/>
-                <w:i w:val="false"/>
-                <w:b w:val="false"/>
-                <w:u w:val="none"/>
-                <w:sz w:val="22"/>
-                <w:szCs w:val="22"/>
-                <w:color w:val="000000"/>
-              </w:rPr>
-            </w:pPr>
-            <w:r>
-              <w:rPr>
-                <w:rFonts w:ascii="Helvetica" w:hAnsi="Helvetica" w:eastAsia="Helvetica" w:cs="Helvetica"/>
-                <w:i w:val="false"/>
-                <w:b w:val="false"/>
-                <w:u w:val="none"/>
-                <w:sz w:val="22"/>
-                <w:szCs w:val="22"/>
-                <w:color w:val="000000"/>
-              </w:rPr>
-              <w:t xml:space="preserve">673</w:t>
-            </w:r>
-          </w:p>
-        </w:tc>
-        <w:tc>
-          <w:tcPr>
-            <w:tcBorders>
-              <w:bottom w:val="none" w:sz="0" w:space="0" w:color="000000"/>
-              <w:top w:val="none" w:sz="0" w:space="0" w:color="000000"/>
-              <w:left w:val="none" w:sz="0" w:space="0" w:color="000000"/>
-              <w:right w:val="none" w:sz="0" w:space="0" w:color="000000"/>
-            </w:tcBorders>
-            <w:shd w:val="clear" w:color="auto" w:fill="FFFFFF"/>
-            <w:tcMar>
-              <w:top w:w="0" w:type="dxa"/>
-              <w:bottom w:w="0" w:type="dxa"/>
-              <w:left w:w="0" w:type="dxa"/>
-              <w:right w:w="0" w:type="dxa"/>
-            </w:tcMar>
-            <w:vAlign w:val="top"/>
-          </w:tcPr>
-          <w:p>
-            <w:pPr>
-              <w:pStyle w:val="Normal"/>
-              <w:jc w:val="center"/>
-              <w:pBdr>
-                <w:bottom w:val="none" w:sz="0" w:space="0" w:color="000000"/>
-                <w:top w:val="none" w:sz="0" w:space="0" w:color="000000"/>
-                <w:left w:val="none" w:sz="0" w:space="0" w:color="000000"/>
-                <w:right w:val="none" w:sz="0" w:space="0" w:color="000000"/>
-              </w:pBdr>
-              <w:spacing w:after="100" w:before="100" w:line="240"/>
-              <w:ind w:left="100" w:right="100" w:firstLine="0" w:firstLineChars="0"/>
-              <w:rPr>
-                <w:rFonts w:ascii="Helvetica" w:hAnsi="Helvetica" w:eastAsia="Helvetica" w:cs="Helvetica"/>
-                <w:i w:val="false"/>
-                <w:b w:val="false"/>
-                <w:u w:val="none"/>
-                <w:sz w:val="22"/>
-                <w:szCs w:val="22"/>
-                <w:color w:val="000000"/>
-              </w:rPr>
-            </w:pPr>
-            <w:r>
-              <w:rPr>
-                <w:rFonts w:ascii="Helvetica" w:hAnsi="Helvetica" w:eastAsia="Helvetica" w:cs="Helvetica"/>
-                <w:i w:val="false"/>
-                <w:b w:val="false"/>
-                <w:u w:val="none"/>
-                <w:sz w:val="22"/>
-                <w:szCs w:val="22"/>
-                <w:color w:val="000000"/>
-              </w:rPr>
-              <w:t xml:space="preserve">23,054</w:t>
-            </w:r>
-          </w:p>
-        </w:tc>
-        <w:tc>
-          <w:tcPr>
-            <w:tcBorders>
-              <w:bottom w:val="none" w:sz="0" w:space="0" w:color="000000"/>
-              <w:top w:val="none" w:sz="0" w:space="0" w:color="000000"/>
-              <w:left w:val="none" w:sz="0" w:space="0" w:color="000000"/>
-              <w:right w:val="none" w:sz="0" w:space="0" w:color="000000"/>
-            </w:tcBorders>
-            <w:shd w:val="clear" w:color="auto" w:fill="FFFFFF"/>
-            <w:tcMar>
-              <w:top w:w="0" w:type="dxa"/>
-              <w:bottom w:w="0" w:type="dxa"/>
-              <w:left w:w="0" w:type="dxa"/>
-              <w:right w:w="0" w:type="dxa"/>
-            </w:tcMar>
-            <w:vAlign w:val="top"/>
-          </w:tcPr>
-          <w:p>
-            <w:pPr>
-              <w:pStyle w:val="Normal"/>
-              <w:jc w:val="center"/>
-              <w:pBdr>
-                <w:bottom w:val="none" w:sz="0" w:space="0" w:color="000000"/>
-                <w:top w:val="none" w:sz="0" w:space="0" w:color="000000"/>
-                <w:left w:val="none" w:sz="0" w:space="0" w:color="000000"/>
-                <w:right w:val="none" w:sz="0" w:space="0" w:color="000000"/>
-              </w:pBdr>
-              <w:spacing w:after="100" w:before="100" w:line="240"/>
-              <w:ind w:left="100" w:right="100" w:firstLine="0" w:firstLineChars="0"/>
-              <w:rPr>
-                <w:rFonts w:ascii="Helvetica" w:hAnsi="Helvetica" w:eastAsia="Helvetica" w:cs="Helvetica"/>
-                <w:i w:val="false"/>
-                <w:b w:val="false"/>
-                <w:u w:val="none"/>
-                <w:sz w:val="22"/>
-                <w:szCs w:val="22"/>
-                <w:color w:val="000000"/>
-              </w:rPr>
-            </w:pPr>
-            <w:r>
-              <w:rPr>
-                <w:rFonts w:ascii="Helvetica" w:hAnsi="Helvetica" w:eastAsia="Helvetica" w:cs="Helvetica"/>
-                <w:i w:val="false"/>
-                <w:b w:val="false"/>
-                <w:u w:val="none"/>
-                <w:sz w:val="22"/>
-                <w:szCs w:val="22"/>
-                <w:color w:val="000000"/>
-              </w:rPr>
-              <w:t xml:space="preserve">13,371, 39,749</w:t>
-            </w:r>
-          </w:p>
-        </w:tc>
-        <w:tc>
-          <w:tcPr>
-            <w:tcBorders>
-              <w:bottom w:val="none" w:sz="0" w:space="0" w:color="000000"/>
-              <w:top w:val="none" w:sz="0" w:space="0" w:color="000000"/>
-              <w:left w:val="none" w:sz="0" w:space="0" w:color="000000"/>
-              <w:right w:val="none" w:sz="0" w:space="0" w:color="000000"/>
-            </w:tcBorders>
-            <w:shd w:val="clear" w:color="auto" w:fill="FFFFFF"/>
-            <w:tcMar>
-              <w:top w:w="0" w:type="dxa"/>
-              <w:bottom w:w="0" w:type="dxa"/>
-              <w:left w:w="0" w:type="dxa"/>
-              <w:right w:w="0" w:type="dxa"/>
-            </w:tcMar>
-            <w:vAlign w:val="top"/>
-          </w:tcPr>
-          <w:p>
-            <w:pPr>
-              <w:pStyle w:val="Normal"/>
-              <w:jc w:val="center"/>
-              <w:pBdr>
-                <w:bottom w:val="none" w:sz="0" w:space="0" w:color="000000"/>
-                <w:top w:val="none" w:sz="0" w:space="0" w:color="000000"/>
-                <w:left w:val="none" w:sz="0" w:space="0" w:color="000000"/>
-                <w:right w:val="none" w:sz="0" w:space="0" w:color="000000"/>
-              </w:pBdr>
-              <w:spacing w:after="100" w:before="100" w:line="240"/>
-              <w:ind w:left="100" w:right="100" w:firstLine="0" w:firstLineChars="0"/>
-              <w:rPr>
-                <w:rFonts w:ascii="Helvetica" w:hAnsi="Helvetica" w:eastAsia="Helvetica" w:cs="Helvetica"/>
-                <w:i w:val="false"/>
-                <w:b w:val="false"/>
-                <w:u w:val="none"/>
-                <w:sz w:val="22"/>
-                <w:szCs w:val="22"/>
-                <w:color w:val="000000"/>
-              </w:rPr>
-            </w:pPr>
-            <w:r>
-              <w:rPr>
-                <w:rFonts w:ascii="Helvetica" w:hAnsi="Helvetica" w:eastAsia="Helvetica" w:cs="Helvetica"/>
-                <w:i w:val="false"/>
-                <w:b w:val="false"/>
-                <w:u w:val="none"/>
-                <w:sz w:val="22"/>
-                <w:szCs w:val="22"/>
-                <w:color w:val="000000"/>
-              </w:rPr>
-              <w:t xml:space="preserve">&lt;0.001</w:t>
-            </w:r>
-          </w:p>
-        </w:tc>
-        <w:tc>
-          <w:tcPr>
-            <w:tcBorders>
-              <w:bottom w:val="none" w:sz="0" w:space="0" w:color="000000"/>
-              <w:top w:val="none" w:sz="0" w:space="0" w:color="000000"/>
-              <w:left w:val="none" w:sz="0" w:space="0" w:color="000000"/>
-              <w:right w:val="none" w:sz="0" w:space="0" w:color="000000"/>
-            </w:tcBorders>
-            <w:shd w:val="clear" w:color="auto" w:fill="FFFFFF"/>
-            <w:tcMar>
-              <w:top w:w="0" w:type="dxa"/>
-              <w:bottom w:w="0" w:type="dxa"/>
-              <w:left w:w="0" w:type="dxa"/>
-              <w:right w:w="0" w:type="dxa"/>
-            </w:tcMar>
-            <w:vAlign w:val="top"/>
-          </w:tcPr>
-          <w:p>
-            <w:pPr>
-              <w:pStyle w:val="Normal"/>
-              <w:jc w:val="center"/>
-              <w:pBdr>
-                <w:bottom w:val="none" w:sz="0" w:space="0" w:color="000000"/>
-                <w:top w:val="none" w:sz="0" w:space="0" w:color="000000"/>
-                <w:left w:val="none" w:sz="0" w:space="0" w:color="000000"/>
-                <w:right w:val="none" w:sz="0" w:space="0" w:color="000000"/>
-              </w:pBdr>
-              <w:spacing w:after="100" w:before="100" w:line="240"/>
-              <w:ind w:left="100" w:right="100" w:firstLine="0" w:firstLineChars="0"/>
-              <w:rPr>
-                <w:rFonts w:ascii="Helvetica" w:hAnsi="Helvetica" w:eastAsia="Helvetica" w:cs="Helvetica"/>
-                <w:i w:val="false"/>
-                <w:b w:val="false"/>
-                <w:u w:val="none"/>
-                <w:sz w:val="22"/>
-                <w:szCs w:val="22"/>
-                <w:color w:val="000000"/>
-              </w:rPr>
-            </w:pPr>
-            <w:r>
-              <w:rPr>
-                <w:rFonts w:ascii="Helvetica" w:hAnsi="Helvetica" w:eastAsia="Helvetica" w:cs="Helvetica"/>
-                <w:i w:val="false"/>
-                <w:b w:val="false"/>
-                <w:u w:val="none"/>
-                <w:sz w:val="22"/>
-                <w:szCs w:val="22"/>
-                <w:color w:val="000000"/>
-              </w:rPr>
-              <w:t xml:space="preserve">673</w:t>
-            </w:r>
-          </w:p>
-        </w:tc>
-        <w:tc>
-          <w:tcPr>
-            <w:tcBorders>
-              <w:bottom w:val="none" w:sz="0" w:space="0" w:color="000000"/>
-              <w:top w:val="none" w:sz="0" w:space="0" w:color="000000"/>
-              <w:left w:val="none" w:sz="0" w:space="0" w:color="000000"/>
-              <w:right w:val="none" w:sz="0" w:space="0" w:color="000000"/>
-            </w:tcBorders>
-            <w:shd w:val="clear" w:color="auto" w:fill="FFFFFF"/>
-            <w:tcMar>
-              <w:top w:w="0" w:type="dxa"/>
-              <w:bottom w:w="0" w:type="dxa"/>
-              <w:left w:w="0" w:type="dxa"/>
-              <w:right w:w="0" w:type="dxa"/>
-            </w:tcMar>
-            <w:vAlign w:val="top"/>
-          </w:tcPr>
-          <w:p>
-            <w:pPr>
-              <w:pStyle w:val="Normal"/>
-              <w:jc w:val="center"/>
-              <w:pBdr>
-                <w:bottom w:val="none" w:sz="0" w:space="0" w:color="000000"/>
-                <w:top w:val="none" w:sz="0" w:space="0" w:color="000000"/>
-                <w:left w:val="none" w:sz="0" w:space="0" w:color="000000"/>
-                <w:right w:val="none" w:sz="0" w:space="0" w:color="000000"/>
-              </w:pBdr>
-              <w:spacing w:after="100" w:before="100" w:line="240"/>
-              <w:ind w:left="100" w:right="100" w:firstLine="0" w:firstLineChars="0"/>
-              <w:rPr>
-                <w:rFonts w:ascii="Helvetica" w:hAnsi="Helvetica" w:eastAsia="Helvetica" w:cs="Helvetica"/>
-                <w:i w:val="false"/>
-                <w:b w:val="false"/>
-                <w:u w:val="none"/>
-                <w:sz w:val="22"/>
-                <w:szCs w:val="22"/>
-                <w:color w:val="000000"/>
-              </w:rPr>
-            </w:pPr>
-            <w:r>
-              <w:rPr>
-                <w:rFonts w:ascii="Helvetica" w:hAnsi="Helvetica" w:eastAsia="Helvetica" w:cs="Helvetica"/>
-                <w:i w:val="false"/>
-                <w:b w:val="false"/>
-                <w:u w:val="none"/>
-                <w:sz w:val="22"/>
-                <w:szCs w:val="22"/>
-                <w:color w:val="000000"/>
-              </w:rPr>
-              <w:t xml:space="preserve">21,981</w:t>
-            </w:r>
-          </w:p>
-        </w:tc>
-        <w:tc>
-          <w:tcPr>
-            <w:tcBorders>
-              <w:bottom w:val="none" w:sz="0" w:space="0" w:color="000000"/>
-              <w:top w:val="none" w:sz="0" w:space="0" w:color="000000"/>
-              <w:left w:val="none" w:sz="0" w:space="0" w:color="000000"/>
-              <w:right w:val="none" w:sz="0" w:space="0" w:color="000000"/>
-            </w:tcBorders>
-            <w:shd w:val="clear" w:color="auto" w:fill="FFFFFF"/>
-            <w:tcMar>
-              <w:top w:w="0" w:type="dxa"/>
-              <w:bottom w:w="0" w:type="dxa"/>
-              <w:left w:w="0" w:type="dxa"/>
-              <w:right w:w="0" w:type="dxa"/>
-            </w:tcMar>
-            <w:vAlign w:val="top"/>
-          </w:tcPr>
-          <w:p>
-            <w:pPr>
-              <w:pStyle w:val="Normal"/>
-              <w:jc w:val="center"/>
-              <w:pBdr>
-                <w:bottom w:val="none" w:sz="0" w:space="0" w:color="000000"/>
-                <w:top w:val="none" w:sz="0" w:space="0" w:color="000000"/>
-                <w:left w:val="none" w:sz="0" w:space="0" w:color="000000"/>
-                <w:right w:val="none" w:sz="0" w:space="0" w:color="000000"/>
-              </w:pBdr>
-              <w:spacing w:after="100" w:before="100" w:line="240"/>
-              <w:ind w:left="100" w:right="100" w:firstLine="0" w:firstLineChars="0"/>
-              <w:rPr>
-                <w:rFonts w:ascii="Helvetica" w:hAnsi="Helvetica" w:eastAsia="Helvetica" w:cs="Helvetica"/>
-                <w:i w:val="false"/>
-                <w:b w:val="false"/>
-                <w:u w:val="none"/>
-                <w:sz w:val="22"/>
-                <w:szCs w:val="22"/>
-                <w:color w:val="000000"/>
-              </w:rPr>
-            </w:pPr>
-            <w:r>
-              <w:rPr>
-                <w:rFonts w:ascii="Helvetica" w:hAnsi="Helvetica" w:eastAsia="Helvetica" w:cs="Helvetica"/>
-                <w:i w:val="false"/>
-                <w:b w:val="false"/>
-                <w:u w:val="none"/>
-                <w:sz w:val="22"/>
-                <w:szCs w:val="22"/>
-                <w:color w:val="000000"/>
-              </w:rPr>
-              <w:t xml:space="preserve">8,994, 53,723</w:t>
-            </w:r>
-          </w:p>
-        </w:tc>
-        <w:tc>
-          <w:tcPr>
-            <w:tcBorders>
-              <w:bottom w:val="none" w:sz="0" w:space="0" w:color="000000"/>
-              <w:top w:val="none" w:sz="0" w:space="0" w:color="000000"/>
-              <w:left w:val="none" w:sz="0" w:space="0" w:color="000000"/>
-              <w:right w:val="none" w:sz="0" w:space="0" w:color="000000"/>
-            </w:tcBorders>
-            <w:shd w:val="clear" w:color="auto" w:fill="FFFFFF"/>
-            <w:tcMar>
-              <w:top w:w="0" w:type="dxa"/>
-              <w:bottom w:w="0" w:type="dxa"/>
-              <w:left w:w="0" w:type="dxa"/>
-              <w:right w:w="0" w:type="dxa"/>
-            </w:tcMar>
-            <w:vAlign w:val="top"/>
-          </w:tcPr>
-          <w:p>
-            <w:pPr>
-              <w:pStyle w:val="Normal"/>
-              <w:jc w:val="center"/>
-              <w:pBdr>
-                <w:bottom w:val="none" w:sz="0" w:space="0" w:color="000000"/>
-                <w:top w:val="none" w:sz="0" w:space="0" w:color="000000"/>
-                <w:left w:val="none" w:sz="0" w:space="0" w:color="000000"/>
-                <w:right w:val="none" w:sz="0" w:space="0" w:color="000000"/>
-              </w:pBdr>
-              <w:spacing w:after="100" w:before="100" w:line="240"/>
-              <w:ind w:left="100" w:right="100" w:firstLine="0" w:firstLineChars="0"/>
-              <w:rPr>
-                <w:rFonts w:ascii="Helvetica" w:hAnsi="Helvetica" w:eastAsia="Helvetica" w:cs="Helvetica"/>
-                <w:i w:val="false"/>
-                <w:b w:val="false"/>
-                <w:u w:val="none"/>
-                <w:sz w:val="22"/>
-                <w:szCs w:val="22"/>
-                <w:color w:val="000000"/>
-              </w:rPr>
-            </w:pPr>
-            <w:r>
-              <w:rPr>
-                <w:rFonts w:ascii="Helvetica" w:hAnsi="Helvetica" w:eastAsia="Helvetica" w:cs="Helvetica"/>
-                <w:i w:val="false"/>
-                <w:b w:val="false"/>
-                <w:u w:val="none"/>
-                <w:sz w:val="22"/>
-                <w:szCs w:val="22"/>
-                <w:color w:val="000000"/>
-              </w:rPr>
-              <w:t xml:space="preserve">&lt;0.001</w:t>
+              <w:t xml:space="preserve">0.79</w:t>
+            </w:r>
+          </w:p>
+        </w:tc>
+        <w:tc>
+          <w:tcPr>
+            <w:tcBorders>
+              <w:bottom w:val="none" w:sz="0" w:space="0" w:color="000000"/>
+              <w:top w:val="none" w:sz="0" w:space="0" w:color="000000"/>
+              <w:left w:val="none" w:sz="0" w:space="0" w:color="000000"/>
+              <w:right w:val="none" w:sz="0" w:space="0" w:color="000000"/>
+            </w:tcBorders>
+            <w:shd w:val="clear" w:color="auto" w:fill="FFFFFF"/>
+            <w:tcMar>
+              <w:top w:w="0" w:type="dxa"/>
+              <w:bottom w:w="0" w:type="dxa"/>
+              <w:left w:w="0" w:type="dxa"/>
+              <w:right w:w="0" w:type="dxa"/>
+            </w:tcMar>
+            <w:vAlign w:val="top"/>
+          </w:tcPr>
+          <w:p>
+            <w:pPr>
+              <w:pStyle w:val="Normal"/>
+              <w:jc w:val="center"/>
+              <w:pBdr>
+                <w:bottom w:val="none" w:sz="0" w:space="0" w:color="000000"/>
+                <w:top w:val="none" w:sz="0" w:space="0" w:color="000000"/>
+                <w:left w:val="none" w:sz="0" w:space="0" w:color="000000"/>
+                <w:right w:val="none" w:sz="0" w:space="0" w:color="000000"/>
+              </w:pBdr>
+              <w:spacing w:after="100" w:before="100" w:line="240"/>
+              <w:ind w:left="100" w:right="100" w:firstLine="0" w:firstLineChars="0"/>
+              <w:rPr>
+                <w:rFonts w:ascii="Helvetica" w:hAnsi="Helvetica" w:eastAsia="Helvetica" w:cs="Helvetica"/>
+                <w:i w:val="false"/>
+                <w:b w:val="false"/>
+                <w:u w:val="none"/>
+                <w:sz w:val="22"/>
+                <w:szCs w:val="22"/>
+                <w:color w:val="000000"/>
+              </w:rPr>
+            </w:pPr>
+            <w:r>
+              <w:rPr>
+                <w:rFonts w:ascii="Helvetica" w:hAnsi="Helvetica" w:eastAsia="Helvetica" w:cs="Helvetica"/>
+                <w:i w:val="false"/>
+                <w:b w:val="false"/>
+                <w:u w:val="none"/>
+                <w:sz w:val="22"/>
+                <w:szCs w:val="22"/>
+                <w:color w:val="000000"/>
+              </w:rPr>
+              <w:t xml:space="preserve">0.48, 1.29</w:t>
+            </w:r>
+          </w:p>
+        </w:tc>
+        <w:tc>
+          <w:tcPr>
+            <w:tcBorders>
+              <w:bottom w:val="none" w:sz="0" w:space="0" w:color="000000"/>
+              <w:top w:val="none" w:sz="0" w:space="0" w:color="000000"/>
+              <w:left w:val="none" w:sz="0" w:space="0" w:color="000000"/>
+              <w:right w:val="none" w:sz="0" w:space="0" w:color="000000"/>
+            </w:tcBorders>
+            <w:shd w:val="clear" w:color="auto" w:fill="FFFFFF"/>
+            <w:tcMar>
+              <w:top w:w="0" w:type="dxa"/>
+              <w:bottom w:w="0" w:type="dxa"/>
+              <w:left w:w="0" w:type="dxa"/>
+              <w:right w:w="0" w:type="dxa"/>
+            </w:tcMar>
+            <w:vAlign w:val="top"/>
+          </w:tcPr>
+          <w:p>
+            <w:pPr>
+              <w:pStyle w:val="Normal"/>
+              <w:jc w:val="center"/>
+              <w:pBdr>
+                <w:bottom w:val="none" w:sz="0" w:space="0" w:color="000000"/>
+                <w:top w:val="none" w:sz="0" w:space="0" w:color="000000"/>
+                <w:left w:val="none" w:sz="0" w:space="0" w:color="000000"/>
+                <w:right w:val="none" w:sz="0" w:space="0" w:color="000000"/>
+              </w:pBdr>
+              <w:spacing w:after="100" w:before="100" w:line="240"/>
+              <w:ind w:left="100" w:right="100" w:firstLine="0" w:firstLineChars="0"/>
+              <w:rPr>
+                <w:rFonts w:ascii="Helvetica" w:hAnsi="Helvetica" w:eastAsia="Helvetica" w:cs="Helvetica"/>
+                <w:i w:val="false"/>
+                <w:b w:val="false"/>
+                <w:u w:val="none"/>
+                <w:sz w:val="22"/>
+                <w:szCs w:val="22"/>
+                <w:color w:val="000000"/>
+              </w:rPr>
+            </w:pPr>
+            <w:r>
+              <w:rPr>
+                <w:rFonts w:ascii="Helvetica" w:hAnsi="Helvetica" w:eastAsia="Helvetica" w:cs="Helvetica"/>
+                <w:i w:val="false"/>
+                <w:b w:val="false"/>
+                <w:u w:val="none"/>
+                <w:sz w:val="22"/>
+                <w:szCs w:val="22"/>
+                <w:color w:val="000000"/>
+              </w:rPr>
+              <w:t xml:space="preserve">0.340</w:t>
             </w:r>
           </w:p>
         </w:tc>
@@ -16674,7 +16191,7 @@
         <w:trPr>
           <w:trHeight w:val="616" w:hRule="auto"/>
         </w:trPr>
-        body34
+        body33
         <w:tc>
           <w:tcPr>
             <w:tcBorders>
@@ -17042,113 +16559,113 @@
                 <w:szCs w:val="22"/>
                 <w:color w:val="000000"/>
               </w:rPr>
-              <w:t xml:space="preserve">1.03</w:t>
-            </w:r>
-          </w:p>
-        </w:tc>
-        <w:tc>
-          <w:tcPr>
-            <w:tcBorders>
-              <w:bottom w:val="none" w:sz="0" w:space="0" w:color="000000"/>
-              <w:top w:val="none" w:sz="0" w:space="0" w:color="000000"/>
-              <w:left w:val="none" w:sz="0" w:space="0" w:color="000000"/>
-              <w:right w:val="none" w:sz="0" w:space="0" w:color="000000"/>
-            </w:tcBorders>
-            <w:shd w:val="clear" w:color="auto" w:fill="FFFFFF"/>
-            <w:tcMar>
-              <w:top w:w="0" w:type="dxa"/>
-              <w:bottom w:w="0" w:type="dxa"/>
-              <w:left w:w="0" w:type="dxa"/>
-              <w:right w:w="0" w:type="dxa"/>
-            </w:tcMar>
-            <w:vAlign w:val="top"/>
-          </w:tcPr>
-          <w:p>
-            <w:pPr>
-              <w:pStyle w:val="Normal"/>
-              <w:jc w:val="center"/>
-              <w:pBdr>
-                <w:bottom w:val="none" w:sz="0" w:space="0" w:color="000000"/>
-                <w:top w:val="none" w:sz="0" w:space="0" w:color="000000"/>
-                <w:left w:val="none" w:sz="0" w:space="0" w:color="000000"/>
-                <w:right w:val="none" w:sz="0" w:space="0" w:color="000000"/>
-              </w:pBdr>
-              <w:spacing w:after="100" w:before="100" w:line="240"/>
-              <w:ind w:left="100" w:right="100" w:firstLine="0" w:firstLineChars="0"/>
-              <w:rPr>
-                <w:rFonts w:ascii="Helvetica" w:hAnsi="Helvetica" w:eastAsia="Helvetica" w:cs="Helvetica"/>
-                <w:i w:val="false"/>
-                <w:b w:val="false"/>
-                <w:u w:val="none"/>
-                <w:sz w:val="22"/>
-                <w:szCs w:val="22"/>
-                <w:color w:val="000000"/>
-              </w:rPr>
-            </w:pPr>
-            <w:r>
-              <w:rPr>
-                <w:rFonts w:ascii="Helvetica" w:hAnsi="Helvetica" w:eastAsia="Helvetica" w:cs="Helvetica"/>
-                <w:i w:val="false"/>
-                <w:b w:val="false"/>
-                <w:u w:val="none"/>
-                <w:sz w:val="22"/>
-                <w:szCs w:val="22"/>
-                <w:color w:val="000000"/>
-              </w:rPr>
-              <w:t xml:space="preserve">0.56, 1.90</w:t>
-            </w:r>
-          </w:p>
-        </w:tc>
-        <w:tc>
-          <w:tcPr>
-            <w:tcBorders>
-              <w:bottom w:val="none" w:sz="0" w:space="0" w:color="000000"/>
-              <w:top w:val="none" w:sz="0" w:space="0" w:color="000000"/>
-              <w:left w:val="none" w:sz="0" w:space="0" w:color="000000"/>
-              <w:right w:val="none" w:sz="0" w:space="0" w:color="000000"/>
-            </w:tcBorders>
-            <w:shd w:val="clear" w:color="auto" w:fill="FFFFFF"/>
-            <w:tcMar>
-              <w:top w:w="0" w:type="dxa"/>
-              <w:bottom w:w="0" w:type="dxa"/>
-              <w:left w:w="0" w:type="dxa"/>
-              <w:right w:w="0" w:type="dxa"/>
-            </w:tcMar>
-            <w:vAlign w:val="top"/>
-          </w:tcPr>
-          <w:p>
-            <w:pPr>
-              <w:pStyle w:val="Normal"/>
-              <w:jc w:val="center"/>
-              <w:pBdr>
-                <w:bottom w:val="none" w:sz="0" w:space="0" w:color="000000"/>
-                <w:top w:val="none" w:sz="0" w:space="0" w:color="000000"/>
-                <w:left w:val="none" w:sz="0" w:space="0" w:color="000000"/>
-                <w:right w:val="none" w:sz="0" w:space="0" w:color="000000"/>
-              </w:pBdr>
-              <w:spacing w:after="100" w:before="100" w:line="240"/>
-              <w:ind w:left="100" w:right="100" w:firstLine="0" w:firstLineChars="0"/>
-              <w:rPr>
-                <w:rFonts w:ascii="Helvetica" w:hAnsi="Helvetica" w:eastAsia="Helvetica" w:cs="Helvetica"/>
-                <w:i w:val="false"/>
-                <w:b w:val="false"/>
-                <w:u w:val="none"/>
-                <w:sz w:val="22"/>
-                <w:szCs w:val="22"/>
-                <w:color w:val="000000"/>
-              </w:rPr>
-            </w:pPr>
-            <w:r>
-              <w:rPr>
-                <w:rFonts w:ascii="Helvetica" w:hAnsi="Helvetica" w:eastAsia="Helvetica" w:cs="Helvetica"/>
-                <w:i w:val="false"/>
-                <w:b w:val="false"/>
-                <w:u w:val="none"/>
-                <w:sz w:val="22"/>
-                <w:szCs w:val="22"/>
-                <w:color w:val="000000"/>
-              </w:rPr>
-              <w:t xml:space="preserve">0.920</w:t>
+              <w:t xml:space="preserve">1.05</w:t>
+            </w:r>
+          </w:p>
+        </w:tc>
+        <w:tc>
+          <w:tcPr>
+            <w:tcBorders>
+              <w:bottom w:val="none" w:sz="0" w:space="0" w:color="000000"/>
+              <w:top w:val="none" w:sz="0" w:space="0" w:color="000000"/>
+              <w:left w:val="none" w:sz="0" w:space="0" w:color="000000"/>
+              <w:right w:val="none" w:sz="0" w:space="0" w:color="000000"/>
+            </w:tcBorders>
+            <w:shd w:val="clear" w:color="auto" w:fill="FFFFFF"/>
+            <w:tcMar>
+              <w:top w:w="0" w:type="dxa"/>
+              <w:bottom w:w="0" w:type="dxa"/>
+              <w:left w:w="0" w:type="dxa"/>
+              <w:right w:w="0" w:type="dxa"/>
+            </w:tcMar>
+            <w:vAlign w:val="top"/>
+          </w:tcPr>
+          <w:p>
+            <w:pPr>
+              <w:pStyle w:val="Normal"/>
+              <w:jc w:val="center"/>
+              <w:pBdr>
+                <w:bottom w:val="none" w:sz="0" w:space="0" w:color="000000"/>
+                <w:top w:val="none" w:sz="0" w:space="0" w:color="000000"/>
+                <w:left w:val="none" w:sz="0" w:space="0" w:color="000000"/>
+                <w:right w:val="none" w:sz="0" w:space="0" w:color="000000"/>
+              </w:pBdr>
+              <w:spacing w:after="100" w:before="100" w:line="240"/>
+              <w:ind w:left="100" w:right="100" w:firstLine="0" w:firstLineChars="0"/>
+              <w:rPr>
+                <w:rFonts w:ascii="Helvetica" w:hAnsi="Helvetica" w:eastAsia="Helvetica" w:cs="Helvetica"/>
+                <w:i w:val="false"/>
+                <w:b w:val="false"/>
+                <w:u w:val="none"/>
+                <w:sz w:val="22"/>
+                <w:szCs w:val="22"/>
+                <w:color w:val="000000"/>
+              </w:rPr>
+            </w:pPr>
+            <w:r>
+              <w:rPr>
+                <w:rFonts w:ascii="Helvetica" w:hAnsi="Helvetica" w:eastAsia="Helvetica" w:cs="Helvetica"/>
+                <w:i w:val="false"/>
+                <w:b w:val="false"/>
+                <w:u w:val="none"/>
+                <w:sz w:val="22"/>
+                <w:szCs w:val="22"/>
+                <w:color w:val="000000"/>
+              </w:rPr>
+              <w:t xml:space="preserve">0.57, 1.93</w:t>
+            </w:r>
+          </w:p>
+        </w:tc>
+        <w:tc>
+          <w:tcPr>
+            <w:tcBorders>
+              <w:bottom w:val="none" w:sz="0" w:space="0" w:color="000000"/>
+              <w:top w:val="none" w:sz="0" w:space="0" w:color="000000"/>
+              <w:left w:val="none" w:sz="0" w:space="0" w:color="000000"/>
+              <w:right w:val="none" w:sz="0" w:space="0" w:color="000000"/>
+            </w:tcBorders>
+            <w:shd w:val="clear" w:color="auto" w:fill="FFFFFF"/>
+            <w:tcMar>
+              <w:top w:w="0" w:type="dxa"/>
+              <w:bottom w:w="0" w:type="dxa"/>
+              <w:left w:w="0" w:type="dxa"/>
+              <w:right w:w="0" w:type="dxa"/>
+            </w:tcMar>
+            <w:vAlign w:val="top"/>
+          </w:tcPr>
+          <w:p>
+            <w:pPr>
+              <w:pStyle w:val="Normal"/>
+              <w:jc w:val="center"/>
+              <w:pBdr>
+                <w:bottom w:val="none" w:sz="0" w:space="0" w:color="000000"/>
+                <w:top w:val="none" w:sz="0" w:space="0" w:color="000000"/>
+                <w:left w:val="none" w:sz="0" w:space="0" w:color="000000"/>
+                <w:right w:val="none" w:sz="0" w:space="0" w:color="000000"/>
+              </w:pBdr>
+              <w:spacing w:after="100" w:before="100" w:line="240"/>
+              <w:ind w:left="100" w:right="100" w:firstLine="0" w:firstLineChars="0"/>
+              <w:rPr>
+                <w:rFonts w:ascii="Helvetica" w:hAnsi="Helvetica" w:eastAsia="Helvetica" w:cs="Helvetica"/>
+                <w:i w:val="false"/>
+                <w:b w:val="false"/>
+                <w:u w:val="none"/>
+                <w:sz w:val="22"/>
+                <w:szCs w:val="22"/>
+                <w:color w:val="000000"/>
+              </w:rPr>
+            </w:pPr>
+            <w:r>
+              <w:rPr>
+                <w:rFonts w:ascii="Helvetica" w:hAnsi="Helvetica" w:eastAsia="Helvetica" w:cs="Helvetica"/>
+                <w:i w:val="false"/>
+                <w:b w:val="false"/>
+                <w:u w:val="none"/>
+                <w:sz w:val="22"/>
+                <w:szCs w:val="22"/>
+                <w:color w:val="000000"/>
+              </w:rPr>
+              <w:t xml:space="preserve">0.870</w:t>
             </w:r>
           </w:p>
         </w:tc>
@@ -17157,7 +16674,7 @@
         <w:trPr>
           <w:trHeight w:val="619" w:hRule="auto"/>
         </w:trPr>
-        body35
+        body34
         <w:tc>
           <w:tcPr>
             <w:tcBorders>
@@ -17578,7 +17095,7 @@
                 <w:szCs w:val="22"/>
                 <w:color w:val="000000"/>
               </w:rPr>
-              <w:t xml:space="preserve">0.97, 1.00</w:t>
+              <w:t xml:space="preserve">0.97, 1.0</w:t>
             </w:r>
           </w:p>
         </w:tc>
@@ -17631,7 +17148,7 @@
                 <w:szCs w:val="22"/>
                 <w:color w:val="000000"/>
               </w:rPr>
-              <w:t xml:space="preserve">0.010</w:t>
+              <w:t xml:space="preserve">0.008</w:t>
             </w:r>
           </w:p>
         </w:tc>

--- a/docs/tables/entire/sec6_ckd.docx
+++ b/docs/tables/entire/sec6_ckd.docx
@@ -1103,7 +1103,7 @@
                 <w:szCs w:val="22"/>
                 <w:color w:val="000000"/>
               </w:rPr>
-              <w:t xml:space="preserve">1.11</w:t>
+              <w:t xml:space="preserve">1.22</w:t>
             </w:r>
           </w:p>
         </w:tc>
@@ -1156,7 +1156,7 @@
                 <w:szCs w:val="22"/>
                 <w:color w:val="000000"/>
               </w:rPr>
-              <w:t xml:space="preserve">0.96, 1.27</w:t>
+              <w:t xml:space="preserve">1.08, 1.37</w:t>
             </w:r>
           </w:p>
         </w:tc>
@@ -1209,7 +1209,7 @@
                 <w:szCs w:val="22"/>
                 <w:color w:val="000000"/>
               </w:rPr>
-              <w:t xml:space="preserve">0.150</w:t>
+              <w:t xml:space="preserve">0.002</w:t>
             </w:r>
           </w:p>
         </w:tc>
@@ -1692,7 +1692,7 @@
                 <w:szCs w:val="22"/>
                 <w:color w:val="000000"/>
               </w:rPr>
-              <w:t xml:space="preserve">0.026</w:t>
+              <w:t xml:space="preserve">0.025</w:t>
             </w:r>
           </w:p>
         </w:tc>
@@ -3035,113 +3035,113 @@
                 <w:szCs w:val="22"/>
                 <w:color w:val="000000"/>
               </w:rPr>
-              <w:t xml:space="preserve">1.11</w:t>
-            </w:r>
-          </w:p>
-        </w:tc>
-        <w:tc>
-          <w:tcPr>
-            <w:tcBorders>
-              <w:bottom w:val="none" w:sz="0" w:space="0" w:color="000000"/>
-              <w:top w:val="none" w:sz="0" w:space="0" w:color="000000"/>
-              <w:left w:val="none" w:sz="0" w:space="0" w:color="000000"/>
-              <w:right w:val="none" w:sz="0" w:space="0" w:color="000000"/>
-            </w:tcBorders>
-            <w:shd w:val="clear" w:color="auto" w:fill="FFFFFF"/>
-            <w:tcMar>
-              <w:top w:w="0" w:type="dxa"/>
-              <w:bottom w:w="0" w:type="dxa"/>
-              <w:left w:w="0" w:type="dxa"/>
-              <w:right w:w="0" w:type="dxa"/>
-            </w:tcMar>
-            <w:vAlign w:val="top"/>
-          </w:tcPr>
-          <w:p>
-            <w:pPr>
-              <w:pStyle w:val="Normal"/>
-              <w:jc w:val="center"/>
-              <w:pBdr>
-                <w:bottom w:val="none" w:sz="0" w:space="0" w:color="000000"/>
-                <w:top w:val="none" w:sz="0" w:space="0" w:color="000000"/>
-                <w:left w:val="none" w:sz="0" w:space="0" w:color="000000"/>
-                <w:right w:val="none" w:sz="0" w:space="0" w:color="000000"/>
-              </w:pBdr>
-              <w:spacing w:after="100" w:before="100" w:line="240"/>
-              <w:ind w:left="100" w:right="100" w:firstLine="0" w:firstLineChars="0"/>
-              <w:rPr>
-                <w:rFonts w:ascii="Helvetica" w:hAnsi="Helvetica" w:eastAsia="Helvetica" w:cs="Helvetica"/>
-                <w:i w:val="false"/>
-                <w:b w:val="false"/>
-                <w:u w:val="none"/>
-                <w:sz w:val="22"/>
-                <w:szCs w:val="22"/>
-                <w:color w:val="000000"/>
-              </w:rPr>
-            </w:pPr>
-            <w:r>
-              <w:rPr>
-                <w:rFonts w:ascii="Helvetica" w:hAnsi="Helvetica" w:eastAsia="Helvetica" w:cs="Helvetica"/>
-                <w:i w:val="false"/>
-                <w:b w:val="false"/>
-                <w:u w:val="none"/>
-                <w:sz w:val="22"/>
-                <w:szCs w:val="22"/>
-                <w:color w:val="000000"/>
-              </w:rPr>
-              <w:t xml:space="preserve">0.60, 2.06</w:t>
-            </w:r>
-          </w:p>
-        </w:tc>
-        <w:tc>
-          <w:tcPr>
-            <w:tcBorders>
-              <w:bottom w:val="none" w:sz="0" w:space="0" w:color="000000"/>
-              <w:top w:val="none" w:sz="0" w:space="0" w:color="000000"/>
-              <w:left w:val="none" w:sz="0" w:space="0" w:color="000000"/>
-              <w:right w:val="none" w:sz="0" w:space="0" w:color="000000"/>
-            </w:tcBorders>
-            <w:shd w:val="clear" w:color="auto" w:fill="FFFFFF"/>
-            <w:tcMar>
-              <w:top w:w="0" w:type="dxa"/>
-              <w:bottom w:w="0" w:type="dxa"/>
-              <w:left w:w="0" w:type="dxa"/>
-              <w:right w:w="0" w:type="dxa"/>
-            </w:tcMar>
-            <w:vAlign w:val="top"/>
-          </w:tcPr>
-          <w:p>
-            <w:pPr>
-              <w:pStyle w:val="Normal"/>
-              <w:jc w:val="center"/>
-              <w:pBdr>
-                <w:bottom w:val="none" w:sz="0" w:space="0" w:color="000000"/>
-                <w:top w:val="none" w:sz="0" w:space="0" w:color="000000"/>
-                <w:left w:val="none" w:sz="0" w:space="0" w:color="000000"/>
-                <w:right w:val="none" w:sz="0" w:space="0" w:color="000000"/>
-              </w:pBdr>
-              <w:spacing w:after="100" w:before="100" w:line="240"/>
-              <w:ind w:left="100" w:right="100" w:firstLine="0" w:firstLineChars="0"/>
-              <w:rPr>
-                <w:rFonts w:ascii="Helvetica" w:hAnsi="Helvetica" w:eastAsia="Helvetica" w:cs="Helvetica"/>
-                <w:i w:val="false"/>
-                <w:b w:val="false"/>
-                <w:u w:val="none"/>
-                <w:sz w:val="22"/>
-                <w:szCs w:val="22"/>
-                <w:color w:val="000000"/>
-              </w:rPr>
-            </w:pPr>
-            <w:r>
-              <w:rPr>
-                <w:rFonts w:ascii="Helvetica" w:hAnsi="Helvetica" w:eastAsia="Helvetica" w:cs="Helvetica"/>
-                <w:i w:val="false"/>
-                <w:b w:val="false"/>
-                <w:u w:val="none"/>
-                <w:sz w:val="22"/>
-                <w:szCs w:val="22"/>
-                <w:color w:val="000000"/>
-              </w:rPr>
-              <w:t xml:space="preserve">0.730</w:t>
+              <w:t xml:space="preserve">1.10</w:t>
+            </w:r>
+          </w:p>
+        </w:tc>
+        <w:tc>
+          <w:tcPr>
+            <w:tcBorders>
+              <w:bottom w:val="none" w:sz="0" w:space="0" w:color="000000"/>
+              <w:top w:val="none" w:sz="0" w:space="0" w:color="000000"/>
+              <w:left w:val="none" w:sz="0" w:space="0" w:color="000000"/>
+              <w:right w:val="none" w:sz="0" w:space="0" w:color="000000"/>
+            </w:tcBorders>
+            <w:shd w:val="clear" w:color="auto" w:fill="FFFFFF"/>
+            <w:tcMar>
+              <w:top w:w="0" w:type="dxa"/>
+              <w:bottom w:w="0" w:type="dxa"/>
+              <w:left w:w="0" w:type="dxa"/>
+              <w:right w:w="0" w:type="dxa"/>
+            </w:tcMar>
+            <w:vAlign w:val="top"/>
+          </w:tcPr>
+          <w:p>
+            <w:pPr>
+              <w:pStyle w:val="Normal"/>
+              <w:jc w:val="center"/>
+              <w:pBdr>
+                <w:bottom w:val="none" w:sz="0" w:space="0" w:color="000000"/>
+                <w:top w:val="none" w:sz="0" w:space="0" w:color="000000"/>
+                <w:left w:val="none" w:sz="0" w:space="0" w:color="000000"/>
+                <w:right w:val="none" w:sz="0" w:space="0" w:color="000000"/>
+              </w:pBdr>
+              <w:spacing w:after="100" w:before="100" w:line="240"/>
+              <w:ind w:left="100" w:right="100" w:firstLine="0" w:firstLineChars="0"/>
+              <w:rPr>
+                <w:rFonts w:ascii="Helvetica" w:hAnsi="Helvetica" w:eastAsia="Helvetica" w:cs="Helvetica"/>
+                <w:i w:val="false"/>
+                <w:b w:val="false"/>
+                <w:u w:val="none"/>
+                <w:sz w:val="22"/>
+                <w:szCs w:val="22"/>
+                <w:color w:val="000000"/>
+              </w:rPr>
+            </w:pPr>
+            <w:r>
+              <w:rPr>
+                <w:rFonts w:ascii="Helvetica" w:hAnsi="Helvetica" w:eastAsia="Helvetica" w:cs="Helvetica"/>
+                <w:i w:val="false"/>
+                <w:b w:val="false"/>
+                <w:u w:val="none"/>
+                <w:sz w:val="22"/>
+                <w:szCs w:val="22"/>
+                <w:color w:val="000000"/>
+              </w:rPr>
+              <w:t xml:space="preserve">0.60, 2.04</w:t>
+            </w:r>
+          </w:p>
+        </w:tc>
+        <w:tc>
+          <w:tcPr>
+            <w:tcBorders>
+              <w:bottom w:val="none" w:sz="0" w:space="0" w:color="000000"/>
+              <w:top w:val="none" w:sz="0" w:space="0" w:color="000000"/>
+              <w:left w:val="none" w:sz="0" w:space="0" w:color="000000"/>
+              <w:right w:val="none" w:sz="0" w:space="0" w:color="000000"/>
+            </w:tcBorders>
+            <w:shd w:val="clear" w:color="auto" w:fill="FFFFFF"/>
+            <w:tcMar>
+              <w:top w:w="0" w:type="dxa"/>
+              <w:bottom w:w="0" w:type="dxa"/>
+              <w:left w:w="0" w:type="dxa"/>
+              <w:right w:w="0" w:type="dxa"/>
+            </w:tcMar>
+            <w:vAlign w:val="top"/>
+          </w:tcPr>
+          <w:p>
+            <w:pPr>
+              <w:pStyle w:val="Normal"/>
+              <w:jc w:val="center"/>
+              <w:pBdr>
+                <w:bottom w:val="none" w:sz="0" w:space="0" w:color="000000"/>
+                <w:top w:val="none" w:sz="0" w:space="0" w:color="000000"/>
+                <w:left w:val="none" w:sz="0" w:space="0" w:color="000000"/>
+                <w:right w:val="none" w:sz="0" w:space="0" w:color="000000"/>
+              </w:pBdr>
+              <w:spacing w:after="100" w:before="100" w:line="240"/>
+              <w:ind w:left="100" w:right="100" w:firstLine="0" w:firstLineChars="0"/>
+              <w:rPr>
+                <w:rFonts w:ascii="Helvetica" w:hAnsi="Helvetica" w:eastAsia="Helvetica" w:cs="Helvetica"/>
+                <w:i w:val="false"/>
+                <w:b w:val="false"/>
+                <w:u w:val="none"/>
+                <w:sz w:val="22"/>
+                <w:szCs w:val="22"/>
+                <w:color w:val="000000"/>
+              </w:rPr>
+            </w:pPr>
+            <w:r>
+              <w:rPr>
+                <w:rFonts w:ascii="Helvetica" w:hAnsi="Helvetica" w:eastAsia="Helvetica" w:cs="Helvetica"/>
+                <w:i w:val="false"/>
+                <w:b w:val="false"/>
+                <w:u w:val="none"/>
+                <w:sz w:val="22"/>
+                <w:szCs w:val="22"/>
+                <w:color w:val="000000"/>
+              </w:rPr>
+              <w:t xml:space="preserve">0.760</w:t>
             </w:r>
           </w:p>
         </w:tc>
@@ -5020,60 +5020,60 @@
                 <w:szCs w:val="22"/>
                 <w:color w:val="000000"/>
               </w:rPr>
-              <w:t xml:space="preserve">0.53, 1.53</w:t>
-            </w:r>
-          </w:p>
-        </w:tc>
-        <w:tc>
-          <w:tcPr>
-            <w:tcBorders>
-              <w:bottom w:val="none" w:sz="0" w:space="0" w:color="000000"/>
-              <w:top w:val="none" w:sz="0" w:space="0" w:color="000000"/>
-              <w:left w:val="none" w:sz="0" w:space="0" w:color="000000"/>
-              <w:right w:val="none" w:sz="0" w:space="0" w:color="000000"/>
-            </w:tcBorders>
-            <w:shd w:val="clear" w:color="auto" w:fill="FFFFFF"/>
-            <w:tcMar>
-              <w:top w:w="0" w:type="dxa"/>
-              <w:bottom w:w="0" w:type="dxa"/>
-              <w:left w:w="0" w:type="dxa"/>
-              <w:right w:w="0" w:type="dxa"/>
-            </w:tcMar>
-            <w:vAlign w:val="top"/>
-          </w:tcPr>
-          <w:p>
-            <w:pPr>
-              <w:pStyle w:val="Normal"/>
-              <w:jc w:val="center"/>
-              <w:pBdr>
-                <w:bottom w:val="none" w:sz="0" w:space="0" w:color="000000"/>
-                <w:top w:val="none" w:sz="0" w:space="0" w:color="000000"/>
-                <w:left w:val="none" w:sz="0" w:space="0" w:color="000000"/>
-                <w:right w:val="none" w:sz="0" w:space="0" w:color="000000"/>
-              </w:pBdr>
-              <w:spacing w:after="100" w:before="100" w:line="240"/>
-              <w:ind w:left="100" w:right="100" w:firstLine="0" w:firstLineChars="0"/>
-              <w:rPr>
-                <w:rFonts w:ascii="Helvetica" w:hAnsi="Helvetica" w:eastAsia="Helvetica" w:cs="Helvetica"/>
-                <w:i w:val="false"/>
-                <w:b w:val="false"/>
-                <w:u w:val="none"/>
-                <w:sz w:val="22"/>
-                <w:szCs w:val="22"/>
-                <w:color w:val="000000"/>
-              </w:rPr>
-            </w:pPr>
-            <w:r>
-              <w:rPr>
-                <w:rFonts w:ascii="Helvetica" w:hAnsi="Helvetica" w:eastAsia="Helvetica" w:cs="Helvetica"/>
-                <w:i w:val="false"/>
-                <w:b w:val="false"/>
-                <w:u w:val="none"/>
-                <w:sz w:val="22"/>
-                <w:szCs w:val="22"/>
-                <w:color w:val="000000"/>
-              </w:rPr>
-              <w:t xml:space="preserve">0.690</w:t>
+              <w:t xml:space="preserve">0.53, 1.54</w:t>
+            </w:r>
+          </w:p>
+        </w:tc>
+        <w:tc>
+          <w:tcPr>
+            <w:tcBorders>
+              <w:bottom w:val="none" w:sz="0" w:space="0" w:color="000000"/>
+              <w:top w:val="none" w:sz="0" w:space="0" w:color="000000"/>
+              <w:left w:val="none" w:sz="0" w:space="0" w:color="000000"/>
+              <w:right w:val="none" w:sz="0" w:space="0" w:color="000000"/>
+            </w:tcBorders>
+            <w:shd w:val="clear" w:color="auto" w:fill="FFFFFF"/>
+            <w:tcMar>
+              <w:top w:w="0" w:type="dxa"/>
+              <w:bottom w:w="0" w:type="dxa"/>
+              <w:left w:w="0" w:type="dxa"/>
+              <w:right w:w="0" w:type="dxa"/>
+            </w:tcMar>
+            <w:vAlign w:val="top"/>
+          </w:tcPr>
+          <w:p>
+            <w:pPr>
+              <w:pStyle w:val="Normal"/>
+              <w:jc w:val="center"/>
+              <w:pBdr>
+                <w:bottom w:val="none" w:sz="0" w:space="0" w:color="000000"/>
+                <w:top w:val="none" w:sz="0" w:space="0" w:color="000000"/>
+                <w:left w:val="none" w:sz="0" w:space="0" w:color="000000"/>
+                <w:right w:val="none" w:sz="0" w:space="0" w:color="000000"/>
+              </w:pBdr>
+              <w:spacing w:after="100" w:before="100" w:line="240"/>
+              <w:ind w:left="100" w:right="100" w:firstLine="0" w:firstLineChars="0"/>
+              <w:rPr>
+                <w:rFonts w:ascii="Helvetica" w:hAnsi="Helvetica" w:eastAsia="Helvetica" w:cs="Helvetica"/>
+                <w:i w:val="false"/>
+                <w:b w:val="false"/>
+                <w:u w:val="none"/>
+                <w:sz w:val="22"/>
+                <w:szCs w:val="22"/>
+                <w:color w:val="000000"/>
+              </w:rPr>
+            </w:pPr>
+            <w:r>
+              <w:rPr>
+                <w:rFonts w:ascii="Helvetica" w:hAnsi="Helvetica" w:eastAsia="Helvetica" w:cs="Helvetica"/>
+                <w:i w:val="false"/>
+                <w:b w:val="false"/>
+                <w:u w:val="none"/>
+                <w:sz w:val="22"/>
+                <w:szCs w:val="22"/>
+                <w:color w:val="000000"/>
+              </w:rPr>
+              <w:t xml:space="preserve">0.700</w:t>
             </w:r>
           </w:p>
         </w:tc>
@@ -6469,7 +6469,7 @@
                 <w:szCs w:val="22"/>
                 <w:color w:val="000000"/>
               </w:rPr>
-              <w:t xml:space="preserve">0.23, 8.34</w:t>
+              <w:t xml:space="preserve">0.22, 8.33</w:t>
             </w:r>
           </w:p>
         </w:tc>
@@ -6899,113 +6899,113 @@
                 <w:szCs w:val="22"/>
                 <w:color w:val="000000"/>
               </w:rPr>
-              <w:t xml:space="preserve">2.18</w:t>
-            </w:r>
-          </w:p>
-        </w:tc>
-        <w:tc>
-          <w:tcPr>
-            <w:tcBorders>
-              <w:bottom w:val="none" w:sz="0" w:space="0" w:color="000000"/>
-              <w:top w:val="none" w:sz="0" w:space="0" w:color="000000"/>
-              <w:left w:val="none" w:sz="0" w:space="0" w:color="000000"/>
-              <w:right w:val="none" w:sz="0" w:space="0" w:color="000000"/>
-            </w:tcBorders>
-            <w:shd w:val="clear" w:color="auto" w:fill="FFFFFF"/>
-            <w:tcMar>
-              <w:top w:w="0" w:type="dxa"/>
-              <w:bottom w:w="0" w:type="dxa"/>
-              <w:left w:w="0" w:type="dxa"/>
-              <w:right w:w="0" w:type="dxa"/>
-            </w:tcMar>
-            <w:vAlign w:val="top"/>
-          </w:tcPr>
-          <w:p>
-            <w:pPr>
-              <w:pStyle w:val="Normal"/>
-              <w:jc w:val="center"/>
-              <w:pBdr>
-                <w:bottom w:val="none" w:sz="0" w:space="0" w:color="000000"/>
-                <w:top w:val="none" w:sz="0" w:space="0" w:color="000000"/>
-                <w:left w:val="none" w:sz="0" w:space="0" w:color="000000"/>
-                <w:right w:val="none" w:sz="0" w:space="0" w:color="000000"/>
-              </w:pBdr>
-              <w:spacing w:after="100" w:before="100" w:line="240"/>
-              <w:ind w:left="100" w:right="100" w:firstLine="0" w:firstLineChars="0"/>
-              <w:rPr>
-                <w:rFonts w:ascii="Helvetica" w:hAnsi="Helvetica" w:eastAsia="Helvetica" w:cs="Helvetica"/>
-                <w:i w:val="false"/>
-                <w:b w:val="false"/>
-                <w:u w:val="none"/>
-                <w:sz w:val="22"/>
-                <w:szCs w:val="22"/>
-                <w:color w:val="000000"/>
-              </w:rPr>
-            </w:pPr>
-            <w:r>
-              <w:rPr>
-                <w:rFonts w:ascii="Helvetica" w:hAnsi="Helvetica" w:eastAsia="Helvetica" w:cs="Helvetica"/>
-                <w:i w:val="false"/>
-                <w:b w:val="false"/>
-                <w:u w:val="none"/>
-                <w:sz w:val="22"/>
-                <w:szCs w:val="22"/>
-                <w:color w:val="000000"/>
-              </w:rPr>
-              <w:t xml:space="preserve">0.63, 7.58</w:t>
-            </w:r>
-          </w:p>
-        </w:tc>
-        <w:tc>
-          <w:tcPr>
-            <w:tcBorders>
-              <w:bottom w:val="none" w:sz="0" w:space="0" w:color="000000"/>
-              <w:top w:val="none" w:sz="0" w:space="0" w:color="000000"/>
-              <w:left w:val="none" w:sz="0" w:space="0" w:color="000000"/>
-              <w:right w:val="none" w:sz="0" w:space="0" w:color="000000"/>
-            </w:tcBorders>
-            <w:shd w:val="clear" w:color="auto" w:fill="FFFFFF"/>
-            <w:tcMar>
-              <w:top w:w="0" w:type="dxa"/>
-              <w:bottom w:w="0" w:type="dxa"/>
-              <w:left w:w="0" w:type="dxa"/>
-              <w:right w:w="0" w:type="dxa"/>
-            </w:tcMar>
-            <w:vAlign w:val="top"/>
-          </w:tcPr>
-          <w:p>
-            <w:pPr>
-              <w:pStyle w:val="Normal"/>
-              <w:jc w:val="center"/>
-              <w:pBdr>
-                <w:bottom w:val="none" w:sz="0" w:space="0" w:color="000000"/>
-                <w:top w:val="none" w:sz="0" w:space="0" w:color="000000"/>
-                <w:left w:val="none" w:sz="0" w:space="0" w:color="000000"/>
-                <w:right w:val="none" w:sz="0" w:space="0" w:color="000000"/>
-              </w:pBdr>
-              <w:spacing w:after="100" w:before="100" w:line="240"/>
-              <w:ind w:left="100" w:right="100" w:firstLine="0" w:firstLineChars="0"/>
-              <w:rPr>
-                <w:rFonts w:ascii="Helvetica" w:hAnsi="Helvetica" w:eastAsia="Helvetica" w:cs="Helvetica"/>
-                <w:i w:val="false"/>
-                <w:b w:val="false"/>
-                <w:u w:val="none"/>
-                <w:sz w:val="22"/>
-                <w:szCs w:val="22"/>
-                <w:color w:val="000000"/>
-              </w:rPr>
-            </w:pPr>
-            <w:r>
-              <w:rPr>
-                <w:rFonts w:ascii="Helvetica" w:hAnsi="Helvetica" w:eastAsia="Helvetica" w:cs="Helvetica"/>
-                <w:i w:val="false"/>
-                <w:b w:val="false"/>
-                <w:u w:val="none"/>
-                <w:sz w:val="22"/>
-                <w:szCs w:val="22"/>
-                <w:color w:val="000000"/>
-              </w:rPr>
-              <w:t xml:space="preserve">0.220</w:t>
+              <w:t xml:space="preserve">2.13</w:t>
+            </w:r>
+          </w:p>
+        </w:tc>
+        <w:tc>
+          <w:tcPr>
+            <w:tcBorders>
+              <w:bottom w:val="none" w:sz="0" w:space="0" w:color="000000"/>
+              <w:top w:val="none" w:sz="0" w:space="0" w:color="000000"/>
+              <w:left w:val="none" w:sz="0" w:space="0" w:color="000000"/>
+              <w:right w:val="none" w:sz="0" w:space="0" w:color="000000"/>
+            </w:tcBorders>
+            <w:shd w:val="clear" w:color="auto" w:fill="FFFFFF"/>
+            <w:tcMar>
+              <w:top w:w="0" w:type="dxa"/>
+              <w:bottom w:w="0" w:type="dxa"/>
+              <w:left w:w="0" w:type="dxa"/>
+              <w:right w:w="0" w:type="dxa"/>
+            </w:tcMar>
+            <w:vAlign w:val="top"/>
+          </w:tcPr>
+          <w:p>
+            <w:pPr>
+              <w:pStyle w:val="Normal"/>
+              <w:jc w:val="center"/>
+              <w:pBdr>
+                <w:bottom w:val="none" w:sz="0" w:space="0" w:color="000000"/>
+                <w:top w:val="none" w:sz="0" w:space="0" w:color="000000"/>
+                <w:left w:val="none" w:sz="0" w:space="0" w:color="000000"/>
+                <w:right w:val="none" w:sz="0" w:space="0" w:color="000000"/>
+              </w:pBdr>
+              <w:spacing w:after="100" w:before="100" w:line="240"/>
+              <w:ind w:left="100" w:right="100" w:firstLine="0" w:firstLineChars="0"/>
+              <w:rPr>
+                <w:rFonts w:ascii="Helvetica" w:hAnsi="Helvetica" w:eastAsia="Helvetica" w:cs="Helvetica"/>
+                <w:i w:val="false"/>
+                <w:b w:val="false"/>
+                <w:u w:val="none"/>
+                <w:sz w:val="22"/>
+                <w:szCs w:val="22"/>
+                <w:color w:val="000000"/>
+              </w:rPr>
+            </w:pPr>
+            <w:r>
+              <w:rPr>
+                <w:rFonts w:ascii="Helvetica" w:hAnsi="Helvetica" w:eastAsia="Helvetica" w:cs="Helvetica"/>
+                <w:i w:val="false"/>
+                <w:b w:val="false"/>
+                <w:u w:val="none"/>
+                <w:sz w:val="22"/>
+                <w:szCs w:val="22"/>
+                <w:color w:val="000000"/>
+              </w:rPr>
+              <w:t xml:space="preserve">0.60, 7.53</w:t>
+            </w:r>
+          </w:p>
+        </w:tc>
+        <w:tc>
+          <w:tcPr>
+            <w:tcBorders>
+              <w:bottom w:val="none" w:sz="0" w:space="0" w:color="000000"/>
+              <w:top w:val="none" w:sz="0" w:space="0" w:color="000000"/>
+              <w:left w:val="none" w:sz="0" w:space="0" w:color="000000"/>
+              <w:right w:val="none" w:sz="0" w:space="0" w:color="000000"/>
+            </w:tcBorders>
+            <w:shd w:val="clear" w:color="auto" w:fill="FFFFFF"/>
+            <w:tcMar>
+              <w:top w:w="0" w:type="dxa"/>
+              <w:bottom w:w="0" w:type="dxa"/>
+              <w:left w:w="0" w:type="dxa"/>
+              <w:right w:w="0" w:type="dxa"/>
+            </w:tcMar>
+            <w:vAlign w:val="top"/>
+          </w:tcPr>
+          <w:p>
+            <w:pPr>
+              <w:pStyle w:val="Normal"/>
+              <w:jc w:val="center"/>
+              <w:pBdr>
+                <w:bottom w:val="none" w:sz="0" w:space="0" w:color="000000"/>
+                <w:top w:val="none" w:sz="0" w:space="0" w:color="000000"/>
+                <w:left w:val="none" w:sz="0" w:space="0" w:color="000000"/>
+                <w:right w:val="none" w:sz="0" w:space="0" w:color="000000"/>
+              </w:pBdr>
+              <w:spacing w:after="100" w:before="100" w:line="240"/>
+              <w:ind w:left="100" w:right="100" w:firstLine="0" w:firstLineChars="0"/>
+              <w:rPr>
+                <w:rFonts w:ascii="Helvetica" w:hAnsi="Helvetica" w:eastAsia="Helvetica" w:cs="Helvetica"/>
+                <w:i w:val="false"/>
+                <w:b w:val="false"/>
+                <w:u w:val="none"/>
+                <w:sz w:val="22"/>
+                <w:szCs w:val="22"/>
+                <w:color w:val="000000"/>
+              </w:rPr>
+            </w:pPr>
+            <w:r>
+              <w:rPr>
+                <w:rFonts w:ascii="Helvetica" w:hAnsi="Helvetica" w:eastAsia="Helvetica" w:cs="Helvetica"/>
+                <w:i w:val="false"/>
+                <w:b w:val="false"/>
+                <w:u w:val="none"/>
+                <w:sz w:val="22"/>
+                <w:szCs w:val="22"/>
+                <w:color w:val="000000"/>
+              </w:rPr>
+              <w:t xml:space="preserve">0.240</w:t>
             </w:r>
           </w:p>
         </w:tc>
@@ -7382,113 +7382,113 @@
                 <w:szCs w:val="22"/>
                 <w:color w:val="000000"/>
               </w:rPr>
-              <w:t xml:space="preserve">1.25</w:t>
-            </w:r>
-          </w:p>
-        </w:tc>
-        <w:tc>
-          <w:tcPr>
-            <w:tcBorders>
-              <w:bottom w:val="none" w:sz="0" w:space="0" w:color="000000"/>
-              <w:top w:val="none" w:sz="0" w:space="0" w:color="000000"/>
-              <w:left w:val="none" w:sz="0" w:space="0" w:color="000000"/>
-              <w:right w:val="none" w:sz="0" w:space="0" w:color="000000"/>
-            </w:tcBorders>
-            <w:shd w:val="clear" w:color="auto" w:fill="FFFFFF"/>
-            <w:tcMar>
-              <w:top w:w="0" w:type="dxa"/>
-              <w:bottom w:w="0" w:type="dxa"/>
-              <w:left w:w="0" w:type="dxa"/>
-              <w:right w:w="0" w:type="dxa"/>
-            </w:tcMar>
-            <w:vAlign w:val="top"/>
-          </w:tcPr>
-          <w:p>
-            <w:pPr>
-              <w:pStyle w:val="Normal"/>
-              <w:jc w:val="center"/>
-              <w:pBdr>
-                <w:bottom w:val="none" w:sz="0" w:space="0" w:color="000000"/>
-                <w:top w:val="none" w:sz="0" w:space="0" w:color="000000"/>
-                <w:left w:val="none" w:sz="0" w:space="0" w:color="000000"/>
-                <w:right w:val="none" w:sz="0" w:space="0" w:color="000000"/>
-              </w:pBdr>
-              <w:spacing w:after="100" w:before="100" w:line="240"/>
-              <w:ind w:left="100" w:right="100" w:firstLine="0" w:firstLineChars="0"/>
-              <w:rPr>
-                <w:rFonts w:ascii="Helvetica" w:hAnsi="Helvetica" w:eastAsia="Helvetica" w:cs="Helvetica"/>
-                <w:i w:val="false"/>
-                <w:b w:val="false"/>
-                <w:u w:val="none"/>
-                <w:sz w:val="22"/>
-                <w:szCs w:val="22"/>
-                <w:color w:val="000000"/>
-              </w:rPr>
-            </w:pPr>
-            <w:r>
-              <w:rPr>
-                <w:rFonts w:ascii="Helvetica" w:hAnsi="Helvetica" w:eastAsia="Helvetica" w:cs="Helvetica"/>
-                <w:i w:val="false"/>
-                <w:b w:val="false"/>
-                <w:u w:val="none"/>
-                <w:sz w:val="22"/>
-                <w:szCs w:val="22"/>
-                <w:color w:val="000000"/>
-              </w:rPr>
-              <w:t xml:space="preserve">0.26, 6.04</w:t>
-            </w:r>
-          </w:p>
-        </w:tc>
-        <w:tc>
-          <w:tcPr>
-            <w:tcBorders>
-              <w:bottom w:val="none" w:sz="0" w:space="0" w:color="000000"/>
-              <w:top w:val="none" w:sz="0" w:space="0" w:color="000000"/>
-              <w:left w:val="none" w:sz="0" w:space="0" w:color="000000"/>
-              <w:right w:val="none" w:sz="0" w:space="0" w:color="000000"/>
-            </w:tcBorders>
-            <w:shd w:val="clear" w:color="auto" w:fill="FFFFFF"/>
-            <w:tcMar>
-              <w:top w:w="0" w:type="dxa"/>
-              <w:bottom w:w="0" w:type="dxa"/>
-              <w:left w:w="0" w:type="dxa"/>
-              <w:right w:w="0" w:type="dxa"/>
-            </w:tcMar>
-            <w:vAlign w:val="top"/>
-          </w:tcPr>
-          <w:p>
-            <w:pPr>
-              <w:pStyle w:val="Normal"/>
-              <w:jc w:val="center"/>
-              <w:pBdr>
-                <w:bottom w:val="none" w:sz="0" w:space="0" w:color="000000"/>
-                <w:top w:val="none" w:sz="0" w:space="0" w:color="000000"/>
-                <w:left w:val="none" w:sz="0" w:space="0" w:color="000000"/>
-                <w:right w:val="none" w:sz="0" w:space="0" w:color="000000"/>
-              </w:pBdr>
-              <w:spacing w:after="100" w:before="100" w:line="240"/>
-              <w:ind w:left="100" w:right="100" w:firstLine="0" w:firstLineChars="0"/>
-              <w:rPr>
-                <w:rFonts w:ascii="Helvetica" w:hAnsi="Helvetica" w:eastAsia="Helvetica" w:cs="Helvetica"/>
-                <w:i w:val="false"/>
-                <w:b w:val="false"/>
-                <w:u w:val="none"/>
-                <w:sz w:val="22"/>
-                <w:szCs w:val="22"/>
-                <w:color w:val="000000"/>
-              </w:rPr>
-            </w:pPr>
-            <w:r>
-              <w:rPr>
-                <w:rFonts w:ascii="Helvetica" w:hAnsi="Helvetica" w:eastAsia="Helvetica" w:cs="Helvetica"/>
-                <w:i w:val="false"/>
-                <w:b w:val="false"/>
-                <w:u w:val="none"/>
-                <w:sz w:val="22"/>
-                <w:szCs w:val="22"/>
-                <w:color w:val="000000"/>
-              </w:rPr>
-              <w:t xml:space="preserve">0.780</w:t>
+              <w:t xml:space="preserve">1.28</w:t>
+            </w:r>
+          </w:p>
+        </w:tc>
+        <w:tc>
+          <w:tcPr>
+            <w:tcBorders>
+              <w:bottom w:val="none" w:sz="0" w:space="0" w:color="000000"/>
+              <w:top w:val="none" w:sz="0" w:space="0" w:color="000000"/>
+              <w:left w:val="none" w:sz="0" w:space="0" w:color="000000"/>
+              <w:right w:val="none" w:sz="0" w:space="0" w:color="000000"/>
+            </w:tcBorders>
+            <w:shd w:val="clear" w:color="auto" w:fill="FFFFFF"/>
+            <w:tcMar>
+              <w:top w:w="0" w:type="dxa"/>
+              <w:bottom w:w="0" w:type="dxa"/>
+              <w:left w:w="0" w:type="dxa"/>
+              <w:right w:w="0" w:type="dxa"/>
+            </w:tcMar>
+            <w:vAlign w:val="top"/>
+          </w:tcPr>
+          <w:p>
+            <w:pPr>
+              <w:pStyle w:val="Normal"/>
+              <w:jc w:val="center"/>
+              <w:pBdr>
+                <w:bottom w:val="none" w:sz="0" w:space="0" w:color="000000"/>
+                <w:top w:val="none" w:sz="0" w:space="0" w:color="000000"/>
+                <w:left w:val="none" w:sz="0" w:space="0" w:color="000000"/>
+                <w:right w:val="none" w:sz="0" w:space="0" w:color="000000"/>
+              </w:pBdr>
+              <w:spacing w:after="100" w:before="100" w:line="240"/>
+              <w:ind w:left="100" w:right="100" w:firstLine="0" w:firstLineChars="0"/>
+              <w:rPr>
+                <w:rFonts w:ascii="Helvetica" w:hAnsi="Helvetica" w:eastAsia="Helvetica" w:cs="Helvetica"/>
+                <w:i w:val="false"/>
+                <w:b w:val="false"/>
+                <w:u w:val="none"/>
+                <w:sz w:val="22"/>
+                <w:szCs w:val="22"/>
+                <w:color w:val="000000"/>
+              </w:rPr>
+            </w:pPr>
+            <w:r>
+              <w:rPr>
+                <w:rFonts w:ascii="Helvetica" w:hAnsi="Helvetica" w:eastAsia="Helvetica" w:cs="Helvetica"/>
+                <w:i w:val="false"/>
+                <w:b w:val="false"/>
+                <w:u w:val="none"/>
+                <w:sz w:val="22"/>
+                <w:szCs w:val="22"/>
+                <w:color w:val="000000"/>
+              </w:rPr>
+              <w:t xml:space="preserve">0.27, 6.19</w:t>
+            </w:r>
+          </w:p>
+        </w:tc>
+        <w:tc>
+          <w:tcPr>
+            <w:tcBorders>
+              <w:bottom w:val="none" w:sz="0" w:space="0" w:color="000000"/>
+              <w:top w:val="none" w:sz="0" w:space="0" w:color="000000"/>
+              <w:left w:val="none" w:sz="0" w:space="0" w:color="000000"/>
+              <w:right w:val="none" w:sz="0" w:space="0" w:color="000000"/>
+            </w:tcBorders>
+            <w:shd w:val="clear" w:color="auto" w:fill="FFFFFF"/>
+            <w:tcMar>
+              <w:top w:w="0" w:type="dxa"/>
+              <w:bottom w:w="0" w:type="dxa"/>
+              <w:left w:w="0" w:type="dxa"/>
+              <w:right w:w="0" w:type="dxa"/>
+            </w:tcMar>
+            <w:vAlign w:val="top"/>
+          </w:tcPr>
+          <w:p>
+            <w:pPr>
+              <w:pStyle w:val="Normal"/>
+              <w:jc w:val="center"/>
+              <w:pBdr>
+                <w:bottom w:val="none" w:sz="0" w:space="0" w:color="000000"/>
+                <w:top w:val="none" w:sz="0" w:space="0" w:color="000000"/>
+                <w:left w:val="none" w:sz="0" w:space="0" w:color="000000"/>
+                <w:right w:val="none" w:sz="0" w:space="0" w:color="000000"/>
+              </w:pBdr>
+              <w:spacing w:after="100" w:before="100" w:line="240"/>
+              <w:ind w:left="100" w:right="100" w:firstLine="0" w:firstLineChars="0"/>
+              <w:rPr>
+                <w:rFonts w:ascii="Helvetica" w:hAnsi="Helvetica" w:eastAsia="Helvetica" w:cs="Helvetica"/>
+                <w:i w:val="false"/>
+                <w:b w:val="false"/>
+                <w:u w:val="none"/>
+                <w:sz w:val="22"/>
+                <w:szCs w:val="22"/>
+                <w:color w:val="000000"/>
+              </w:rPr>
+            </w:pPr>
+            <w:r>
+              <w:rPr>
+                <w:rFonts w:ascii="Helvetica" w:hAnsi="Helvetica" w:eastAsia="Helvetica" w:cs="Helvetica"/>
+                <w:i w:val="false"/>
+                <w:b w:val="false"/>
+                <w:u w:val="none"/>
+                <w:sz w:val="22"/>
+                <w:szCs w:val="22"/>
+                <w:color w:val="000000"/>
+              </w:rPr>
+              <w:t xml:space="preserve">0.750</w:t>
             </w:r>
           </w:p>
         </w:tc>
@@ -7865,113 +7865,113 @@
                 <w:szCs w:val="22"/>
                 <w:color w:val="000000"/>
               </w:rPr>
-              <w:t xml:space="preserve">1.08</w:t>
-            </w:r>
-          </w:p>
-        </w:tc>
-        <w:tc>
-          <w:tcPr>
-            <w:tcBorders>
-              <w:bottom w:val="none" w:sz="0" w:space="0" w:color="000000"/>
-              <w:top w:val="none" w:sz="0" w:space="0" w:color="000000"/>
-              <w:left w:val="none" w:sz="0" w:space="0" w:color="000000"/>
-              <w:right w:val="none" w:sz="0" w:space="0" w:color="000000"/>
-            </w:tcBorders>
-            <w:shd w:val="clear" w:color="auto" w:fill="FFFFFF"/>
-            <w:tcMar>
-              <w:top w:w="0" w:type="dxa"/>
-              <w:bottom w:w="0" w:type="dxa"/>
-              <w:left w:w="0" w:type="dxa"/>
-              <w:right w:w="0" w:type="dxa"/>
-            </w:tcMar>
-            <w:vAlign w:val="top"/>
-          </w:tcPr>
-          <w:p>
-            <w:pPr>
-              <w:pStyle w:val="Normal"/>
-              <w:jc w:val="center"/>
-              <w:pBdr>
-                <w:bottom w:val="none" w:sz="0" w:space="0" w:color="000000"/>
-                <w:top w:val="none" w:sz="0" w:space="0" w:color="000000"/>
-                <w:left w:val="none" w:sz="0" w:space="0" w:color="000000"/>
-                <w:right w:val="none" w:sz="0" w:space="0" w:color="000000"/>
-              </w:pBdr>
-              <w:spacing w:after="100" w:before="100" w:line="240"/>
-              <w:ind w:left="100" w:right="100" w:firstLine="0" w:firstLineChars="0"/>
-              <w:rPr>
-                <w:rFonts w:ascii="Helvetica" w:hAnsi="Helvetica" w:eastAsia="Helvetica" w:cs="Helvetica"/>
-                <w:i w:val="false"/>
-                <w:b w:val="false"/>
-                <w:u w:val="none"/>
-                <w:sz w:val="22"/>
-                <w:szCs w:val="22"/>
-                <w:color w:val="000000"/>
-              </w:rPr>
-            </w:pPr>
-            <w:r>
-              <w:rPr>
-                <w:rFonts w:ascii="Helvetica" w:hAnsi="Helvetica" w:eastAsia="Helvetica" w:cs="Helvetica"/>
-                <w:i w:val="false"/>
-                <w:b w:val="false"/>
-                <w:u w:val="none"/>
-                <w:sz w:val="22"/>
-                <w:szCs w:val="22"/>
-                <w:color w:val="000000"/>
-              </w:rPr>
-              <w:t xml:space="preserve">0.34, 3.42</w:t>
-            </w:r>
-          </w:p>
-        </w:tc>
-        <w:tc>
-          <w:tcPr>
-            <w:tcBorders>
-              <w:bottom w:val="none" w:sz="0" w:space="0" w:color="000000"/>
-              <w:top w:val="none" w:sz="0" w:space="0" w:color="000000"/>
-              <w:left w:val="none" w:sz="0" w:space="0" w:color="000000"/>
-              <w:right w:val="none" w:sz="0" w:space="0" w:color="000000"/>
-            </w:tcBorders>
-            <w:shd w:val="clear" w:color="auto" w:fill="FFFFFF"/>
-            <w:tcMar>
-              <w:top w:w="0" w:type="dxa"/>
-              <w:bottom w:w="0" w:type="dxa"/>
-              <w:left w:w="0" w:type="dxa"/>
-              <w:right w:w="0" w:type="dxa"/>
-            </w:tcMar>
-            <w:vAlign w:val="top"/>
-          </w:tcPr>
-          <w:p>
-            <w:pPr>
-              <w:pStyle w:val="Normal"/>
-              <w:jc w:val="center"/>
-              <w:pBdr>
-                <w:bottom w:val="none" w:sz="0" w:space="0" w:color="000000"/>
-                <w:top w:val="none" w:sz="0" w:space="0" w:color="000000"/>
-                <w:left w:val="none" w:sz="0" w:space="0" w:color="000000"/>
-                <w:right w:val="none" w:sz="0" w:space="0" w:color="000000"/>
-              </w:pBdr>
-              <w:spacing w:after="100" w:before="100" w:line="240"/>
-              <w:ind w:left="100" w:right="100" w:firstLine="0" w:firstLineChars="0"/>
-              <w:rPr>
-                <w:rFonts w:ascii="Helvetica" w:hAnsi="Helvetica" w:eastAsia="Helvetica" w:cs="Helvetica"/>
-                <w:i w:val="false"/>
-                <w:b w:val="false"/>
-                <w:u w:val="none"/>
-                <w:sz w:val="22"/>
-                <w:szCs w:val="22"/>
-                <w:color w:val="000000"/>
-              </w:rPr>
-            </w:pPr>
-            <w:r>
-              <w:rPr>
-                <w:rFonts w:ascii="Helvetica" w:hAnsi="Helvetica" w:eastAsia="Helvetica" w:cs="Helvetica"/>
-                <w:i w:val="false"/>
-                <w:b w:val="false"/>
-                <w:u w:val="none"/>
-                <w:sz w:val="22"/>
-                <w:szCs w:val="22"/>
-                <w:color w:val="000000"/>
-              </w:rPr>
-              <w:t xml:space="preserve">0.900</w:t>
+              <w:t xml:space="preserve">1.06</w:t>
+            </w:r>
+          </w:p>
+        </w:tc>
+        <w:tc>
+          <w:tcPr>
+            <w:tcBorders>
+              <w:bottom w:val="none" w:sz="0" w:space="0" w:color="000000"/>
+              <w:top w:val="none" w:sz="0" w:space="0" w:color="000000"/>
+              <w:left w:val="none" w:sz="0" w:space="0" w:color="000000"/>
+              <w:right w:val="none" w:sz="0" w:space="0" w:color="000000"/>
+            </w:tcBorders>
+            <w:shd w:val="clear" w:color="auto" w:fill="FFFFFF"/>
+            <w:tcMar>
+              <w:top w:w="0" w:type="dxa"/>
+              <w:bottom w:w="0" w:type="dxa"/>
+              <w:left w:w="0" w:type="dxa"/>
+              <w:right w:w="0" w:type="dxa"/>
+            </w:tcMar>
+            <w:vAlign w:val="top"/>
+          </w:tcPr>
+          <w:p>
+            <w:pPr>
+              <w:pStyle w:val="Normal"/>
+              <w:jc w:val="center"/>
+              <w:pBdr>
+                <w:bottom w:val="none" w:sz="0" w:space="0" w:color="000000"/>
+                <w:top w:val="none" w:sz="0" w:space="0" w:color="000000"/>
+                <w:left w:val="none" w:sz="0" w:space="0" w:color="000000"/>
+                <w:right w:val="none" w:sz="0" w:space="0" w:color="000000"/>
+              </w:pBdr>
+              <w:spacing w:after="100" w:before="100" w:line="240"/>
+              <w:ind w:left="100" w:right="100" w:firstLine="0" w:firstLineChars="0"/>
+              <w:rPr>
+                <w:rFonts w:ascii="Helvetica" w:hAnsi="Helvetica" w:eastAsia="Helvetica" w:cs="Helvetica"/>
+                <w:i w:val="false"/>
+                <w:b w:val="false"/>
+                <w:u w:val="none"/>
+                <w:sz w:val="22"/>
+                <w:szCs w:val="22"/>
+                <w:color w:val="000000"/>
+              </w:rPr>
+            </w:pPr>
+            <w:r>
+              <w:rPr>
+                <w:rFonts w:ascii="Helvetica" w:hAnsi="Helvetica" w:eastAsia="Helvetica" w:cs="Helvetica"/>
+                <w:i w:val="false"/>
+                <w:b w:val="false"/>
+                <w:u w:val="none"/>
+                <w:sz w:val="22"/>
+                <w:szCs w:val="22"/>
+                <w:color w:val="000000"/>
+              </w:rPr>
+              <w:t xml:space="preserve">0.33, 3.39</w:t>
+            </w:r>
+          </w:p>
+        </w:tc>
+        <w:tc>
+          <w:tcPr>
+            <w:tcBorders>
+              <w:bottom w:val="none" w:sz="0" w:space="0" w:color="000000"/>
+              <w:top w:val="none" w:sz="0" w:space="0" w:color="000000"/>
+              <w:left w:val="none" w:sz="0" w:space="0" w:color="000000"/>
+              <w:right w:val="none" w:sz="0" w:space="0" w:color="000000"/>
+            </w:tcBorders>
+            <w:shd w:val="clear" w:color="auto" w:fill="FFFFFF"/>
+            <w:tcMar>
+              <w:top w:w="0" w:type="dxa"/>
+              <w:bottom w:w="0" w:type="dxa"/>
+              <w:left w:w="0" w:type="dxa"/>
+              <w:right w:w="0" w:type="dxa"/>
+            </w:tcMar>
+            <w:vAlign w:val="top"/>
+          </w:tcPr>
+          <w:p>
+            <w:pPr>
+              <w:pStyle w:val="Normal"/>
+              <w:jc w:val="center"/>
+              <w:pBdr>
+                <w:bottom w:val="none" w:sz="0" w:space="0" w:color="000000"/>
+                <w:top w:val="none" w:sz="0" w:space="0" w:color="000000"/>
+                <w:left w:val="none" w:sz="0" w:space="0" w:color="000000"/>
+                <w:right w:val="none" w:sz="0" w:space="0" w:color="000000"/>
+              </w:pBdr>
+              <w:spacing w:after="100" w:before="100" w:line="240"/>
+              <w:ind w:left="100" w:right="100" w:firstLine="0" w:firstLineChars="0"/>
+              <w:rPr>
+                <w:rFonts w:ascii="Helvetica" w:hAnsi="Helvetica" w:eastAsia="Helvetica" w:cs="Helvetica"/>
+                <w:i w:val="false"/>
+                <w:b w:val="false"/>
+                <w:u w:val="none"/>
+                <w:sz w:val="22"/>
+                <w:szCs w:val="22"/>
+                <w:color w:val="000000"/>
+              </w:rPr>
+            </w:pPr>
+            <w:r>
+              <w:rPr>
+                <w:rFonts w:ascii="Helvetica" w:hAnsi="Helvetica" w:eastAsia="Helvetica" w:cs="Helvetica"/>
+                <w:i w:val="false"/>
+                <w:b w:val="false"/>
+                <w:u w:val="none"/>
+                <w:sz w:val="22"/>
+                <w:szCs w:val="22"/>
+                <w:color w:val="000000"/>
+              </w:rPr>
+              <w:t xml:space="preserve">0.920</w:t>
             </w:r>
           </w:p>
         </w:tc>
@@ -8401,7 +8401,7 @@
                 <w:szCs w:val="22"/>
                 <w:color w:val="000000"/>
               </w:rPr>
-              <w:t xml:space="preserve">0.07, 1.71</w:t>
+              <w:t xml:space="preserve">0.07, 1.70</w:t>
             </w:r>
           </w:p>
         </w:tc>
@@ -8884,7 +8884,7 @@
                 <w:szCs w:val="22"/>
                 <w:color w:val="000000"/>
               </w:rPr>
-              <w:t xml:space="preserve">0.09, 2.06</w:t>
+              <w:t xml:space="preserve">0.09, 2.07</w:t>
             </w:r>
           </w:p>
         </w:tc>
@@ -10333,60 +10333,60 @@
                 <w:szCs w:val="22"/>
                 <w:color w:val="000000"/>
               </w:rPr>
-              <w:t xml:space="preserve">0.58, 2.07</w:t>
-            </w:r>
-          </w:p>
-        </w:tc>
-        <w:tc>
-          <w:tcPr>
-            <w:tcBorders>
-              <w:bottom w:val="none" w:sz="0" w:space="0" w:color="000000"/>
-              <w:top w:val="none" w:sz="0" w:space="0" w:color="000000"/>
-              <w:left w:val="none" w:sz="0" w:space="0" w:color="000000"/>
-              <w:right w:val="none" w:sz="0" w:space="0" w:color="000000"/>
-            </w:tcBorders>
-            <w:shd w:val="clear" w:color="auto" w:fill="FFFFFF"/>
-            <w:tcMar>
-              <w:top w:w="0" w:type="dxa"/>
-              <w:bottom w:w="0" w:type="dxa"/>
-              <w:left w:w="0" w:type="dxa"/>
-              <w:right w:w="0" w:type="dxa"/>
-            </w:tcMar>
-            <w:vAlign w:val="top"/>
-          </w:tcPr>
-          <w:p>
-            <w:pPr>
-              <w:pStyle w:val="Normal"/>
-              <w:jc w:val="center"/>
-              <w:pBdr>
-                <w:bottom w:val="none" w:sz="0" w:space="0" w:color="000000"/>
-                <w:top w:val="none" w:sz="0" w:space="0" w:color="000000"/>
-                <w:left w:val="none" w:sz="0" w:space="0" w:color="000000"/>
-                <w:right w:val="none" w:sz="0" w:space="0" w:color="000000"/>
-              </w:pBdr>
-              <w:spacing w:after="100" w:before="100" w:line="240"/>
-              <w:ind w:left="100" w:right="100" w:firstLine="0" w:firstLineChars="0"/>
-              <w:rPr>
-                <w:rFonts w:ascii="Helvetica" w:hAnsi="Helvetica" w:eastAsia="Helvetica" w:cs="Helvetica"/>
-                <w:i w:val="false"/>
-                <w:b w:val="false"/>
-                <w:u w:val="none"/>
-                <w:sz w:val="22"/>
-                <w:szCs w:val="22"/>
-                <w:color w:val="000000"/>
-              </w:rPr>
-            </w:pPr>
-            <w:r>
-              <w:rPr>
-                <w:rFonts w:ascii="Helvetica" w:hAnsi="Helvetica" w:eastAsia="Helvetica" w:cs="Helvetica"/>
-                <w:i w:val="false"/>
-                <w:b w:val="false"/>
-                <w:u w:val="none"/>
-                <w:sz w:val="22"/>
-                <w:szCs w:val="22"/>
-                <w:color w:val="000000"/>
-              </w:rPr>
-              <w:t xml:space="preserve">0.780</w:t>
+              <w:t xml:space="preserve">0.58, 2.09</w:t>
+            </w:r>
+          </w:p>
+        </w:tc>
+        <w:tc>
+          <w:tcPr>
+            <w:tcBorders>
+              <w:bottom w:val="none" w:sz="0" w:space="0" w:color="000000"/>
+              <w:top w:val="none" w:sz="0" w:space="0" w:color="000000"/>
+              <w:left w:val="none" w:sz="0" w:space="0" w:color="000000"/>
+              <w:right w:val="none" w:sz="0" w:space="0" w:color="000000"/>
+            </w:tcBorders>
+            <w:shd w:val="clear" w:color="auto" w:fill="FFFFFF"/>
+            <w:tcMar>
+              <w:top w:w="0" w:type="dxa"/>
+              <w:bottom w:w="0" w:type="dxa"/>
+              <w:left w:w="0" w:type="dxa"/>
+              <w:right w:w="0" w:type="dxa"/>
+            </w:tcMar>
+            <w:vAlign w:val="top"/>
+          </w:tcPr>
+          <w:p>
+            <w:pPr>
+              <w:pStyle w:val="Normal"/>
+              <w:jc w:val="center"/>
+              <w:pBdr>
+                <w:bottom w:val="none" w:sz="0" w:space="0" w:color="000000"/>
+                <w:top w:val="none" w:sz="0" w:space="0" w:color="000000"/>
+                <w:left w:val="none" w:sz="0" w:space="0" w:color="000000"/>
+                <w:right w:val="none" w:sz="0" w:space="0" w:color="000000"/>
+              </w:pBdr>
+              <w:spacing w:after="100" w:before="100" w:line="240"/>
+              <w:ind w:left="100" w:right="100" w:firstLine="0" w:firstLineChars="0"/>
+              <w:rPr>
+                <w:rFonts w:ascii="Helvetica" w:hAnsi="Helvetica" w:eastAsia="Helvetica" w:cs="Helvetica"/>
+                <w:i w:val="false"/>
+                <w:b w:val="false"/>
+                <w:u w:val="none"/>
+                <w:sz w:val="22"/>
+                <w:szCs w:val="22"/>
+                <w:color w:val="000000"/>
+              </w:rPr>
+            </w:pPr>
+            <w:r>
+              <w:rPr>
+                <w:rFonts w:ascii="Helvetica" w:hAnsi="Helvetica" w:eastAsia="Helvetica" w:cs="Helvetica"/>
+                <w:i w:val="false"/>
+                <w:b w:val="false"/>
+                <w:u w:val="none"/>
+                <w:sz w:val="22"/>
+                <w:szCs w:val="22"/>
+                <w:color w:val="000000"/>
+              </w:rPr>
+              <w:t xml:space="preserve">0.760</w:t>
             </w:r>
           </w:p>
         </w:tc>
@@ -11729,60 +11729,60 @@
                 <w:szCs w:val="22"/>
                 <w:color w:val="000000"/>
               </w:rPr>
-              <w:t xml:space="preserve">4.20</w:t>
-            </w:r>
-          </w:p>
-        </w:tc>
-        <w:tc>
-          <w:tcPr>
-            <w:tcBorders>
-              <w:bottom w:val="none" w:sz="0" w:space="0" w:color="000000"/>
-              <w:top w:val="none" w:sz="0" w:space="0" w:color="000000"/>
-              <w:left w:val="none" w:sz="0" w:space="0" w:color="000000"/>
-              <w:right w:val="none" w:sz="0" w:space="0" w:color="000000"/>
-            </w:tcBorders>
-            <w:shd w:val="clear" w:color="auto" w:fill="FFFFFF"/>
-            <w:tcMar>
-              <w:top w:w="0" w:type="dxa"/>
-              <w:bottom w:w="0" w:type="dxa"/>
-              <w:left w:w="0" w:type="dxa"/>
-              <w:right w:w="0" w:type="dxa"/>
-            </w:tcMar>
-            <w:vAlign w:val="top"/>
-          </w:tcPr>
-          <w:p>
-            <w:pPr>
-              <w:pStyle w:val="Normal"/>
-              <w:jc w:val="center"/>
-              <w:pBdr>
-                <w:bottom w:val="none" w:sz="0" w:space="0" w:color="000000"/>
-                <w:top w:val="none" w:sz="0" w:space="0" w:color="000000"/>
-                <w:left w:val="none" w:sz="0" w:space="0" w:color="000000"/>
-                <w:right w:val="none" w:sz="0" w:space="0" w:color="000000"/>
-              </w:pBdr>
-              <w:spacing w:after="100" w:before="100" w:line="240"/>
-              <w:ind w:left="100" w:right="100" w:firstLine="0" w:firstLineChars="0"/>
-              <w:rPr>
-                <w:rFonts w:ascii="Helvetica" w:hAnsi="Helvetica" w:eastAsia="Helvetica" w:cs="Helvetica"/>
-                <w:i w:val="false"/>
-                <w:b w:val="false"/>
-                <w:u w:val="none"/>
-                <w:sz w:val="22"/>
-                <w:szCs w:val="22"/>
-                <w:color w:val="000000"/>
-              </w:rPr>
-            </w:pPr>
-            <w:r>
-              <w:rPr>
-                <w:rFonts w:ascii="Helvetica" w:hAnsi="Helvetica" w:eastAsia="Helvetica" w:cs="Helvetica"/>
-                <w:i w:val="false"/>
-                <w:b w:val="false"/>
-                <w:u w:val="none"/>
-                <w:sz w:val="22"/>
-                <w:szCs w:val="22"/>
-                <w:color w:val="000000"/>
-              </w:rPr>
-              <w:t xml:space="preserve">2.07, 8.52</w:t>
+              <w:t xml:space="preserve">4.25</w:t>
+            </w:r>
+          </w:p>
+        </w:tc>
+        <w:tc>
+          <w:tcPr>
+            <w:tcBorders>
+              <w:bottom w:val="none" w:sz="0" w:space="0" w:color="000000"/>
+              <w:top w:val="none" w:sz="0" w:space="0" w:color="000000"/>
+              <w:left w:val="none" w:sz="0" w:space="0" w:color="000000"/>
+              <w:right w:val="none" w:sz="0" w:space="0" w:color="000000"/>
+            </w:tcBorders>
+            <w:shd w:val="clear" w:color="auto" w:fill="FFFFFF"/>
+            <w:tcMar>
+              <w:top w:w="0" w:type="dxa"/>
+              <w:bottom w:w="0" w:type="dxa"/>
+              <w:left w:w="0" w:type="dxa"/>
+              <w:right w:w="0" w:type="dxa"/>
+            </w:tcMar>
+            <w:vAlign w:val="top"/>
+          </w:tcPr>
+          <w:p>
+            <w:pPr>
+              <w:pStyle w:val="Normal"/>
+              <w:jc w:val="center"/>
+              <w:pBdr>
+                <w:bottom w:val="none" w:sz="0" w:space="0" w:color="000000"/>
+                <w:top w:val="none" w:sz="0" w:space="0" w:color="000000"/>
+                <w:left w:val="none" w:sz="0" w:space="0" w:color="000000"/>
+                <w:right w:val="none" w:sz="0" w:space="0" w:color="000000"/>
+              </w:pBdr>
+              <w:spacing w:after="100" w:before="100" w:line="240"/>
+              <w:ind w:left="100" w:right="100" w:firstLine="0" w:firstLineChars="0"/>
+              <w:rPr>
+                <w:rFonts w:ascii="Helvetica" w:hAnsi="Helvetica" w:eastAsia="Helvetica" w:cs="Helvetica"/>
+                <w:i w:val="false"/>
+                <w:b w:val="false"/>
+                <w:u w:val="none"/>
+                <w:sz w:val="22"/>
+                <w:szCs w:val="22"/>
+                <w:color w:val="000000"/>
+              </w:rPr>
+            </w:pPr>
+            <w:r>
+              <w:rPr>
+                <w:rFonts w:ascii="Helvetica" w:hAnsi="Helvetica" w:eastAsia="Helvetica" w:cs="Helvetica"/>
+                <w:i w:val="false"/>
+                <w:b w:val="false"/>
+                <w:u w:val="none"/>
+                <w:sz w:val="22"/>
+                <w:szCs w:val="22"/>
+                <w:color w:val="000000"/>
+              </w:rPr>
+              <w:t xml:space="preserve">2.08, 8.65</w:t>
             </w:r>
           </w:p>
         </w:tc>
@@ -13178,60 +13178,60 @@
                 <w:szCs w:val="22"/>
                 <w:color w:val="000000"/>
               </w:rPr>
-              <w:t xml:space="preserve">1.61</w:t>
-            </w:r>
-          </w:p>
-        </w:tc>
-        <w:tc>
-          <w:tcPr>
-            <w:tcBorders>
-              <w:bottom w:val="none" w:sz="0" w:space="0" w:color="000000"/>
-              <w:top w:val="none" w:sz="0" w:space="0" w:color="000000"/>
-              <w:left w:val="none" w:sz="0" w:space="0" w:color="000000"/>
-              <w:right w:val="none" w:sz="0" w:space="0" w:color="000000"/>
-            </w:tcBorders>
-            <w:shd w:val="clear" w:color="auto" w:fill="FFFFFF"/>
-            <w:tcMar>
-              <w:top w:w="0" w:type="dxa"/>
-              <w:bottom w:w="0" w:type="dxa"/>
-              <w:left w:w="0" w:type="dxa"/>
-              <w:right w:w="0" w:type="dxa"/>
-            </w:tcMar>
-            <w:vAlign w:val="top"/>
-          </w:tcPr>
-          <w:p>
-            <w:pPr>
-              <w:pStyle w:val="Normal"/>
-              <w:jc w:val="center"/>
-              <w:pBdr>
-                <w:bottom w:val="none" w:sz="0" w:space="0" w:color="000000"/>
-                <w:top w:val="none" w:sz="0" w:space="0" w:color="000000"/>
-                <w:left w:val="none" w:sz="0" w:space="0" w:color="000000"/>
-                <w:right w:val="none" w:sz="0" w:space="0" w:color="000000"/>
-              </w:pBdr>
-              <w:spacing w:after="100" w:before="100" w:line="240"/>
-              <w:ind w:left="100" w:right="100" w:firstLine="0" w:firstLineChars="0"/>
-              <w:rPr>
-                <w:rFonts w:ascii="Helvetica" w:hAnsi="Helvetica" w:eastAsia="Helvetica" w:cs="Helvetica"/>
-                <w:i w:val="false"/>
-                <w:b w:val="false"/>
-                <w:u w:val="none"/>
-                <w:sz w:val="22"/>
-                <w:szCs w:val="22"/>
-                <w:color w:val="000000"/>
-              </w:rPr>
-            </w:pPr>
-            <w:r>
-              <w:rPr>
-                <w:rFonts w:ascii="Helvetica" w:hAnsi="Helvetica" w:eastAsia="Helvetica" w:cs="Helvetica"/>
-                <w:i w:val="false"/>
-                <w:b w:val="false"/>
-                <w:u w:val="none"/>
-                <w:sz w:val="22"/>
-                <w:szCs w:val="22"/>
-                <w:color w:val="000000"/>
-              </w:rPr>
-              <w:t xml:space="preserve">0.83, 3.13</w:t>
+              <w:t xml:space="preserve">1.62</w:t>
+            </w:r>
+          </w:p>
+        </w:tc>
+        <w:tc>
+          <w:tcPr>
+            <w:tcBorders>
+              <w:bottom w:val="none" w:sz="0" w:space="0" w:color="000000"/>
+              <w:top w:val="none" w:sz="0" w:space="0" w:color="000000"/>
+              <w:left w:val="none" w:sz="0" w:space="0" w:color="000000"/>
+              <w:right w:val="none" w:sz="0" w:space="0" w:color="000000"/>
+            </w:tcBorders>
+            <w:shd w:val="clear" w:color="auto" w:fill="FFFFFF"/>
+            <w:tcMar>
+              <w:top w:w="0" w:type="dxa"/>
+              <w:bottom w:w="0" w:type="dxa"/>
+              <w:left w:w="0" w:type="dxa"/>
+              <w:right w:w="0" w:type="dxa"/>
+            </w:tcMar>
+            <w:vAlign w:val="top"/>
+          </w:tcPr>
+          <w:p>
+            <w:pPr>
+              <w:pStyle w:val="Normal"/>
+              <w:jc w:val="center"/>
+              <w:pBdr>
+                <w:bottom w:val="none" w:sz="0" w:space="0" w:color="000000"/>
+                <w:top w:val="none" w:sz="0" w:space="0" w:color="000000"/>
+                <w:left w:val="none" w:sz="0" w:space="0" w:color="000000"/>
+                <w:right w:val="none" w:sz="0" w:space="0" w:color="000000"/>
+              </w:pBdr>
+              <w:spacing w:after="100" w:before="100" w:line="240"/>
+              <w:ind w:left="100" w:right="100" w:firstLine="0" w:firstLineChars="0"/>
+              <w:rPr>
+                <w:rFonts w:ascii="Helvetica" w:hAnsi="Helvetica" w:eastAsia="Helvetica" w:cs="Helvetica"/>
+                <w:i w:val="false"/>
+                <w:b w:val="false"/>
+                <w:u w:val="none"/>
+                <w:sz w:val="22"/>
+                <w:szCs w:val="22"/>
+                <w:color w:val="000000"/>
+              </w:rPr>
+            </w:pPr>
+            <w:r>
+              <w:rPr>
+                <w:rFonts w:ascii="Helvetica" w:hAnsi="Helvetica" w:eastAsia="Helvetica" w:cs="Helvetica"/>
+                <w:i w:val="false"/>
+                <w:b w:val="false"/>
+                <w:u w:val="none"/>
+                <w:sz w:val="22"/>
+                <w:szCs w:val="22"/>
+                <w:color w:val="000000"/>
+              </w:rPr>
+              <w:t xml:space="preserve">0.83, 3.15</w:t>
             </w:r>
           </w:p>
         </w:tc>
@@ -13714,7 +13714,7 @@
                 <w:szCs w:val="22"/>
                 <w:color w:val="000000"/>
               </w:rPr>
-              <w:t xml:space="preserve">0.33, 2.29</w:t>
+              <w:t xml:space="preserve">0.33, 2.31</w:t>
             </w:r>
           </w:p>
         </w:tc>
@@ -14144,113 +14144,113 @@
                 <w:szCs w:val="22"/>
                 <w:color w:val="000000"/>
               </w:rPr>
-              <w:t xml:space="preserve">1.96</w:t>
-            </w:r>
-          </w:p>
-        </w:tc>
-        <w:tc>
-          <w:tcPr>
-            <w:tcBorders>
-              <w:bottom w:val="none" w:sz="0" w:space="0" w:color="000000"/>
-              <w:top w:val="none" w:sz="0" w:space="0" w:color="000000"/>
-              <w:left w:val="none" w:sz="0" w:space="0" w:color="000000"/>
-              <w:right w:val="none" w:sz="0" w:space="0" w:color="000000"/>
-            </w:tcBorders>
-            <w:shd w:val="clear" w:color="auto" w:fill="FFFFFF"/>
-            <w:tcMar>
-              <w:top w:w="0" w:type="dxa"/>
-              <w:bottom w:w="0" w:type="dxa"/>
-              <w:left w:w="0" w:type="dxa"/>
-              <w:right w:w="0" w:type="dxa"/>
-            </w:tcMar>
-            <w:vAlign w:val="top"/>
-          </w:tcPr>
-          <w:p>
-            <w:pPr>
-              <w:pStyle w:val="Normal"/>
-              <w:jc w:val="center"/>
-              <w:pBdr>
-                <w:bottom w:val="none" w:sz="0" w:space="0" w:color="000000"/>
-                <w:top w:val="none" w:sz="0" w:space="0" w:color="000000"/>
-                <w:left w:val="none" w:sz="0" w:space="0" w:color="000000"/>
-                <w:right w:val="none" w:sz="0" w:space="0" w:color="000000"/>
-              </w:pBdr>
-              <w:spacing w:after="100" w:before="100" w:line="240"/>
-              <w:ind w:left="100" w:right="100" w:firstLine="0" w:firstLineChars="0"/>
-              <w:rPr>
-                <w:rFonts w:ascii="Helvetica" w:hAnsi="Helvetica" w:eastAsia="Helvetica" w:cs="Helvetica"/>
-                <w:i w:val="false"/>
-                <w:b w:val="false"/>
-                <w:u w:val="none"/>
-                <w:sz w:val="22"/>
-                <w:szCs w:val="22"/>
-                <w:color w:val="000000"/>
-              </w:rPr>
-            </w:pPr>
-            <w:r>
-              <w:rPr>
-                <w:rFonts w:ascii="Helvetica" w:hAnsi="Helvetica" w:eastAsia="Helvetica" w:cs="Helvetica"/>
-                <w:i w:val="false"/>
-                <w:b w:val="false"/>
-                <w:u w:val="none"/>
-                <w:sz w:val="22"/>
-                <w:szCs w:val="22"/>
-                <w:color w:val="000000"/>
-              </w:rPr>
-              <w:t xml:space="preserve">0.64, 5.95</w:t>
-            </w:r>
-          </w:p>
-        </w:tc>
-        <w:tc>
-          <w:tcPr>
-            <w:tcBorders>
-              <w:bottom w:val="none" w:sz="0" w:space="0" w:color="000000"/>
-              <w:top w:val="none" w:sz="0" w:space="0" w:color="000000"/>
-              <w:left w:val="none" w:sz="0" w:space="0" w:color="000000"/>
-              <w:right w:val="none" w:sz="0" w:space="0" w:color="000000"/>
-            </w:tcBorders>
-            <w:shd w:val="clear" w:color="auto" w:fill="FFFFFF"/>
-            <w:tcMar>
-              <w:top w:w="0" w:type="dxa"/>
-              <w:bottom w:w="0" w:type="dxa"/>
-              <w:left w:w="0" w:type="dxa"/>
-              <w:right w:w="0" w:type="dxa"/>
-            </w:tcMar>
-            <w:vAlign w:val="top"/>
-          </w:tcPr>
-          <w:p>
-            <w:pPr>
-              <w:pStyle w:val="Normal"/>
-              <w:jc w:val="center"/>
-              <w:pBdr>
-                <w:bottom w:val="none" w:sz="0" w:space="0" w:color="000000"/>
-                <w:top w:val="none" w:sz="0" w:space="0" w:color="000000"/>
-                <w:left w:val="none" w:sz="0" w:space="0" w:color="000000"/>
-                <w:right w:val="none" w:sz="0" w:space="0" w:color="000000"/>
-              </w:pBdr>
-              <w:spacing w:after="100" w:before="100" w:line="240"/>
-              <w:ind w:left="100" w:right="100" w:firstLine="0" w:firstLineChars="0"/>
-              <w:rPr>
-                <w:rFonts w:ascii="Helvetica" w:hAnsi="Helvetica" w:eastAsia="Helvetica" w:cs="Helvetica"/>
-                <w:i w:val="false"/>
-                <w:b w:val="false"/>
-                <w:u w:val="none"/>
-                <w:sz w:val="22"/>
-                <w:szCs w:val="22"/>
-                <w:color w:val="000000"/>
-              </w:rPr>
-            </w:pPr>
-            <w:r>
-              <w:rPr>
-                <w:rFonts w:ascii="Helvetica" w:hAnsi="Helvetica" w:eastAsia="Helvetica" w:cs="Helvetica"/>
-                <w:i w:val="false"/>
-                <w:b w:val="false"/>
-                <w:u w:val="none"/>
-                <w:sz w:val="22"/>
-                <w:szCs w:val="22"/>
-                <w:color w:val="000000"/>
-              </w:rPr>
-              <w:t xml:space="preserve">0.240</w:t>
+              <w:t xml:space="preserve">1.98</w:t>
+            </w:r>
+          </w:p>
+        </w:tc>
+        <w:tc>
+          <w:tcPr>
+            <w:tcBorders>
+              <w:bottom w:val="none" w:sz="0" w:space="0" w:color="000000"/>
+              <w:top w:val="none" w:sz="0" w:space="0" w:color="000000"/>
+              <w:left w:val="none" w:sz="0" w:space="0" w:color="000000"/>
+              <w:right w:val="none" w:sz="0" w:space="0" w:color="000000"/>
+            </w:tcBorders>
+            <w:shd w:val="clear" w:color="auto" w:fill="FFFFFF"/>
+            <w:tcMar>
+              <w:top w:w="0" w:type="dxa"/>
+              <w:bottom w:w="0" w:type="dxa"/>
+              <w:left w:w="0" w:type="dxa"/>
+              <w:right w:w="0" w:type="dxa"/>
+            </w:tcMar>
+            <w:vAlign w:val="top"/>
+          </w:tcPr>
+          <w:p>
+            <w:pPr>
+              <w:pStyle w:val="Normal"/>
+              <w:jc w:val="center"/>
+              <w:pBdr>
+                <w:bottom w:val="none" w:sz="0" w:space="0" w:color="000000"/>
+                <w:top w:val="none" w:sz="0" w:space="0" w:color="000000"/>
+                <w:left w:val="none" w:sz="0" w:space="0" w:color="000000"/>
+                <w:right w:val="none" w:sz="0" w:space="0" w:color="000000"/>
+              </w:pBdr>
+              <w:spacing w:after="100" w:before="100" w:line="240"/>
+              <w:ind w:left="100" w:right="100" w:firstLine="0" w:firstLineChars="0"/>
+              <w:rPr>
+                <w:rFonts w:ascii="Helvetica" w:hAnsi="Helvetica" w:eastAsia="Helvetica" w:cs="Helvetica"/>
+                <w:i w:val="false"/>
+                <w:b w:val="false"/>
+                <w:u w:val="none"/>
+                <w:sz w:val="22"/>
+                <w:szCs w:val="22"/>
+                <w:color w:val="000000"/>
+              </w:rPr>
+            </w:pPr>
+            <w:r>
+              <w:rPr>
+                <w:rFonts w:ascii="Helvetica" w:hAnsi="Helvetica" w:eastAsia="Helvetica" w:cs="Helvetica"/>
+                <w:i w:val="false"/>
+                <w:b w:val="false"/>
+                <w:u w:val="none"/>
+                <w:sz w:val="22"/>
+                <w:szCs w:val="22"/>
+                <w:color w:val="000000"/>
+              </w:rPr>
+              <w:t xml:space="preserve">0.65, 6.02</w:t>
+            </w:r>
+          </w:p>
+        </w:tc>
+        <w:tc>
+          <w:tcPr>
+            <w:tcBorders>
+              <w:bottom w:val="none" w:sz="0" w:space="0" w:color="000000"/>
+              <w:top w:val="none" w:sz="0" w:space="0" w:color="000000"/>
+              <w:left w:val="none" w:sz="0" w:space="0" w:color="000000"/>
+              <w:right w:val="none" w:sz="0" w:space="0" w:color="000000"/>
+            </w:tcBorders>
+            <w:shd w:val="clear" w:color="auto" w:fill="FFFFFF"/>
+            <w:tcMar>
+              <w:top w:w="0" w:type="dxa"/>
+              <w:bottom w:w="0" w:type="dxa"/>
+              <w:left w:w="0" w:type="dxa"/>
+              <w:right w:w="0" w:type="dxa"/>
+            </w:tcMar>
+            <w:vAlign w:val="top"/>
+          </w:tcPr>
+          <w:p>
+            <w:pPr>
+              <w:pStyle w:val="Normal"/>
+              <w:jc w:val="center"/>
+              <w:pBdr>
+                <w:bottom w:val="none" w:sz="0" w:space="0" w:color="000000"/>
+                <w:top w:val="none" w:sz="0" w:space="0" w:color="000000"/>
+                <w:left w:val="none" w:sz="0" w:space="0" w:color="000000"/>
+                <w:right w:val="none" w:sz="0" w:space="0" w:color="000000"/>
+              </w:pBdr>
+              <w:spacing w:after="100" w:before="100" w:line="240"/>
+              <w:ind w:left="100" w:right="100" w:firstLine="0" w:firstLineChars="0"/>
+              <w:rPr>
+                <w:rFonts w:ascii="Helvetica" w:hAnsi="Helvetica" w:eastAsia="Helvetica" w:cs="Helvetica"/>
+                <w:i w:val="false"/>
+                <w:b w:val="false"/>
+                <w:u w:val="none"/>
+                <w:sz w:val="22"/>
+                <w:szCs w:val="22"/>
+                <w:color w:val="000000"/>
+              </w:rPr>
+            </w:pPr>
+            <w:r>
+              <w:rPr>
+                <w:rFonts w:ascii="Helvetica" w:hAnsi="Helvetica" w:eastAsia="Helvetica" w:cs="Helvetica"/>
+                <w:i w:val="false"/>
+                <w:b w:val="false"/>
+                <w:u w:val="none"/>
+                <w:sz w:val="22"/>
+                <w:szCs w:val="22"/>
+                <w:color w:val="000000"/>
+              </w:rPr>
+              <w:t xml:space="preserve">0.230</w:t>
             </w:r>
           </w:p>
         </w:tc>
@@ -14627,60 +14627,60 @@
                 <w:szCs w:val="22"/>
                 <w:color w:val="000000"/>
               </w:rPr>
-              <w:t xml:space="preserve">1.51</w:t>
-            </w:r>
-          </w:p>
-        </w:tc>
-        <w:tc>
-          <w:tcPr>
-            <w:tcBorders>
-              <w:bottom w:val="none" w:sz="0" w:space="0" w:color="000000"/>
-              <w:top w:val="none" w:sz="0" w:space="0" w:color="000000"/>
-              <w:left w:val="none" w:sz="0" w:space="0" w:color="000000"/>
-              <w:right w:val="none" w:sz="0" w:space="0" w:color="000000"/>
-            </w:tcBorders>
-            <w:shd w:val="clear" w:color="auto" w:fill="FFFFFF"/>
-            <w:tcMar>
-              <w:top w:w="0" w:type="dxa"/>
-              <w:bottom w:w="0" w:type="dxa"/>
-              <w:left w:w="0" w:type="dxa"/>
-              <w:right w:w="0" w:type="dxa"/>
-            </w:tcMar>
-            <w:vAlign w:val="top"/>
-          </w:tcPr>
-          <w:p>
-            <w:pPr>
-              <w:pStyle w:val="Normal"/>
-              <w:jc w:val="center"/>
-              <w:pBdr>
-                <w:bottom w:val="none" w:sz="0" w:space="0" w:color="000000"/>
-                <w:top w:val="none" w:sz="0" w:space="0" w:color="000000"/>
-                <w:left w:val="none" w:sz="0" w:space="0" w:color="000000"/>
-                <w:right w:val="none" w:sz="0" w:space="0" w:color="000000"/>
-              </w:pBdr>
-              <w:spacing w:after="100" w:before="100" w:line="240"/>
-              <w:ind w:left="100" w:right="100" w:firstLine="0" w:firstLineChars="0"/>
-              <w:rPr>
-                <w:rFonts w:ascii="Helvetica" w:hAnsi="Helvetica" w:eastAsia="Helvetica" w:cs="Helvetica"/>
-                <w:i w:val="false"/>
-                <w:b w:val="false"/>
-                <w:u w:val="none"/>
-                <w:sz w:val="22"/>
-                <w:szCs w:val="22"/>
-                <w:color w:val="000000"/>
-              </w:rPr>
-            </w:pPr>
-            <w:r>
-              <w:rPr>
-                <w:rFonts w:ascii="Helvetica" w:hAnsi="Helvetica" w:eastAsia="Helvetica" w:cs="Helvetica"/>
-                <w:i w:val="false"/>
-                <w:b w:val="false"/>
-                <w:u w:val="none"/>
-                <w:sz w:val="22"/>
-                <w:szCs w:val="22"/>
-                <w:color w:val="000000"/>
-              </w:rPr>
-              <w:t xml:space="preserve">0.53, 4.33</w:t>
+              <w:t xml:space="preserve">1.52</w:t>
+            </w:r>
+          </w:p>
+        </w:tc>
+        <w:tc>
+          <w:tcPr>
+            <w:tcBorders>
+              <w:bottom w:val="none" w:sz="0" w:space="0" w:color="000000"/>
+              <w:top w:val="none" w:sz="0" w:space="0" w:color="000000"/>
+              <w:left w:val="none" w:sz="0" w:space="0" w:color="000000"/>
+              <w:right w:val="none" w:sz="0" w:space="0" w:color="000000"/>
+            </w:tcBorders>
+            <w:shd w:val="clear" w:color="auto" w:fill="FFFFFF"/>
+            <w:tcMar>
+              <w:top w:w="0" w:type="dxa"/>
+              <w:bottom w:w="0" w:type="dxa"/>
+              <w:left w:w="0" w:type="dxa"/>
+              <w:right w:w="0" w:type="dxa"/>
+            </w:tcMar>
+            <w:vAlign w:val="top"/>
+          </w:tcPr>
+          <w:p>
+            <w:pPr>
+              <w:pStyle w:val="Normal"/>
+              <w:jc w:val="center"/>
+              <w:pBdr>
+                <w:bottom w:val="none" w:sz="0" w:space="0" w:color="000000"/>
+                <w:top w:val="none" w:sz="0" w:space="0" w:color="000000"/>
+                <w:left w:val="none" w:sz="0" w:space="0" w:color="000000"/>
+                <w:right w:val="none" w:sz="0" w:space="0" w:color="000000"/>
+              </w:pBdr>
+              <w:spacing w:after="100" w:before="100" w:line="240"/>
+              <w:ind w:left="100" w:right="100" w:firstLine="0" w:firstLineChars="0"/>
+              <w:rPr>
+                <w:rFonts w:ascii="Helvetica" w:hAnsi="Helvetica" w:eastAsia="Helvetica" w:cs="Helvetica"/>
+                <w:i w:val="false"/>
+                <w:b w:val="false"/>
+                <w:u w:val="none"/>
+                <w:sz w:val="22"/>
+                <w:szCs w:val="22"/>
+                <w:color w:val="000000"/>
+              </w:rPr>
+            </w:pPr>
+            <w:r>
+              <w:rPr>
+                <w:rFonts w:ascii="Helvetica" w:hAnsi="Helvetica" w:eastAsia="Helvetica" w:cs="Helvetica"/>
+                <w:i w:val="false"/>
+                <w:b w:val="false"/>
+                <w:u w:val="none"/>
+                <w:sz w:val="22"/>
+                <w:szCs w:val="22"/>
+                <w:color w:val="000000"/>
+              </w:rPr>
+              <w:t xml:space="preserve">0.53, 4.35</w:t>
             </w:r>
           </w:p>
         </w:tc>
@@ -15110,113 +15110,113 @@
                 <w:szCs w:val="22"/>
                 <w:color w:val="000000"/>
               </w:rPr>
-              <w:t xml:space="preserve">0.93</w:t>
-            </w:r>
-          </w:p>
-        </w:tc>
-        <w:tc>
-          <w:tcPr>
-            <w:tcBorders>
-              <w:bottom w:val="none" w:sz="0" w:space="0" w:color="000000"/>
-              <w:top w:val="none" w:sz="0" w:space="0" w:color="000000"/>
-              <w:left w:val="none" w:sz="0" w:space="0" w:color="000000"/>
-              <w:right w:val="none" w:sz="0" w:space="0" w:color="000000"/>
-            </w:tcBorders>
-            <w:shd w:val="clear" w:color="auto" w:fill="FFFFFF"/>
-            <w:tcMar>
-              <w:top w:w="0" w:type="dxa"/>
-              <w:bottom w:w="0" w:type="dxa"/>
-              <w:left w:w="0" w:type="dxa"/>
-              <w:right w:w="0" w:type="dxa"/>
-            </w:tcMar>
-            <w:vAlign w:val="top"/>
-          </w:tcPr>
-          <w:p>
-            <w:pPr>
-              <w:pStyle w:val="Normal"/>
-              <w:jc w:val="center"/>
-              <w:pBdr>
-                <w:bottom w:val="none" w:sz="0" w:space="0" w:color="000000"/>
-                <w:top w:val="none" w:sz="0" w:space="0" w:color="000000"/>
-                <w:left w:val="none" w:sz="0" w:space="0" w:color="000000"/>
-                <w:right w:val="none" w:sz="0" w:space="0" w:color="000000"/>
-              </w:pBdr>
-              <w:spacing w:after="100" w:before="100" w:line="240"/>
-              <w:ind w:left="100" w:right="100" w:firstLine="0" w:firstLineChars="0"/>
-              <w:rPr>
-                <w:rFonts w:ascii="Helvetica" w:hAnsi="Helvetica" w:eastAsia="Helvetica" w:cs="Helvetica"/>
-                <w:i w:val="false"/>
-                <w:b w:val="false"/>
-                <w:u w:val="none"/>
-                <w:sz w:val="22"/>
-                <w:szCs w:val="22"/>
-                <w:color w:val="000000"/>
-              </w:rPr>
-            </w:pPr>
-            <w:r>
-              <w:rPr>
-                <w:rFonts w:ascii="Helvetica" w:hAnsi="Helvetica" w:eastAsia="Helvetica" w:cs="Helvetica"/>
-                <w:i w:val="false"/>
-                <w:b w:val="false"/>
-                <w:u w:val="none"/>
-                <w:sz w:val="22"/>
-                <w:szCs w:val="22"/>
-                <w:color w:val="000000"/>
-              </w:rPr>
-              <w:t xml:space="preserve">0.46, 1.87</w:t>
-            </w:r>
-          </w:p>
-        </w:tc>
-        <w:tc>
-          <w:tcPr>
-            <w:tcBorders>
-              <w:bottom w:val="none" w:sz="0" w:space="0" w:color="000000"/>
-              <w:top w:val="none" w:sz="0" w:space="0" w:color="000000"/>
-              <w:left w:val="none" w:sz="0" w:space="0" w:color="000000"/>
-              <w:right w:val="none" w:sz="0" w:space="0" w:color="000000"/>
-            </w:tcBorders>
-            <w:shd w:val="clear" w:color="auto" w:fill="FFFFFF"/>
-            <w:tcMar>
-              <w:top w:w="0" w:type="dxa"/>
-              <w:bottom w:w="0" w:type="dxa"/>
-              <w:left w:w="0" w:type="dxa"/>
-              <w:right w:w="0" w:type="dxa"/>
-            </w:tcMar>
-            <w:vAlign w:val="top"/>
-          </w:tcPr>
-          <w:p>
-            <w:pPr>
-              <w:pStyle w:val="Normal"/>
-              <w:jc w:val="center"/>
-              <w:pBdr>
-                <w:bottom w:val="none" w:sz="0" w:space="0" w:color="000000"/>
-                <w:top w:val="none" w:sz="0" w:space="0" w:color="000000"/>
-                <w:left w:val="none" w:sz="0" w:space="0" w:color="000000"/>
-                <w:right w:val="none" w:sz="0" w:space="0" w:color="000000"/>
-              </w:pBdr>
-              <w:spacing w:after="100" w:before="100" w:line="240"/>
-              <w:ind w:left="100" w:right="100" w:firstLine="0" w:firstLineChars="0"/>
-              <w:rPr>
-                <w:rFonts w:ascii="Helvetica" w:hAnsi="Helvetica" w:eastAsia="Helvetica" w:cs="Helvetica"/>
-                <w:i w:val="false"/>
-                <w:b w:val="false"/>
-                <w:u w:val="none"/>
-                <w:sz w:val="22"/>
-                <w:szCs w:val="22"/>
-                <w:color w:val="000000"/>
-              </w:rPr>
-            </w:pPr>
-            <w:r>
-              <w:rPr>
-                <w:rFonts w:ascii="Helvetica" w:hAnsi="Helvetica" w:eastAsia="Helvetica" w:cs="Helvetica"/>
-                <w:i w:val="false"/>
-                <w:b w:val="false"/>
-                <w:u w:val="none"/>
-                <w:sz w:val="22"/>
-                <w:szCs w:val="22"/>
-                <w:color w:val="000000"/>
-              </w:rPr>
-              <w:t xml:space="preserve">0.830</w:t>
+              <w:t xml:space="preserve">0.91</w:t>
+            </w:r>
+          </w:p>
+        </w:tc>
+        <w:tc>
+          <w:tcPr>
+            <w:tcBorders>
+              <w:bottom w:val="none" w:sz="0" w:space="0" w:color="000000"/>
+              <w:top w:val="none" w:sz="0" w:space="0" w:color="000000"/>
+              <w:left w:val="none" w:sz="0" w:space="0" w:color="000000"/>
+              <w:right w:val="none" w:sz="0" w:space="0" w:color="000000"/>
+            </w:tcBorders>
+            <w:shd w:val="clear" w:color="auto" w:fill="FFFFFF"/>
+            <w:tcMar>
+              <w:top w:w="0" w:type="dxa"/>
+              <w:bottom w:w="0" w:type="dxa"/>
+              <w:left w:w="0" w:type="dxa"/>
+              <w:right w:w="0" w:type="dxa"/>
+            </w:tcMar>
+            <w:vAlign w:val="top"/>
+          </w:tcPr>
+          <w:p>
+            <w:pPr>
+              <w:pStyle w:val="Normal"/>
+              <w:jc w:val="center"/>
+              <w:pBdr>
+                <w:bottom w:val="none" w:sz="0" w:space="0" w:color="000000"/>
+                <w:top w:val="none" w:sz="0" w:space="0" w:color="000000"/>
+                <w:left w:val="none" w:sz="0" w:space="0" w:color="000000"/>
+                <w:right w:val="none" w:sz="0" w:space="0" w:color="000000"/>
+              </w:pBdr>
+              <w:spacing w:after="100" w:before="100" w:line="240"/>
+              <w:ind w:left="100" w:right="100" w:firstLine="0" w:firstLineChars="0"/>
+              <w:rPr>
+                <w:rFonts w:ascii="Helvetica" w:hAnsi="Helvetica" w:eastAsia="Helvetica" w:cs="Helvetica"/>
+                <w:i w:val="false"/>
+                <w:b w:val="false"/>
+                <w:u w:val="none"/>
+                <w:sz w:val="22"/>
+                <w:szCs w:val="22"/>
+                <w:color w:val="000000"/>
+              </w:rPr>
+            </w:pPr>
+            <w:r>
+              <w:rPr>
+                <w:rFonts w:ascii="Helvetica" w:hAnsi="Helvetica" w:eastAsia="Helvetica" w:cs="Helvetica"/>
+                <w:i w:val="false"/>
+                <w:b w:val="false"/>
+                <w:u w:val="none"/>
+                <w:sz w:val="22"/>
+                <w:szCs w:val="22"/>
+                <w:color w:val="000000"/>
+              </w:rPr>
+              <w:t xml:space="preserve">0.45, 1.82</w:t>
+            </w:r>
+          </w:p>
+        </w:tc>
+        <w:tc>
+          <w:tcPr>
+            <w:tcBorders>
+              <w:bottom w:val="none" w:sz="0" w:space="0" w:color="000000"/>
+              <w:top w:val="none" w:sz="0" w:space="0" w:color="000000"/>
+              <w:left w:val="none" w:sz="0" w:space="0" w:color="000000"/>
+              <w:right w:val="none" w:sz="0" w:space="0" w:color="000000"/>
+            </w:tcBorders>
+            <w:shd w:val="clear" w:color="auto" w:fill="FFFFFF"/>
+            <w:tcMar>
+              <w:top w:w="0" w:type="dxa"/>
+              <w:bottom w:w="0" w:type="dxa"/>
+              <w:left w:w="0" w:type="dxa"/>
+              <w:right w:w="0" w:type="dxa"/>
+            </w:tcMar>
+            <w:vAlign w:val="top"/>
+          </w:tcPr>
+          <w:p>
+            <w:pPr>
+              <w:pStyle w:val="Normal"/>
+              <w:jc w:val="center"/>
+              <w:pBdr>
+                <w:bottom w:val="none" w:sz="0" w:space="0" w:color="000000"/>
+                <w:top w:val="none" w:sz="0" w:space="0" w:color="000000"/>
+                <w:left w:val="none" w:sz="0" w:space="0" w:color="000000"/>
+                <w:right w:val="none" w:sz="0" w:space="0" w:color="000000"/>
+              </w:pBdr>
+              <w:spacing w:after="100" w:before="100" w:line="240"/>
+              <w:ind w:left="100" w:right="100" w:firstLine="0" w:firstLineChars="0"/>
+              <w:rPr>
+                <w:rFonts w:ascii="Helvetica" w:hAnsi="Helvetica" w:eastAsia="Helvetica" w:cs="Helvetica"/>
+                <w:i w:val="false"/>
+                <w:b w:val="false"/>
+                <w:u w:val="none"/>
+                <w:sz w:val="22"/>
+                <w:szCs w:val="22"/>
+                <w:color w:val="000000"/>
+              </w:rPr>
+            </w:pPr>
+            <w:r>
+              <w:rPr>
+                <w:rFonts w:ascii="Helvetica" w:hAnsi="Helvetica" w:eastAsia="Helvetica" w:cs="Helvetica"/>
+                <w:i w:val="false"/>
+                <w:b w:val="false"/>
+                <w:u w:val="none"/>
+                <w:sz w:val="22"/>
+                <w:szCs w:val="22"/>
+                <w:color w:val="000000"/>
+              </w:rPr>
+              <w:t xml:space="preserve">0.780</w:t>
             </w:r>
           </w:p>
         </w:tc>
@@ -15699,7 +15699,7 @@
                 <w:szCs w:val="22"/>
                 <w:color w:val="000000"/>
               </w:rPr>
-              <w:t xml:space="preserve">0.930</w:t>
+              <w:t xml:space="preserve">0.940</w:t>
             </w:r>
           </w:p>
         </w:tc>
@@ -16129,7 +16129,7 @@
                 <w:szCs w:val="22"/>
                 <w:color w:val="000000"/>
               </w:rPr>
-              <w:t xml:space="preserve">0.48, 1.29</w:t>
+              <w:t xml:space="preserve">0.48, 1.28</w:t>
             </w:r>
           </w:p>
         </w:tc>
@@ -16559,113 +16559,113 @@
                 <w:szCs w:val="22"/>
                 <w:color w:val="000000"/>
               </w:rPr>
-              <w:t xml:space="preserve">1.05</w:t>
-            </w:r>
-          </w:p>
-        </w:tc>
-        <w:tc>
-          <w:tcPr>
-            <w:tcBorders>
-              <w:bottom w:val="none" w:sz="0" w:space="0" w:color="000000"/>
-              <w:top w:val="none" w:sz="0" w:space="0" w:color="000000"/>
-              <w:left w:val="none" w:sz="0" w:space="0" w:color="000000"/>
-              <w:right w:val="none" w:sz="0" w:space="0" w:color="000000"/>
-            </w:tcBorders>
-            <w:shd w:val="clear" w:color="auto" w:fill="FFFFFF"/>
-            <w:tcMar>
-              <w:top w:w="0" w:type="dxa"/>
-              <w:bottom w:w="0" w:type="dxa"/>
-              <w:left w:w="0" w:type="dxa"/>
-              <w:right w:w="0" w:type="dxa"/>
-            </w:tcMar>
-            <w:vAlign w:val="top"/>
-          </w:tcPr>
-          <w:p>
-            <w:pPr>
-              <w:pStyle w:val="Normal"/>
-              <w:jc w:val="center"/>
-              <w:pBdr>
-                <w:bottom w:val="none" w:sz="0" w:space="0" w:color="000000"/>
-                <w:top w:val="none" w:sz="0" w:space="0" w:color="000000"/>
-                <w:left w:val="none" w:sz="0" w:space="0" w:color="000000"/>
-                <w:right w:val="none" w:sz="0" w:space="0" w:color="000000"/>
-              </w:pBdr>
-              <w:spacing w:after="100" w:before="100" w:line="240"/>
-              <w:ind w:left="100" w:right="100" w:firstLine="0" w:firstLineChars="0"/>
-              <w:rPr>
-                <w:rFonts w:ascii="Helvetica" w:hAnsi="Helvetica" w:eastAsia="Helvetica" w:cs="Helvetica"/>
-                <w:i w:val="false"/>
-                <w:b w:val="false"/>
-                <w:u w:val="none"/>
-                <w:sz w:val="22"/>
-                <w:szCs w:val="22"/>
-                <w:color w:val="000000"/>
-              </w:rPr>
-            </w:pPr>
-            <w:r>
-              <w:rPr>
-                <w:rFonts w:ascii="Helvetica" w:hAnsi="Helvetica" w:eastAsia="Helvetica" w:cs="Helvetica"/>
-                <w:i w:val="false"/>
-                <w:b w:val="false"/>
-                <w:u w:val="none"/>
-                <w:sz w:val="22"/>
-                <w:szCs w:val="22"/>
-                <w:color w:val="000000"/>
-              </w:rPr>
-              <w:t xml:space="preserve">0.57, 1.93</w:t>
-            </w:r>
-          </w:p>
-        </w:tc>
-        <w:tc>
-          <w:tcPr>
-            <w:tcBorders>
-              <w:bottom w:val="none" w:sz="0" w:space="0" w:color="000000"/>
-              <w:top w:val="none" w:sz="0" w:space="0" w:color="000000"/>
-              <w:left w:val="none" w:sz="0" w:space="0" w:color="000000"/>
-              <w:right w:val="none" w:sz="0" w:space="0" w:color="000000"/>
-            </w:tcBorders>
-            <w:shd w:val="clear" w:color="auto" w:fill="FFFFFF"/>
-            <w:tcMar>
-              <w:top w:w="0" w:type="dxa"/>
-              <w:bottom w:w="0" w:type="dxa"/>
-              <w:left w:w="0" w:type="dxa"/>
-              <w:right w:w="0" w:type="dxa"/>
-            </w:tcMar>
-            <w:vAlign w:val="top"/>
-          </w:tcPr>
-          <w:p>
-            <w:pPr>
-              <w:pStyle w:val="Normal"/>
-              <w:jc w:val="center"/>
-              <w:pBdr>
-                <w:bottom w:val="none" w:sz="0" w:space="0" w:color="000000"/>
-                <w:top w:val="none" w:sz="0" w:space="0" w:color="000000"/>
-                <w:left w:val="none" w:sz="0" w:space="0" w:color="000000"/>
-                <w:right w:val="none" w:sz="0" w:space="0" w:color="000000"/>
-              </w:pBdr>
-              <w:spacing w:after="100" w:before="100" w:line="240"/>
-              <w:ind w:left="100" w:right="100" w:firstLine="0" w:firstLineChars="0"/>
-              <w:rPr>
-                <w:rFonts w:ascii="Helvetica" w:hAnsi="Helvetica" w:eastAsia="Helvetica" w:cs="Helvetica"/>
-                <w:i w:val="false"/>
-                <w:b w:val="false"/>
-                <w:u w:val="none"/>
-                <w:sz w:val="22"/>
-                <w:szCs w:val="22"/>
-                <w:color w:val="000000"/>
-              </w:rPr>
-            </w:pPr>
-            <w:r>
-              <w:rPr>
-                <w:rFonts w:ascii="Helvetica" w:hAnsi="Helvetica" w:eastAsia="Helvetica" w:cs="Helvetica"/>
-                <w:i w:val="false"/>
-                <w:b w:val="false"/>
-                <w:u w:val="none"/>
-                <w:sz w:val="22"/>
-                <w:szCs w:val="22"/>
-                <w:color w:val="000000"/>
-              </w:rPr>
-              <w:t xml:space="preserve">0.870</w:t>
+              <w:t xml:space="preserve">1.04</w:t>
+            </w:r>
+          </w:p>
+        </w:tc>
+        <w:tc>
+          <w:tcPr>
+            <w:tcBorders>
+              <w:bottom w:val="none" w:sz="0" w:space="0" w:color="000000"/>
+              <w:top w:val="none" w:sz="0" w:space="0" w:color="000000"/>
+              <w:left w:val="none" w:sz="0" w:space="0" w:color="000000"/>
+              <w:right w:val="none" w:sz="0" w:space="0" w:color="000000"/>
+            </w:tcBorders>
+            <w:shd w:val="clear" w:color="auto" w:fill="FFFFFF"/>
+            <w:tcMar>
+              <w:top w:w="0" w:type="dxa"/>
+              <w:bottom w:w="0" w:type="dxa"/>
+              <w:left w:w="0" w:type="dxa"/>
+              <w:right w:w="0" w:type="dxa"/>
+            </w:tcMar>
+            <w:vAlign w:val="top"/>
+          </w:tcPr>
+          <w:p>
+            <w:pPr>
+              <w:pStyle w:val="Normal"/>
+              <w:jc w:val="center"/>
+              <w:pBdr>
+                <w:bottom w:val="none" w:sz="0" w:space="0" w:color="000000"/>
+                <w:top w:val="none" w:sz="0" w:space="0" w:color="000000"/>
+                <w:left w:val="none" w:sz="0" w:space="0" w:color="000000"/>
+                <w:right w:val="none" w:sz="0" w:space="0" w:color="000000"/>
+              </w:pBdr>
+              <w:spacing w:after="100" w:before="100" w:line="240"/>
+              <w:ind w:left="100" w:right="100" w:firstLine="0" w:firstLineChars="0"/>
+              <w:rPr>
+                <w:rFonts w:ascii="Helvetica" w:hAnsi="Helvetica" w:eastAsia="Helvetica" w:cs="Helvetica"/>
+                <w:i w:val="false"/>
+                <w:b w:val="false"/>
+                <w:u w:val="none"/>
+                <w:sz w:val="22"/>
+                <w:szCs w:val="22"/>
+                <w:color w:val="000000"/>
+              </w:rPr>
+            </w:pPr>
+            <w:r>
+              <w:rPr>
+                <w:rFonts w:ascii="Helvetica" w:hAnsi="Helvetica" w:eastAsia="Helvetica" w:cs="Helvetica"/>
+                <w:i w:val="false"/>
+                <w:b w:val="false"/>
+                <w:u w:val="none"/>
+                <w:sz w:val="22"/>
+                <w:szCs w:val="22"/>
+                <w:color w:val="000000"/>
+              </w:rPr>
+              <w:t xml:space="preserve">0.56, 1.91</w:t>
+            </w:r>
+          </w:p>
+        </w:tc>
+        <w:tc>
+          <w:tcPr>
+            <w:tcBorders>
+              <w:bottom w:val="none" w:sz="0" w:space="0" w:color="000000"/>
+              <w:top w:val="none" w:sz="0" w:space="0" w:color="000000"/>
+              <w:left w:val="none" w:sz="0" w:space="0" w:color="000000"/>
+              <w:right w:val="none" w:sz="0" w:space="0" w:color="000000"/>
+            </w:tcBorders>
+            <w:shd w:val="clear" w:color="auto" w:fill="FFFFFF"/>
+            <w:tcMar>
+              <w:top w:w="0" w:type="dxa"/>
+              <w:bottom w:w="0" w:type="dxa"/>
+              <w:left w:w="0" w:type="dxa"/>
+              <w:right w:w="0" w:type="dxa"/>
+            </w:tcMar>
+            <w:vAlign w:val="top"/>
+          </w:tcPr>
+          <w:p>
+            <w:pPr>
+              <w:pStyle w:val="Normal"/>
+              <w:jc w:val="center"/>
+              <w:pBdr>
+                <w:bottom w:val="none" w:sz="0" w:space="0" w:color="000000"/>
+                <w:top w:val="none" w:sz="0" w:space="0" w:color="000000"/>
+                <w:left w:val="none" w:sz="0" w:space="0" w:color="000000"/>
+                <w:right w:val="none" w:sz="0" w:space="0" w:color="000000"/>
+              </w:pBdr>
+              <w:spacing w:after="100" w:before="100" w:line="240"/>
+              <w:ind w:left="100" w:right="100" w:firstLine="0" w:firstLineChars="0"/>
+              <w:rPr>
+                <w:rFonts w:ascii="Helvetica" w:hAnsi="Helvetica" w:eastAsia="Helvetica" w:cs="Helvetica"/>
+                <w:i w:val="false"/>
+                <w:b w:val="false"/>
+                <w:u w:val="none"/>
+                <w:sz w:val="22"/>
+                <w:szCs w:val="22"/>
+                <w:color w:val="000000"/>
+              </w:rPr>
+            </w:pPr>
+            <w:r>
+              <w:rPr>
+                <w:rFonts w:ascii="Helvetica" w:hAnsi="Helvetica" w:eastAsia="Helvetica" w:cs="Helvetica"/>
+                <w:i w:val="false"/>
+                <w:b w:val="false"/>
+                <w:u w:val="none"/>
+                <w:sz w:val="22"/>
+                <w:szCs w:val="22"/>
+                <w:color w:val="000000"/>
+              </w:rPr>
+              <w:t xml:space="preserve">0.900</w:t>
             </w:r>
           </w:p>
         </w:tc>
@@ -16724,7 +16724,7 @@
                 <w:szCs w:val="22"/>
                 <w:color w:val="000000"/>
               </w:rPr>
-              <w:t xml:space="preserve">ckd_epi_gfr_cre_cys</w:t>
+              <w:t xml:space="preserve">baseline_cre_egfr</w:t>
             </w:r>
           </w:p>
         </w:tc>
@@ -16830,7 +16830,7 @@
                 <w:szCs w:val="22"/>
                 <w:color w:val="000000"/>
               </w:rPr>
-              <w:t xml:space="preserve">0.97</w:t>
+              <w:t xml:space="preserve">0.98</w:t>
             </w:r>
           </w:p>
         </w:tc>
@@ -16883,7 +16883,7 @@
                 <w:szCs w:val="22"/>
                 <w:color w:val="000000"/>
               </w:rPr>
-              <w:t xml:space="preserve">0.96, 0.98</w:t>
+              <w:t xml:space="preserve">0.97, 0.99</w:t>
             </w:r>
           </w:p>
         </w:tc>
@@ -17095,7 +17095,7 @@
                 <w:szCs w:val="22"/>
                 <w:color w:val="000000"/>
               </w:rPr>
-              <w:t xml:space="preserve">0.97, 1.0</w:t>
+              <w:t xml:space="preserve">0.97, 1.00</w:t>
             </w:r>
           </w:p>
         </w:tc>
@@ -17148,7 +17148,7 @@
                 <w:szCs w:val="22"/>
                 <w:color w:val="000000"/>
               </w:rPr>
-              <w:t xml:space="preserve">0.008</w:t>
+              <w:t xml:space="preserve">0.017</w:t>
             </w:r>
           </w:p>
         </w:tc>
